--- a/src/src/main/webapp/portal/asset/arrived/reportTemplate/AssetReportTemplateBatch.docx
+++ b/src/src/main/webapp/portal/asset/arrived/reportTemplate/AssetReportTemplateBatch.docx
@@ -1389,14 +1389,14 @@
     <w:tbl>
       <w:tblPr>
         <w:tblStyle w:val="a3"/>
-        <w:tblW w:w="10689" w:type="dxa"/>
+        <w:tblW w:w="10485" w:type="dxa"/>
         <w:tblLayout w:type="fixed"/>
         <w:tblLook w:val="04A0" w:firstRow="1" w:lastRow="0" w:firstColumn="1" w:lastColumn="0" w:noHBand="0" w:noVBand="1"/>
       </w:tblPr>
       <w:tblGrid>
         <w:gridCol w:w="3655"/>
         <w:gridCol w:w="3404"/>
-        <w:gridCol w:w="3630"/>
+        <w:gridCol w:w="3426"/>
       </w:tblGrid>
       <w:tr>
         <w:trPr>
@@ -1497,7 +1497,7 @@
         </w:tc>
         <w:tc>
           <w:tcPr>
-            <w:tcW w:w="3630" w:type="dxa"/>
+            <w:tcW w:w="3426" w:type="dxa"/>
             <w:vAlign w:val="center"/>
           </w:tcPr>
           <w:p>
@@ -1597,7 +1597,7 @@
         </w:tc>
         <w:tc>
           <w:tcPr>
-            <w:tcW w:w="7034" w:type="dxa"/>
+            <w:tcW w:w="6830" w:type="dxa"/>
             <w:gridSpan w:val="2"/>
             <w:vAlign w:val="center"/>
           </w:tcPr>
@@ -1629,59 +1629,6 @@
                 <w:szCs w:val="18"/>
               </w:rPr>
               <w:t>using_date</w:t>
-            </w:r>
-            <w:proofErr w:type="spellEnd"/>
-            <w:r>
-              <w:rPr>
-                <w:rFonts w:asciiTheme="minorEastAsia" w:hAnsiTheme="minorEastAsia" w:cs="Simplified Arabic" w:hint="cs"/>
-                <w:sz w:val="18"/>
-                <w:szCs w:val="18"/>
-              </w:rPr>
-              <w:t>}}</w:t>
-            </w:r>
-          </w:p>
-        </w:tc>
-      </w:tr>
-      <w:tr>
-        <w:trPr>
-          <w:trHeight w:val="414"/>
-        </w:trPr>
-        <w:tc>
-          <w:tcPr>
-            <w:tcW w:w="10689" w:type="dxa"/>
-            <w:gridSpan w:val="3"/>
-            <w:vAlign w:val="center"/>
-          </w:tcPr>
-          <w:p>
-            <w:pPr>
-              <w:rPr>
-                <w:szCs w:val="21"/>
-              </w:rPr>
-            </w:pPr>
-            <w:r>
-              <w:rPr>
-                <w:rFonts w:ascii="SimSun" w:hAnsi="SimSun" w:hint="eastAsia"/>
-                <w:sz w:val="18"/>
-                <w:szCs w:val="18"/>
-              </w:rPr>
-              <w:t>安置地点：</w:t>
-            </w:r>
-            <w:r>
-              <w:rPr>
-                <w:rFonts w:asciiTheme="minorEastAsia" w:hAnsiTheme="minorEastAsia" w:cs="Simplified Arabic" w:hint="cs"/>
-                <w:sz w:val="18"/>
-                <w:szCs w:val="18"/>
-              </w:rPr>
-              <w:t>{{</w:t>
-            </w:r>
-            <w:proofErr w:type="spellStart"/>
-            <w:r>
-              <w:rPr>
-                <w:rFonts w:asciiTheme="minorEastAsia" w:hAnsiTheme="minorEastAsia" w:cs="Simplified Arabic" w:hint="cs"/>
-                <w:sz w:val="18"/>
-                <w:szCs w:val="18"/>
-              </w:rPr>
-              <w:t>location_name</w:t>
             </w:r>
             <w:proofErr w:type="spellEnd"/>
             <w:r>
@@ -1706,6 +1653,8 @@
           <w:szCs w:val="18"/>
         </w:rPr>
       </w:pPr>
+      <w:bookmarkStart w:id="0" w:name="_GoBack"/>
+      <w:bookmarkEnd w:id="0"/>
     </w:p>
     <w:p>
       <w:pPr>
@@ -1730,20 +1679,21 @@
     <w:tbl>
       <w:tblPr>
         <w:tblStyle w:val="a3"/>
-        <w:tblW w:w="10689" w:type="dxa"/>
+        <w:tblW w:w="10627" w:type="dxa"/>
         <w:tblLayout w:type="fixed"/>
         <w:tblLook w:val="0000" w:firstRow="0" w:lastRow="0" w:firstColumn="0" w:lastColumn="0" w:noHBand="0" w:noVBand="0"/>
       </w:tblPr>
       <w:tblGrid>
-        <w:gridCol w:w="1980"/>
-        <w:gridCol w:w="1530"/>
-        <w:gridCol w:w="1447"/>
-        <w:gridCol w:w="1388"/>
-        <w:gridCol w:w="567"/>
-        <w:gridCol w:w="567"/>
-        <w:gridCol w:w="870"/>
-        <w:gridCol w:w="1115"/>
-        <w:gridCol w:w="1225"/>
+        <w:gridCol w:w="1555"/>
+        <w:gridCol w:w="850"/>
+        <w:gridCol w:w="851"/>
+        <w:gridCol w:w="1275"/>
+        <w:gridCol w:w="426"/>
+        <w:gridCol w:w="992"/>
+        <w:gridCol w:w="850"/>
+        <w:gridCol w:w="993"/>
+        <w:gridCol w:w="992"/>
+        <w:gridCol w:w="1843"/>
       </w:tblGrid>
       <w:tr>
         <w:trPr>
@@ -1751,7 +1701,7 @@
         </w:trPr>
         <w:tc>
           <w:tcPr>
-            <w:tcW w:w="1980" w:type="dxa"/>
+            <w:tcW w:w="1555" w:type="dxa"/>
             <w:vAlign w:val="center"/>
           </w:tcPr>
           <w:p>
@@ -1776,7 +1726,7 @@
         </w:tc>
         <w:tc>
           <w:tcPr>
-            <w:tcW w:w="1530" w:type="dxa"/>
+            <w:tcW w:w="850" w:type="dxa"/>
             <w:shd w:val="clear" w:color="auto" w:fill="auto"/>
             <w:vAlign w:val="center"/>
           </w:tcPr>
@@ -1802,7 +1752,7 @@
         </w:tc>
         <w:tc>
           <w:tcPr>
-            <w:tcW w:w="1447" w:type="dxa"/>
+            <w:tcW w:w="851" w:type="dxa"/>
             <w:shd w:val="clear" w:color="auto" w:fill="auto"/>
             <w:vAlign w:val="center"/>
           </w:tcPr>
@@ -1828,7 +1778,7 @@
         </w:tc>
         <w:tc>
           <w:tcPr>
-            <w:tcW w:w="1388" w:type="dxa"/>
+            <w:tcW w:w="1275" w:type="dxa"/>
             <w:shd w:val="clear" w:color="auto" w:fill="auto"/>
             <w:vAlign w:val="center"/>
           </w:tcPr>
@@ -1854,7 +1804,7 @@
         </w:tc>
         <w:tc>
           <w:tcPr>
-            <w:tcW w:w="567" w:type="dxa"/>
+            <w:tcW w:w="426" w:type="dxa"/>
             <w:shd w:val="clear" w:color="auto" w:fill="auto"/>
             <w:vAlign w:val="center"/>
           </w:tcPr>
@@ -1880,7 +1830,7 @@
         </w:tc>
         <w:tc>
           <w:tcPr>
-            <w:tcW w:w="567" w:type="dxa"/>
+            <w:tcW w:w="992" w:type="dxa"/>
             <w:shd w:val="clear" w:color="auto" w:fill="auto"/>
             <w:vAlign w:val="center"/>
           </w:tcPr>
@@ -1906,7 +1856,7 @@
         </w:tc>
         <w:tc>
           <w:tcPr>
-            <w:tcW w:w="870" w:type="dxa"/>
+            <w:tcW w:w="850" w:type="dxa"/>
             <w:shd w:val="clear" w:color="auto" w:fill="auto"/>
             <w:vAlign w:val="center"/>
           </w:tcPr>
@@ -1932,7 +1882,7 @@
         </w:tc>
         <w:tc>
           <w:tcPr>
-            <w:tcW w:w="1115" w:type="dxa"/>
+            <w:tcW w:w="993" w:type="dxa"/>
             <w:shd w:val="clear" w:color="auto" w:fill="auto"/>
             <w:vAlign w:val="center"/>
           </w:tcPr>
@@ -1958,7 +1908,31 @@
         </w:tc>
         <w:tc>
           <w:tcPr>
-            <w:tcW w:w="1225" w:type="dxa"/>
+            <w:tcW w:w="992" w:type="dxa"/>
+            <w:vAlign w:val="center"/>
+          </w:tcPr>
+          <w:p>
+            <w:pPr>
+              <w:widowControl/>
+              <w:rPr>
+                <w:rFonts w:ascii="SimSun" w:hAnsi="SimSun" w:hint="eastAsia"/>
+                <w:sz w:val="18"/>
+                <w:szCs w:val="18"/>
+              </w:rPr>
+            </w:pPr>
+            <w:r>
+              <w:rPr>
+                <w:rFonts w:ascii="SimSun" w:hAnsi="SimSun" w:hint="eastAsia"/>
+                <w:sz w:val="18"/>
+                <w:szCs w:val="18"/>
+              </w:rPr>
+              <w:t>医院编号</w:t>
+            </w:r>
+          </w:p>
+        </w:tc>
+        <w:tc>
+          <w:tcPr>
+            <w:tcW w:w="1843" w:type="dxa"/>
             <w:shd w:val="clear" w:color="auto" w:fill="auto"/>
             <w:vAlign w:val="center"/>
           </w:tcPr>
@@ -1978,7 +1952,7 @@
                 <w:sz w:val="18"/>
                 <w:szCs w:val="18"/>
               </w:rPr>
-              <w:t>医院编号</w:t>
+              <w:t>安置地点</w:t>
             </w:r>
           </w:p>
         </w:tc>
@@ -1989,8 +1963,8 @@
         </w:trPr>
         <w:tc>
           <w:tcPr>
-            <w:tcW w:w="10689" w:type="dxa"/>
-            <w:gridSpan w:val="9"/>
+            <w:tcW w:w="10627" w:type="dxa"/>
+            <w:gridSpan w:val="10"/>
           </w:tcPr>
           <w:p>
             <w:pPr>
@@ -2050,7 +2024,6 @@
         <w:ind w:rightChars="-249" w:right="-523"/>
         <w:jc w:val="center"/>
         <w:rPr>
-          <w:rFonts w:hint="eastAsia"/>
           <w:sz w:val="28"/>
           <w:szCs w:val="28"/>
         </w:rPr>
@@ -2132,8 +2105,6 @@
                 <w:szCs w:val="18"/>
               </w:rPr>
             </w:pPr>
-            <w:bookmarkStart w:id="0" w:name="_GoBack"/>
-            <w:bookmarkEnd w:id="0"/>
           </w:p>
           <w:p>
             <w:pPr>

--- a/src/src/main/webapp/portal/asset/arrived/reportTemplate/AssetReportTemplateBatch.docx
+++ b/src/src/main/webapp/portal/asset/arrived/reportTemplate/AssetReportTemplateBatch.docx
@@ -253,7 +253,6 @@
               </w:rPr>
               <w:t>{{</w:t>
             </w:r>
-            <w:proofErr w:type="spellStart"/>
             <w:r>
               <w:rPr>
                 <w:rFonts w:asciiTheme="minorEastAsia" w:hAnsiTheme="minorEastAsia" w:cs="Simplified Arabic"/>
@@ -278,7 +277,6 @@
               </w:rPr>
               <w:t>um</w:t>
             </w:r>
-            <w:proofErr w:type="spellEnd"/>
             <w:r>
               <w:rPr>
                 <w:rFonts w:asciiTheme="minorEastAsia" w:hAnsiTheme="minorEastAsia" w:cs="Simplified Arabic" w:hint="cs"/>
@@ -349,6 +347,32 @@
               </w:rPr>
               <w:t>：</w:t>
             </w:r>
+            <w:r>
+              <w:rPr>
+                <w:rFonts w:asciiTheme="minorEastAsia" w:hAnsiTheme="minorEastAsia" w:cs="Simplified Arabic" w:hint="cs"/>
+                <w:sz w:val="18"/>
+                <w:szCs w:val="18"/>
+              </w:rPr>
+              <w:t>{{</w:t>
+            </w:r>
+            <w:r>
+              <w:rPr>
+                <w:rFonts w:asciiTheme="minorEastAsia" w:hAnsiTheme="minorEastAsia" w:cs="Simplified Arabic"/>
+                <w:sz w:val="18"/>
+                <w:szCs w:val="18"/>
+              </w:rPr>
+              <w:t>receipt_number</w:t>
+            </w:r>
+            <w:r>
+              <w:rPr>
+                <w:rFonts w:asciiTheme="minorEastAsia" w:hAnsiTheme="minorEastAsia" w:cs="Simplified Arabic" w:hint="cs"/>
+                <w:sz w:val="18"/>
+                <w:szCs w:val="18"/>
+              </w:rPr>
+              <w:t>}}</w:t>
+            </w:r>
+            <w:bookmarkStart w:id="0" w:name="_GoBack"/>
+            <w:bookmarkEnd w:id="0"/>
           </w:p>
         </w:tc>
       </w:tr>
@@ -392,25 +416,7 @@
                 <w:sz w:val="18"/>
                 <w:szCs w:val="18"/>
               </w:rPr>
-              <w:t>{{</w:t>
-            </w:r>
-            <w:proofErr w:type="spellStart"/>
-            <w:r>
-              <w:rPr>
-                <w:rFonts w:asciiTheme="minorEastAsia" w:hAnsiTheme="minorEastAsia" w:cs="Simplified Arabic" w:hint="cs"/>
-                <w:sz w:val="18"/>
-                <w:szCs w:val="18"/>
-              </w:rPr>
-              <w:t>supplier_name</w:t>
-            </w:r>
-            <w:proofErr w:type="spellEnd"/>
-            <w:r>
-              <w:rPr>
-                <w:rFonts w:asciiTheme="minorEastAsia" w:hAnsiTheme="minorEastAsia" w:cs="Simplified Arabic" w:hint="cs"/>
-                <w:sz w:val="18"/>
-                <w:szCs w:val="18"/>
-              </w:rPr>
-              <w:t>}}</w:t>
+              <w:t>{{supplier_name}}</w:t>
             </w:r>
           </w:p>
         </w:tc>
@@ -450,25 +456,7 @@
                 <w:sz w:val="18"/>
                 <w:szCs w:val="18"/>
               </w:rPr>
-              <w:t>{{</w:t>
-            </w:r>
-            <w:proofErr w:type="spellStart"/>
-            <w:r>
-              <w:rPr>
-                <w:rFonts w:asciiTheme="minorEastAsia" w:hAnsiTheme="minorEastAsia" w:cs="Simplified Arabic" w:hint="cs"/>
-                <w:sz w:val="18"/>
-                <w:szCs w:val="18"/>
-              </w:rPr>
-              <w:t>contact_person</w:t>
-            </w:r>
-            <w:proofErr w:type="spellEnd"/>
-            <w:r>
-              <w:rPr>
-                <w:rFonts w:asciiTheme="minorEastAsia" w:hAnsiTheme="minorEastAsia" w:cs="Simplified Arabic" w:hint="cs"/>
-                <w:sz w:val="18"/>
-                <w:szCs w:val="18"/>
-              </w:rPr>
-              <w:t>}}</w:t>
+              <w:t>{{contact_person}}</w:t>
             </w:r>
           </w:p>
         </w:tc>
@@ -501,25 +489,7 @@
                 <w:sz w:val="18"/>
                 <w:szCs w:val="18"/>
               </w:rPr>
-              <w:t>{{</w:t>
-            </w:r>
-            <w:proofErr w:type="spellStart"/>
-            <w:r>
-              <w:rPr>
-                <w:rFonts w:asciiTheme="minorEastAsia" w:hAnsiTheme="minorEastAsia" w:cs="Simplified Arabic" w:hint="cs"/>
-                <w:sz w:val="18"/>
-                <w:szCs w:val="18"/>
-              </w:rPr>
-              <w:t>contact_person_tel</w:t>
-            </w:r>
-            <w:proofErr w:type="spellEnd"/>
-            <w:r>
-              <w:rPr>
-                <w:rFonts w:asciiTheme="minorEastAsia" w:hAnsiTheme="minorEastAsia" w:cs="Simplified Arabic" w:hint="cs"/>
-                <w:sz w:val="18"/>
-                <w:szCs w:val="18"/>
-              </w:rPr>
-              <w:t>}}</w:t>
+              <w:t>{{contact_person_tel}}</w:t>
             </w:r>
           </w:p>
         </w:tc>
@@ -565,7 +535,6 @@
               </w:rPr>
               <w:t>{{</w:t>
             </w:r>
-            <w:proofErr w:type="spellStart"/>
             <w:r>
               <w:rPr>
                 <w:rFonts w:asciiTheme="minorEastAsia" w:hAnsiTheme="minorEastAsia" w:cs="Simplified Arabic"/>
@@ -574,7 +543,6 @@
               </w:rPr>
               <w:t>contract_date</w:t>
             </w:r>
-            <w:proofErr w:type="spellEnd"/>
             <w:r>
               <w:rPr>
                 <w:rFonts w:asciiTheme="minorEastAsia" w:hAnsiTheme="minorEastAsia" w:cs="Simplified Arabic" w:hint="cs"/>
@@ -622,25 +590,7 @@
                 <w:sz w:val="18"/>
                 <w:szCs w:val="18"/>
               </w:rPr>
-              <w:t>{{</w:t>
-            </w:r>
-            <w:proofErr w:type="spellStart"/>
-            <w:r>
-              <w:rPr>
-                <w:rFonts w:asciiTheme="minorEastAsia" w:hAnsiTheme="minorEastAsia" w:cs="Simplified Arabic"/>
-                <w:sz w:val="18"/>
-                <w:szCs w:val="18"/>
-              </w:rPr>
-              <w:t>fixasset_ack_date</w:t>
-            </w:r>
-            <w:proofErr w:type="spellEnd"/>
-            <w:r>
-              <w:rPr>
-                <w:rFonts w:asciiTheme="minorEastAsia" w:hAnsiTheme="minorEastAsia" w:cs="Simplified Arabic"/>
-                <w:sz w:val="18"/>
-                <w:szCs w:val="18"/>
-              </w:rPr>
-              <w:t>}}</w:t>
+              <w:t>{{fixasset_ack_date}}</w:t>
             </w:r>
           </w:p>
         </w:tc>
@@ -663,41 +613,13 @@
                 <w:szCs w:val="18"/>
               </w:rPr>
             </w:pPr>
-            <w:proofErr w:type="gramStart"/>
-            <w:r>
-              <w:rPr>
-                <w:rFonts w:ascii="SimSun" w:hAnsi="SimSun" w:hint="eastAsia"/>
-                <w:sz w:val="18"/>
-                <w:szCs w:val="18"/>
-              </w:rPr>
-              <w:t xml:space="preserve">★  ★  </w:t>
-            </w:r>
-            <w:proofErr w:type="gramEnd"/>
-            <w:r>
-              <w:rPr>
-                <w:rFonts w:ascii="SimSun" w:hAnsi="SimSun" w:hint="eastAsia"/>
-                <w:sz w:val="18"/>
-                <w:szCs w:val="18"/>
-              </w:rPr>
-              <w:t>★注意事项：设备全部到货、入库、安装和调试正常使用满1月后方可签署此验收单。</w:t>
-            </w:r>
-            <w:proofErr w:type="gramStart"/>
-            <w:r>
-              <w:rPr>
-                <w:rFonts w:ascii="SimSun" w:hAnsi="SimSun" w:hint="eastAsia"/>
-                <w:sz w:val="18"/>
-                <w:szCs w:val="18"/>
-              </w:rPr>
-              <w:t xml:space="preserve">★  ★  </w:t>
-            </w:r>
-            <w:proofErr w:type="gramEnd"/>
-            <w:r>
-              <w:rPr>
-                <w:rFonts w:ascii="SimSun" w:hAnsi="SimSun" w:hint="eastAsia"/>
-                <w:sz w:val="18"/>
-                <w:szCs w:val="18"/>
-              </w:rPr>
-              <w:t>★</w:t>
+            <w:r>
+              <w:rPr>
+                <w:rFonts w:ascii="SimSun" w:hAnsi="SimSun" w:hint="eastAsia"/>
+                <w:sz w:val="18"/>
+                <w:szCs w:val="18"/>
+              </w:rPr>
+              <w:t>★  ★  ★注意事项：设备全部到货、入库、安装和调试正常使用满1月后方可签署此验收单。★  ★  ★</w:t>
             </w:r>
           </w:p>
         </w:tc>
@@ -1428,25 +1350,7 @@
                 <w:sz w:val="18"/>
                 <w:szCs w:val="18"/>
               </w:rPr>
-              <w:t>{{</w:t>
-            </w:r>
-            <w:proofErr w:type="spellStart"/>
-            <w:r>
-              <w:rPr>
-                <w:rFonts w:asciiTheme="minorEastAsia" w:hAnsiTheme="minorEastAsia" w:cs="Simplified Arabic" w:hint="cs"/>
-                <w:sz w:val="18"/>
-                <w:szCs w:val="18"/>
-              </w:rPr>
-              <w:t>clinical_dept_name</w:t>
-            </w:r>
-            <w:proofErr w:type="spellEnd"/>
-            <w:r>
-              <w:rPr>
-                <w:rFonts w:asciiTheme="minorEastAsia" w:hAnsiTheme="minorEastAsia" w:cs="Simplified Arabic" w:hint="cs"/>
-                <w:sz w:val="18"/>
-                <w:szCs w:val="18"/>
-              </w:rPr>
-              <w:t>}}</w:t>
+              <w:t>{{clinical_dept_name}}</w:t>
             </w:r>
           </w:p>
         </w:tc>
@@ -1473,25 +1377,7 @@
                 <w:sz w:val="18"/>
                 <w:szCs w:val="18"/>
               </w:rPr>
-              <w:t>{{</w:t>
-            </w:r>
-            <w:proofErr w:type="spellStart"/>
-            <w:r>
-              <w:rPr>
-                <w:rFonts w:asciiTheme="minorEastAsia" w:hAnsiTheme="minorEastAsia" w:cs="Simplified Arabic" w:hint="cs"/>
-                <w:sz w:val="18"/>
-                <w:szCs w:val="18"/>
-              </w:rPr>
-              <w:t>using_person</w:t>
-            </w:r>
-            <w:proofErr w:type="spellEnd"/>
-            <w:r>
-              <w:rPr>
-                <w:rFonts w:asciiTheme="minorEastAsia" w:hAnsiTheme="minorEastAsia" w:cs="Simplified Arabic" w:hint="cs"/>
-                <w:sz w:val="18"/>
-                <w:szCs w:val="18"/>
-              </w:rPr>
-              <w:t>}}</w:t>
+              <w:t>{{using_person}}</w:t>
             </w:r>
           </w:p>
         </w:tc>
@@ -1518,25 +1404,7 @@
                 <w:sz w:val="18"/>
                 <w:szCs w:val="18"/>
               </w:rPr>
-              <w:t>{{</w:t>
-            </w:r>
-            <w:proofErr w:type="spellStart"/>
-            <w:r>
-              <w:rPr>
-                <w:rFonts w:asciiTheme="minorEastAsia" w:hAnsiTheme="minorEastAsia" w:cs="Simplified Arabic" w:hint="cs"/>
-                <w:sz w:val="18"/>
-                <w:szCs w:val="18"/>
-              </w:rPr>
-              <w:t>using_person_tel</w:t>
-            </w:r>
-            <w:proofErr w:type="spellEnd"/>
-            <w:r>
-              <w:rPr>
-                <w:rFonts w:asciiTheme="minorEastAsia" w:hAnsiTheme="minorEastAsia" w:cs="Simplified Arabic" w:hint="cs"/>
-                <w:sz w:val="18"/>
-                <w:szCs w:val="18"/>
-              </w:rPr>
-              <w:t>}}</w:t>
+              <w:t>{{using_person_tel}}</w:t>
             </w:r>
           </w:p>
         </w:tc>
@@ -1573,25 +1441,7 @@
                 <w:sz w:val="18"/>
                 <w:szCs w:val="18"/>
               </w:rPr>
-              <w:t>{{</w:t>
-            </w:r>
-            <w:proofErr w:type="spellStart"/>
-            <w:r>
-              <w:rPr>
-                <w:rFonts w:ascii="SimSun" w:hAnsi="SimSun" w:hint="cs"/>
-                <w:sz w:val="18"/>
-                <w:szCs w:val="18"/>
-              </w:rPr>
-              <w:t>box_installation_date</w:t>
-            </w:r>
-            <w:proofErr w:type="spellEnd"/>
-            <w:r>
-              <w:rPr>
-                <w:rFonts w:ascii="SimSun" w:hAnsi="SimSun" w:hint="cs"/>
-                <w:sz w:val="18"/>
-                <w:szCs w:val="18"/>
-              </w:rPr>
-              <w:t>}}</w:t>
+              <w:t>{{box_installation_date}}</w:t>
             </w:r>
           </w:p>
         </w:tc>
@@ -1619,25 +1469,7 @@
                 <w:sz w:val="18"/>
                 <w:szCs w:val="18"/>
               </w:rPr>
-              <w:t>{{</w:t>
-            </w:r>
-            <w:proofErr w:type="spellStart"/>
-            <w:r>
-              <w:rPr>
-                <w:rFonts w:asciiTheme="minorEastAsia" w:hAnsiTheme="minorEastAsia" w:cs="Simplified Arabic" w:hint="cs"/>
-                <w:sz w:val="18"/>
-                <w:szCs w:val="18"/>
-              </w:rPr>
-              <w:t>using_date</w:t>
-            </w:r>
-            <w:proofErr w:type="spellEnd"/>
-            <w:r>
-              <w:rPr>
-                <w:rFonts w:asciiTheme="minorEastAsia" w:hAnsiTheme="minorEastAsia" w:cs="Simplified Arabic" w:hint="cs"/>
-                <w:sz w:val="18"/>
-                <w:szCs w:val="18"/>
-              </w:rPr>
-              <w:t>}}</w:t>
+              <w:t>{{using_date}}</w:t>
             </w:r>
           </w:p>
         </w:tc>
@@ -1653,8 +1485,6 @@
           <w:szCs w:val="18"/>
         </w:rPr>
       </w:pPr>
-      <w:bookmarkStart w:id="0" w:name="_GoBack"/>
-      <w:bookmarkEnd w:id="0"/>
     </w:p>
     <w:p>
       <w:pPr>
@@ -1915,7 +1745,7 @@
             <w:pPr>
               <w:widowControl/>
               <w:rPr>
-                <w:rFonts w:ascii="SimSun" w:hAnsi="SimSun" w:hint="eastAsia"/>
+                <w:rFonts w:ascii="SimSun" w:hAnsi="SimSun"/>
                 <w:sz w:val="18"/>
                 <w:szCs w:val="18"/>
               </w:rPr>
@@ -1984,7 +1814,6 @@
               </w:rPr>
               <w:t>{{</w:t>
             </w:r>
-            <w:proofErr w:type="spellStart"/>
             <w:r>
               <w:rPr>
                 <w:rFonts w:asciiTheme="minorEastAsia" w:hAnsiTheme="minorEastAsia" w:cs="Simplified Arabic" w:hint="eastAsia"/>
@@ -2001,7 +1830,6 @@
               </w:rPr>
               <w:t>rrival_item_batch</w:t>
             </w:r>
-            <w:proofErr w:type="spellEnd"/>
             <w:r>
               <w:rPr>
                 <w:rFonts w:asciiTheme="minorEastAsia" w:hAnsiTheme="minorEastAsia" w:cs="Simplified Arabic" w:hint="cs"/>
@@ -2303,25 +2131,7 @@
                 <w:sz w:val="18"/>
                 <w:szCs w:val="18"/>
               </w:rPr>
-              <w:t>1、设备配置与合同所属配置清单一致（</w:t>
-            </w:r>
-            <w:proofErr w:type="gramStart"/>
-            <w:r>
-              <w:rPr>
-                <w:rFonts w:ascii="SimSun" w:hAnsi="SimSun" w:hint="eastAsia"/>
-                <w:sz w:val="18"/>
-                <w:szCs w:val="18"/>
-              </w:rPr>
-              <w:t>含操作</w:t>
-            </w:r>
-            <w:proofErr w:type="gramEnd"/>
-            <w:r>
-              <w:rPr>
-                <w:rFonts w:ascii="SimSun" w:hAnsi="SimSun" w:hint="eastAsia"/>
-                <w:sz w:val="18"/>
-                <w:szCs w:val="18"/>
-              </w:rPr>
-              <w:t xml:space="preserve">安全手册）      </w:t>
+              <w:t xml:space="preserve">1、设备配置与合同所属配置清单一致（含操作安全手册）      </w:t>
             </w:r>
           </w:p>
           <w:p>

--- a/src/src/main/webapp/portal/asset/arrived/reportTemplate/AssetReportTemplateBatch.docx
+++ b/src/src/main/webapp/portal/asset/arrived/reportTemplate/AssetReportTemplateBatch.docx
@@ -253,7 +253,6 @@
               </w:rPr>
               <w:t>{{</w:t>
             </w:r>
-            <w:proofErr w:type="spellStart"/>
             <w:r>
               <w:rPr>
                 <w:rFonts w:asciiTheme="minorEastAsia" w:hAnsiTheme="minorEastAsia" w:cs="Simplified Arabic"/>
@@ -278,7 +277,6 @@
               </w:rPr>
               <w:t>um</w:t>
             </w:r>
-            <w:proofErr w:type="spellEnd"/>
             <w:r>
               <w:rPr>
                 <w:rFonts w:asciiTheme="minorEastAsia" w:hAnsiTheme="minorEastAsia" w:cs="Simplified Arabic" w:hint="cs"/>
@@ -349,6 +347,32 @@
               </w:rPr>
               <w:t>：</w:t>
             </w:r>
+            <w:r>
+              <w:rPr>
+                <w:rFonts w:asciiTheme="minorEastAsia" w:hAnsiTheme="minorEastAsia" w:cs="Simplified Arabic" w:hint="cs"/>
+                <w:sz w:val="18"/>
+                <w:szCs w:val="18"/>
+              </w:rPr>
+              <w:t>{{</w:t>
+            </w:r>
+            <w:r>
+              <w:rPr>
+                <w:rFonts w:asciiTheme="minorEastAsia" w:hAnsiTheme="minorEastAsia" w:cs="Simplified Arabic"/>
+                <w:sz w:val="18"/>
+                <w:szCs w:val="18"/>
+              </w:rPr>
+              <w:t>receipt_number</w:t>
+            </w:r>
+            <w:r>
+              <w:rPr>
+                <w:rFonts w:asciiTheme="minorEastAsia" w:hAnsiTheme="minorEastAsia" w:cs="Simplified Arabic" w:hint="cs"/>
+                <w:sz w:val="18"/>
+                <w:szCs w:val="18"/>
+              </w:rPr>
+              <w:t>}}</w:t>
+            </w:r>
+            <w:bookmarkStart w:id="0" w:name="_GoBack"/>
+            <w:bookmarkEnd w:id="0"/>
           </w:p>
         </w:tc>
       </w:tr>
@@ -392,25 +416,7 @@
                 <w:sz w:val="18"/>
                 <w:szCs w:val="18"/>
               </w:rPr>
-              <w:t>{{</w:t>
-            </w:r>
-            <w:proofErr w:type="spellStart"/>
-            <w:r>
-              <w:rPr>
-                <w:rFonts w:asciiTheme="minorEastAsia" w:hAnsiTheme="minorEastAsia" w:cs="Simplified Arabic" w:hint="cs"/>
-                <w:sz w:val="18"/>
-                <w:szCs w:val="18"/>
-              </w:rPr>
-              <w:t>supplier_name</w:t>
-            </w:r>
-            <w:proofErr w:type="spellEnd"/>
-            <w:r>
-              <w:rPr>
-                <w:rFonts w:asciiTheme="minorEastAsia" w:hAnsiTheme="minorEastAsia" w:cs="Simplified Arabic" w:hint="cs"/>
-                <w:sz w:val="18"/>
-                <w:szCs w:val="18"/>
-              </w:rPr>
-              <w:t>}}</w:t>
+              <w:t>{{supplier_name}}</w:t>
             </w:r>
           </w:p>
         </w:tc>
@@ -450,25 +456,7 @@
                 <w:sz w:val="18"/>
                 <w:szCs w:val="18"/>
               </w:rPr>
-              <w:t>{{</w:t>
-            </w:r>
-            <w:proofErr w:type="spellStart"/>
-            <w:r>
-              <w:rPr>
-                <w:rFonts w:asciiTheme="minorEastAsia" w:hAnsiTheme="minorEastAsia" w:cs="Simplified Arabic" w:hint="cs"/>
-                <w:sz w:val="18"/>
-                <w:szCs w:val="18"/>
-              </w:rPr>
-              <w:t>contact_person</w:t>
-            </w:r>
-            <w:proofErr w:type="spellEnd"/>
-            <w:r>
-              <w:rPr>
-                <w:rFonts w:asciiTheme="minorEastAsia" w:hAnsiTheme="minorEastAsia" w:cs="Simplified Arabic" w:hint="cs"/>
-                <w:sz w:val="18"/>
-                <w:szCs w:val="18"/>
-              </w:rPr>
-              <w:t>}}</w:t>
+              <w:t>{{contact_person}}</w:t>
             </w:r>
           </w:p>
         </w:tc>
@@ -501,25 +489,7 @@
                 <w:sz w:val="18"/>
                 <w:szCs w:val="18"/>
               </w:rPr>
-              <w:t>{{</w:t>
-            </w:r>
-            <w:proofErr w:type="spellStart"/>
-            <w:r>
-              <w:rPr>
-                <w:rFonts w:asciiTheme="minorEastAsia" w:hAnsiTheme="minorEastAsia" w:cs="Simplified Arabic" w:hint="cs"/>
-                <w:sz w:val="18"/>
-                <w:szCs w:val="18"/>
-              </w:rPr>
-              <w:t>contact_person_tel</w:t>
-            </w:r>
-            <w:proofErr w:type="spellEnd"/>
-            <w:r>
-              <w:rPr>
-                <w:rFonts w:asciiTheme="minorEastAsia" w:hAnsiTheme="minorEastAsia" w:cs="Simplified Arabic" w:hint="cs"/>
-                <w:sz w:val="18"/>
-                <w:szCs w:val="18"/>
-              </w:rPr>
-              <w:t>}}</w:t>
+              <w:t>{{contact_person_tel}}</w:t>
             </w:r>
           </w:p>
         </w:tc>
@@ -565,7 +535,6 @@
               </w:rPr>
               <w:t>{{</w:t>
             </w:r>
-            <w:proofErr w:type="spellStart"/>
             <w:r>
               <w:rPr>
                 <w:rFonts w:asciiTheme="minorEastAsia" w:hAnsiTheme="minorEastAsia" w:cs="Simplified Arabic"/>
@@ -574,7 +543,6 @@
               </w:rPr>
               <w:t>contract_date</w:t>
             </w:r>
-            <w:proofErr w:type="spellEnd"/>
             <w:r>
               <w:rPr>
                 <w:rFonts w:asciiTheme="minorEastAsia" w:hAnsiTheme="minorEastAsia" w:cs="Simplified Arabic" w:hint="cs"/>
@@ -622,25 +590,7 @@
                 <w:sz w:val="18"/>
                 <w:szCs w:val="18"/>
               </w:rPr>
-              <w:t>{{</w:t>
-            </w:r>
-            <w:proofErr w:type="spellStart"/>
-            <w:r>
-              <w:rPr>
-                <w:rFonts w:asciiTheme="minorEastAsia" w:hAnsiTheme="minorEastAsia" w:cs="Simplified Arabic"/>
-                <w:sz w:val="18"/>
-                <w:szCs w:val="18"/>
-              </w:rPr>
-              <w:t>fixasset_ack_date</w:t>
-            </w:r>
-            <w:proofErr w:type="spellEnd"/>
-            <w:r>
-              <w:rPr>
-                <w:rFonts w:asciiTheme="minorEastAsia" w:hAnsiTheme="minorEastAsia" w:cs="Simplified Arabic"/>
-                <w:sz w:val="18"/>
-                <w:szCs w:val="18"/>
-              </w:rPr>
-              <w:t>}}</w:t>
+              <w:t>{{fixasset_ack_date}}</w:t>
             </w:r>
           </w:p>
         </w:tc>
@@ -663,41 +613,13 @@
                 <w:szCs w:val="18"/>
               </w:rPr>
             </w:pPr>
-            <w:proofErr w:type="gramStart"/>
-            <w:r>
-              <w:rPr>
-                <w:rFonts w:ascii="SimSun" w:hAnsi="SimSun" w:hint="eastAsia"/>
-                <w:sz w:val="18"/>
-                <w:szCs w:val="18"/>
-              </w:rPr>
-              <w:t xml:space="preserve">★  ★  </w:t>
-            </w:r>
-            <w:proofErr w:type="gramEnd"/>
-            <w:r>
-              <w:rPr>
-                <w:rFonts w:ascii="SimSun" w:hAnsi="SimSun" w:hint="eastAsia"/>
-                <w:sz w:val="18"/>
-                <w:szCs w:val="18"/>
-              </w:rPr>
-              <w:t>★注意事项：设备全部到货、入库、安装和调试正常使用满1月后方可签署此验收单。</w:t>
-            </w:r>
-            <w:proofErr w:type="gramStart"/>
-            <w:r>
-              <w:rPr>
-                <w:rFonts w:ascii="SimSun" w:hAnsi="SimSun" w:hint="eastAsia"/>
-                <w:sz w:val="18"/>
-                <w:szCs w:val="18"/>
-              </w:rPr>
-              <w:t xml:space="preserve">★  ★  </w:t>
-            </w:r>
-            <w:proofErr w:type="gramEnd"/>
-            <w:r>
-              <w:rPr>
-                <w:rFonts w:ascii="SimSun" w:hAnsi="SimSun" w:hint="eastAsia"/>
-                <w:sz w:val="18"/>
-                <w:szCs w:val="18"/>
-              </w:rPr>
-              <w:t>★</w:t>
+            <w:r>
+              <w:rPr>
+                <w:rFonts w:ascii="SimSun" w:hAnsi="SimSun" w:hint="eastAsia"/>
+                <w:sz w:val="18"/>
+                <w:szCs w:val="18"/>
+              </w:rPr>
+              <w:t>★  ★  ★注意事项：设备全部到货、入库、安装和调试正常使用满1月后方可签署此验收单。★  ★  ★</w:t>
             </w:r>
           </w:p>
         </w:tc>
@@ -1389,14 +1311,14 @@
     <w:tbl>
       <w:tblPr>
         <w:tblStyle w:val="a3"/>
-        <w:tblW w:w="10689" w:type="dxa"/>
+        <w:tblW w:w="10485" w:type="dxa"/>
         <w:tblLayout w:type="fixed"/>
         <w:tblLook w:val="04A0" w:firstRow="1" w:lastRow="0" w:firstColumn="1" w:lastColumn="0" w:noHBand="0" w:noVBand="1"/>
       </w:tblPr>
       <w:tblGrid>
         <w:gridCol w:w="3655"/>
         <w:gridCol w:w="3404"/>
-        <w:gridCol w:w="3630"/>
+        <w:gridCol w:w="3426"/>
       </w:tblGrid>
       <w:tr>
         <w:trPr>
@@ -1428,25 +1350,7 @@
                 <w:sz w:val="18"/>
                 <w:szCs w:val="18"/>
               </w:rPr>
-              <w:t>{{</w:t>
-            </w:r>
-            <w:proofErr w:type="spellStart"/>
-            <w:r>
-              <w:rPr>
-                <w:rFonts w:asciiTheme="minorEastAsia" w:hAnsiTheme="minorEastAsia" w:cs="Simplified Arabic" w:hint="cs"/>
-                <w:sz w:val="18"/>
-                <w:szCs w:val="18"/>
-              </w:rPr>
-              <w:t>clinical_dept_name</w:t>
-            </w:r>
-            <w:proofErr w:type="spellEnd"/>
-            <w:r>
-              <w:rPr>
-                <w:rFonts w:asciiTheme="minorEastAsia" w:hAnsiTheme="minorEastAsia" w:cs="Simplified Arabic" w:hint="cs"/>
-                <w:sz w:val="18"/>
-                <w:szCs w:val="18"/>
-              </w:rPr>
-              <w:t>}}</w:t>
+              <w:t>{{clinical_dept_name}}</w:t>
             </w:r>
           </w:p>
         </w:tc>
@@ -1473,70 +1377,34 @@
                 <w:sz w:val="18"/>
                 <w:szCs w:val="18"/>
               </w:rPr>
-              <w:t>{{</w:t>
-            </w:r>
-            <w:proofErr w:type="spellStart"/>
+              <w:t>{{using_person}}</w:t>
+            </w:r>
+          </w:p>
+        </w:tc>
+        <w:tc>
+          <w:tcPr>
+            <w:tcW w:w="3426" w:type="dxa"/>
+            <w:vAlign w:val="center"/>
+          </w:tcPr>
+          <w:p>
+            <w:pPr>
+              <w:widowControl/>
+            </w:pPr>
+            <w:r>
+              <w:rPr>
+                <w:rFonts w:ascii="SimSun" w:hAnsi="SimSun" w:hint="eastAsia"/>
+                <w:sz w:val="18"/>
+                <w:szCs w:val="18"/>
+              </w:rPr>
+              <w:t>电话：</w:t>
+            </w:r>
             <w:r>
               <w:rPr>
                 <w:rFonts w:asciiTheme="minorEastAsia" w:hAnsiTheme="minorEastAsia" w:cs="Simplified Arabic" w:hint="cs"/>
                 <w:sz w:val="18"/>
                 <w:szCs w:val="18"/>
               </w:rPr>
-              <w:t>using_person</w:t>
-            </w:r>
-            <w:proofErr w:type="spellEnd"/>
-            <w:r>
-              <w:rPr>
-                <w:rFonts w:asciiTheme="minorEastAsia" w:hAnsiTheme="minorEastAsia" w:cs="Simplified Arabic" w:hint="cs"/>
-                <w:sz w:val="18"/>
-                <w:szCs w:val="18"/>
-              </w:rPr>
-              <w:t>}}</w:t>
-            </w:r>
-          </w:p>
-        </w:tc>
-        <w:tc>
-          <w:tcPr>
-            <w:tcW w:w="3630" w:type="dxa"/>
-            <w:vAlign w:val="center"/>
-          </w:tcPr>
-          <w:p>
-            <w:pPr>
-              <w:widowControl/>
-            </w:pPr>
-            <w:r>
-              <w:rPr>
-                <w:rFonts w:ascii="SimSun" w:hAnsi="SimSun" w:hint="eastAsia"/>
-                <w:sz w:val="18"/>
-                <w:szCs w:val="18"/>
-              </w:rPr>
-              <w:t>电话：</w:t>
-            </w:r>
-            <w:r>
-              <w:rPr>
-                <w:rFonts w:asciiTheme="minorEastAsia" w:hAnsiTheme="minorEastAsia" w:cs="Simplified Arabic" w:hint="cs"/>
-                <w:sz w:val="18"/>
-                <w:szCs w:val="18"/>
-              </w:rPr>
-              <w:t>{{</w:t>
-            </w:r>
-            <w:proofErr w:type="spellStart"/>
-            <w:r>
-              <w:rPr>
-                <w:rFonts w:asciiTheme="minorEastAsia" w:hAnsiTheme="minorEastAsia" w:cs="Simplified Arabic" w:hint="cs"/>
-                <w:sz w:val="18"/>
-                <w:szCs w:val="18"/>
-              </w:rPr>
-              <w:t>using_person_tel</w:t>
-            </w:r>
-            <w:proofErr w:type="spellEnd"/>
-            <w:r>
-              <w:rPr>
-                <w:rFonts w:asciiTheme="minorEastAsia" w:hAnsiTheme="minorEastAsia" w:cs="Simplified Arabic" w:hint="cs"/>
-                <w:sz w:val="18"/>
-                <w:szCs w:val="18"/>
-              </w:rPr>
-              <w:t>}}</w:t>
+              <w:t>{{using_person_tel}}</w:t>
             </w:r>
           </w:p>
         </w:tc>
@@ -1573,31 +1441,13 @@
                 <w:sz w:val="18"/>
                 <w:szCs w:val="18"/>
               </w:rPr>
-              <w:t>{{</w:t>
-            </w:r>
-            <w:proofErr w:type="spellStart"/>
-            <w:r>
-              <w:rPr>
-                <w:rFonts w:ascii="SimSun" w:hAnsi="SimSun" w:hint="cs"/>
-                <w:sz w:val="18"/>
-                <w:szCs w:val="18"/>
-              </w:rPr>
-              <w:t>box_installation_date</w:t>
-            </w:r>
-            <w:proofErr w:type="spellEnd"/>
-            <w:r>
-              <w:rPr>
-                <w:rFonts w:ascii="SimSun" w:hAnsi="SimSun" w:hint="cs"/>
-                <w:sz w:val="18"/>
-                <w:szCs w:val="18"/>
-              </w:rPr>
-              <w:t>}}</w:t>
-            </w:r>
-          </w:p>
-        </w:tc>
-        <w:tc>
-          <w:tcPr>
-            <w:tcW w:w="7034" w:type="dxa"/>
+              <w:t>{{box_installation_date}}</w:t>
+            </w:r>
+          </w:p>
+        </w:tc>
+        <w:tc>
+          <w:tcPr>
+            <w:tcW w:w="6830" w:type="dxa"/>
             <w:gridSpan w:val="2"/>
             <w:vAlign w:val="center"/>
           </w:tcPr>
@@ -1619,78 +1469,7 @@
                 <w:sz w:val="18"/>
                 <w:szCs w:val="18"/>
               </w:rPr>
-              <w:t>{{</w:t>
-            </w:r>
-            <w:proofErr w:type="spellStart"/>
-            <w:r>
-              <w:rPr>
-                <w:rFonts w:asciiTheme="minorEastAsia" w:hAnsiTheme="minorEastAsia" w:cs="Simplified Arabic" w:hint="cs"/>
-                <w:sz w:val="18"/>
-                <w:szCs w:val="18"/>
-              </w:rPr>
-              <w:t>using_date</w:t>
-            </w:r>
-            <w:proofErr w:type="spellEnd"/>
-            <w:r>
-              <w:rPr>
-                <w:rFonts w:asciiTheme="minorEastAsia" w:hAnsiTheme="minorEastAsia" w:cs="Simplified Arabic" w:hint="cs"/>
-                <w:sz w:val="18"/>
-                <w:szCs w:val="18"/>
-              </w:rPr>
-              <w:t>}}</w:t>
-            </w:r>
-          </w:p>
-        </w:tc>
-      </w:tr>
-      <w:tr>
-        <w:trPr>
-          <w:trHeight w:val="414"/>
-        </w:trPr>
-        <w:tc>
-          <w:tcPr>
-            <w:tcW w:w="10689" w:type="dxa"/>
-            <w:gridSpan w:val="3"/>
-            <w:vAlign w:val="center"/>
-          </w:tcPr>
-          <w:p>
-            <w:pPr>
-              <w:rPr>
-                <w:szCs w:val="21"/>
-              </w:rPr>
-            </w:pPr>
-            <w:r>
-              <w:rPr>
-                <w:rFonts w:ascii="SimSun" w:hAnsi="SimSun" w:hint="eastAsia"/>
-                <w:sz w:val="18"/>
-                <w:szCs w:val="18"/>
-              </w:rPr>
-              <w:t>安置地点：</w:t>
-            </w:r>
-            <w:r>
-              <w:rPr>
-                <w:rFonts w:asciiTheme="minorEastAsia" w:hAnsiTheme="minorEastAsia" w:cs="Simplified Arabic" w:hint="cs"/>
-                <w:sz w:val="18"/>
-                <w:szCs w:val="18"/>
-              </w:rPr>
-              <w:t>{{</w:t>
-            </w:r>
-            <w:proofErr w:type="spellStart"/>
-            <w:r>
-              <w:rPr>
-                <w:rFonts w:asciiTheme="minorEastAsia" w:hAnsiTheme="minorEastAsia" w:cs="Simplified Arabic" w:hint="cs"/>
-                <w:sz w:val="18"/>
-                <w:szCs w:val="18"/>
-              </w:rPr>
-              <w:t>location_name</w:t>
-            </w:r>
-            <w:proofErr w:type="spellEnd"/>
-            <w:r>
-              <w:rPr>
-                <w:rFonts w:asciiTheme="minorEastAsia" w:hAnsiTheme="minorEastAsia" w:cs="Simplified Arabic" w:hint="cs"/>
-                <w:sz w:val="18"/>
-                <w:szCs w:val="18"/>
-              </w:rPr>
-              <w:t>}}</w:t>
+              <w:t>{{using_date}}</w:t>
             </w:r>
           </w:p>
         </w:tc>
@@ -1730,20 +1509,21 @@
     <w:tbl>
       <w:tblPr>
         <w:tblStyle w:val="a3"/>
-        <w:tblW w:w="10689" w:type="dxa"/>
+        <w:tblW w:w="10627" w:type="dxa"/>
         <w:tblLayout w:type="fixed"/>
         <w:tblLook w:val="0000" w:firstRow="0" w:lastRow="0" w:firstColumn="0" w:lastColumn="0" w:noHBand="0" w:noVBand="0"/>
       </w:tblPr>
       <w:tblGrid>
-        <w:gridCol w:w="1980"/>
-        <w:gridCol w:w="1530"/>
-        <w:gridCol w:w="1447"/>
-        <w:gridCol w:w="1388"/>
-        <w:gridCol w:w="567"/>
-        <w:gridCol w:w="567"/>
-        <w:gridCol w:w="870"/>
-        <w:gridCol w:w="1115"/>
-        <w:gridCol w:w="1225"/>
+        <w:gridCol w:w="1555"/>
+        <w:gridCol w:w="850"/>
+        <w:gridCol w:w="851"/>
+        <w:gridCol w:w="1275"/>
+        <w:gridCol w:w="426"/>
+        <w:gridCol w:w="992"/>
+        <w:gridCol w:w="850"/>
+        <w:gridCol w:w="993"/>
+        <w:gridCol w:w="992"/>
+        <w:gridCol w:w="1843"/>
       </w:tblGrid>
       <w:tr>
         <w:trPr>
@@ -1751,7 +1531,7 @@
         </w:trPr>
         <w:tc>
           <w:tcPr>
-            <w:tcW w:w="1980" w:type="dxa"/>
+            <w:tcW w:w="1555" w:type="dxa"/>
             <w:vAlign w:val="center"/>
           </w:tcPr>
           <w:p>
@@ -1776,7 +1556,7 @@
         </w:tc>
         <w:tc>
           <w:tcPr>
-            <w:tcW w:w="1530" w:type="dxa"/>
+            <w:tcW w:w="850" w:type="dxa"/>
             <w:shd w:val="clear" w:color="auto" w:fill="auto"/>
             <w:vAlign w:val="center"/>
           </w:tcPr>
@@ -1802,7 +1582,7 @@
         </w:tc>
         <w:tc>
           <w:tcPr>
-            <w:tcW w:w="1447" w:type="dxa"/>
+            <w:tcW w:w="851" w:type="dxa"/>
             <w:shd w:val="clear" w:color="auto" w:fill="auto"/>
             <w:vAlign w:val="center"/>
           </w:tcPr>
@@ -1828,7 +1608,7 @@
         </w:tc>
         <w:tc>
           <w:tcPr>
-            <w:tcW w:w="1388" w:type="dxa"/>
+            <w:tcW w:w="1275" w:type="dxa"/>
             <w:shd w:val="clear" w:color="auto" w:fill="auto"/>
             <w:vAlign w:val="center"/>
           </w:tcPr>
@@ -1854,7 +1634,7 @@
         </w:tc>
         <w:tc>
           <w:tcPr>
-            <w:tcW w:w="567" w:type="dxa"/>
+            <w:tcW w:w="426" w:type="dxa"/>
             <w:shd w:val="clear" w:color="auto" w:fill="auto"/>
             <w:vAlign w:val="center"/>
           </w:tcPr>
@@ -1880,7 +1660,7 @@
         </w:tc>
         <w:tc>
           <w:tcPr>
-            <w:tcW w:w="567" w:type="dxa"/>
+            <w:tcW w:w="992" w:type="dxa"/>
             <w:shd w:val="clear" w:color="auto" w:fill="auto"/>
             <w:vAlign w:val="center"/>
           </w:tcPr>
@@ -1906,7 +1686,7 @@
         </w:tc>
         <w:tc>
           <w:tcPr>
-            <w:tcW w:w="870" w:type="dxa"/>
+            <w:tcW w:w="850" w:type="dxa"/>
             <w:shd w:val="clear" w:color="auto" w:fill="auto"/>
             <w:vAlign w:val="center"/>
           </w:tcPr>
@@ -1932,7 +1712,7 @@
         </w:tc>
         <w:tc>
           <w:tcPr>
-            <w:tcW w:w="1115" w:type="dxa"/>
+            <w:tcW w:w="993" w:type="dxa"/>
             <w:shd w:val="clear" w:color="auto" w:fill="auto"/>
             <w:vAlign w:val="center"/>
           </w:tcPr>
@@ -1958,7 +1738,31 @@
         </w:tc>
         <w:tc>
           <w:tcPr>
-            <w:tcW w:w="1225" w:type="dxa"/>
+            <w:tcW w:w="992" w:type="dxa"/>
+            <w:vAlign w:val="center"/>
+          </w:tcPr>
+          <w:p>
+            <w:pPr>
+              <w:widowControl/>
+              <w:rPr>
+                <w:rFonts w:ascii="SimSun" w:hAnsi="SimSun"/>
+                <w:sz w:val="18"/>
+                <w:szCs w:val="18"/>
+              </w:rPr>
+            </w:pPr>
+            <w:r>
+              <w:rPr>
+                <w:rFonts w:ascii="SimSun" w:hAnsi="SimSun" w:hint="eastAsia"/>
+                <w:sz w:val="18"/>
+                <w:szCs w:val="18"/>
+              </w:rPr>
+              <w:t>医院编号</w:t>
+            </w:r>
+          </w:p>
+        </w:tc>
+        <w:tc>
+          <w:tcPr>
+            <w:tcW w:w="1843" w:type="dxa"/>
             <w:shd w:val="clear" w:color="auto" w:fill="auto"/>
             <w:vAlign w:val="center"/>
           </w:tcPr>
@@ -1978,7 +1782,7 @@
                 <w:sz w:val="18"/>
                 <w:szCs w:val="18"/>
               </w:rPr>
-              <w:t>医院编号</w:t>
+              <w:t>安置地点</w:t>
             </w:r>
           </w:p>
         </w:tc>
@@ -1989,8 +1793,8 @@
         </w:trPr>
         <w:tc>
           <w:tcPr>
-            <w:tcW w:w="10689" w:type="dxa"/>
-            <w:gridSpan w:val="9"/>
+            <w:tcW w:w="10627" w:type="dxa"/>
+            <w:gridSpan w:val="10"/>
           </w:tcPr>
           <w:p>
             <w:pPr>
@@ -2010,7 +1814,6 @@
               </w:rPr>
               <w:t>{{</w:t>
             </w:r>
-            <w:proofErr w:type="spellStart"/>
             <w:r>
               <w:rPr>
                 <w:rFonts w:asciiTheme="minorEastAsia" w:hAnsiTheme="minorEastAsia" w:cs="Simplified Arabic" w:hint="eastAsia"/>
@@ -2027,7 +1830,6 @@
               </w:rPr>
               <w:t>rrival_item_batch</w:t>
             </w:r>
-            <w:proofErr w:type="spellEnd"/>
             <w:r>
               <w:rPr>
                 <w:rFonts w:asciiTheme="minorEastAsia" w:hAnsiTheme="minorEastAsia" w:cs="Simplified Arabic" w:hint="cs"/>
@@ -2050,7 +1852,6 @@
         <w:ind w:rightChars="-249" w:right="-523"/>
         <w:jc w:val="center"/>
         <w:rPr>
-          <w:rFonts w:hint="eastAsia"/>
           <w:sz w:val="28"/>
           <w:szCs w:val="28"/>
         </w:rPr>
@@ -2132,8 +1933,6 @@
                 <w:szCs w:val="18"/>
               </w:rPr>
             </w:pPr>
-            <w:bookmarkStart w:id="0" w:name="_GoBack"/>
-            <w:bookmarkEnd w:id="0"/>
           </w:p>
           <w:p>
             <w:pPr>
@@ -2332,25 +2131,7 @@
                 <w:sz w:val="18"/>
                 <w:szCs w:val="18"/>
               </w:rPr>
-              <w:t>1、设备配置与合同所属配置清单一致（</w:t>
-            </w:r>
-            <w:proofErr w:type="gramStart"/>
-            <w:r>
-              <w:rPr>
-                <w:rFonts w:ascii="SimSun" w:hAnsi="SimSun" w:hint="eastAsia"/>
-                <w:sz w:val="18"/>
-                <w:szCs w:val="18"/>
-              </w:rPr>
-              <w:t>含操作</w:t>
-            </w:r>
-            <w:proofErr w:type="gramEnd"/>
-            <w:r>
-              <w:rPr>
-                <w:rFonts w:ascii="SimSun" w:hAnsi="SimSun" w:hint="eastAsia"/>
-                <w:sz w:val="18"/>
-                <w:szCs w:val="18"/>
-              </w:rPr>
-              <w:t xml:space="preserve">安全手册）      </w:t>
+              <w:t xml:space="preserve">1、设备配置与合同所属配置清单一致（含操作安全手册）      </w:t>
             </w:r>
           </w:p>
           <w:p>

--- a/src/src/main/webapp/portal/asset/arrived/reportTemplate/AssetReportTemplateBatch.docx
+++ b/src/src/main/webapp/portal/asset/arrived/reportTemplate/AssetReportTemplateBatch.docx
@@ -1,6 +1,6 @@
 
 <file path=word/document.xml><?xml version="1.0" encoding="utf-8"?>
-<w:document xmlns:wpc="http://schemas.microsoft.com/office/word/2010/wordprocessingCanvas" xmlns:cx="http://schemas.microsoft.com/office/drawing/2014/chartex" xmlns:cx1="http://schemas.microsoft.com/office/drawing/2015/9/8/chartex" xmlns:cx2="http://schemas.microsoft.com/office/drawing/2015/10/21/chartex" xmlns:cx3="http://schemas.microsoft.com/office/drawing/2016/5/9/chartex" xmlns:cx4="http://schemas.microsoft.com/office/drawing/2016/5/10/chartex" xmlns:cx5="http://schemas.microsoft.com/office/drawing/2016/5/11/chartex" xmlns:cx6="http://schemas.microsoft.com/office/drawing/2016/5/12/chartex" xmlns:cx7="http://schemas.microsoft.com/office/drawing/2016/5/13/chartex" xmlns:cx8="http://schemas.microsoft.com/office/drawing/2016/5/14/chartex" xmlns:mc="http://schemas.openxmlformats.org/markup-compatibility/2006" xmlns:aink="http://schemas.microsoft.com/office/drawing/2016/ink" xmlns:am3d="http://schemas.microsoft.com/office/drawing/2017/model3d" xmlns:o="urn:schemas-microsoft-com:office:office" xmlns:r="http://schemas.openxmlformats.org/officeDocument/2006/relationships" xmlns:m="http://schemas.openxmlformats.org/officeDocument/2006/math" xmlns:v="urn:schemas-microsoft-com:vml" xmlns:wp14="http://schemas.microsoft.com/office/word/2010/wordprocessingDrawing" xmlns:wp="http://schemas.openxmlformats.org/drawingml/2006/wordprocessingDrawing" xmlns:w10="urn:schemas-microsoft-com:office:word" xmlns:w="http://schemas.openxmlformats.org/wordprocessingml/2006/main" xmlns:w14="http://schemas.microsoft.com/office/word/2010/wordml" xmlns:w15="http://schemas.microsoft.com/office/word/2012/wordml" xmlns:w16cid="http://schemas.microsoft.com/office/word/2016/wordml/cid" xmlns:w16se="http://schemas.microsoft.com/office/word/2015/wordml/symex" xmlns:wpg="http://schemas.microsoft.com/office/word/2010/wordprocessingGroup" xmlns:wpi="http://schemas.microsoft.com/office/word/2010/wordprocessingInk" xmlns:wne="http://schemas.microsoft.com/office/word/2006/wordml" xmlns:wps="http://schemas.microsoft.com/office/word/2010/wordprocessingShape" mc:Ignorable="w14 w15 w16se w16cid wp14">
+<w:document xmlns:wpc="http://schemas.microsoft.com/office/word/2010/wordprocessingCanvas" xmlns:cx="http://schemas.microsoft.com/office/drawing/2014/chartex" xmlns:cx1="http://schemas.microsoft.com/office/drawing/2015/9/8/chartex" xmlns:cx2="http://schemas.microsoft.com/office/drawing/2015/10/21/chartex" xmlns:cx3="http://schemas.microsoft.com/office/drawing/2016/5/9/chartex" xmlns:cx4="http://schemas.microsoft.com/office/drawing/2016/5/10/chartex" xmlns:cx5="http://schemas.microsoft.com/office/drawing/2016/5/11/chartex" xmlns:cx6="http://schemas.microsoft.com/office/drawing/2016/5/12/chartex" xmlns:cx7="http://schemas.microsoft.com/office/drawing/2016/5/13/chartex" xmlns:cx8="http://schemas.microsoft.com/office/drawing/2016/5/14/chartex" xmlns:mc="http://schemas.openxmlformats.org/markup-compatibility/2006" xmlns:aink="http://schemas.microsoft.com/office/drawing/2016/ink" xmlns:am3d="http://schemas.microsoft.com/office/drawing/2017/model3d" xmlns:o="urn:schemas-microsoft-com:office:office" xmlns:r="http://schemas.openxmlformats.org/officeDocument/2006/relationships" xmlns:m="http://schemas.openxmlformats.org/officeDocument/2006/math" xmlns:v="urn:schemas-microsoft-com:vml" xmlns:wp14="http://schemas.microsoft.com/office/word/2010/wordprocessingDrawing" xmlns:wp="http://schemas.openxmlformats.org/drawingml/2006/wordprocessingDrawing" xmlns:w10="urn:schemas-microsoft-com:office:word" xmlns:w="http://schemas.openxmlformats.org/wordprocessingml/2006/main" xmlns:w14="http://schemas.microsoft.com/office/word/2010/wordml" xmlns:w15="http://schemas.microsoft.com/office/word/2012/wordml" xmlns:w16cex="http://schemas.microsoft.com/office/word/2018/wordml/cex" xmlns:w16cid="http://schemas.microsoft.com/office/word/2016/wordml/cid" xmlns:w16="http://schemas.microsoft.com/office/word/2018/wordml" xmlns:w16se="http://schemas.microsoft.com/office/word/2015/wordml/symex" xmlns:wpg="http://schemas.microsoft.com/office/word/2010/wordprocessingGroup" xmlns:wpi="http://schemas.microsoft.com/office/word/2010/wordprocessingInk" xmlns:wne="http://schemas.microsoft.com/office/word/2006/wordml" xmlns:wps="http://schemas.microsoft.com/office/word/2010/wordprocessingShape" mc:Ignorable="w14 w15 w16se w16cid w16 w16cex wp14">
   <w:body>
     <w:p>
       <w:pPr>
@@ -8,14 +8,13 @@
         <w:ind w:leftChars="-540" w:left="-1134" w:rightChars="-79" w:right="-166"/>
         <w:jc w:val="center"/>
         <w:rPr>
-          <w:rFonts w:ascii="SimSun" w:hAnsi="SimSun"/>
-          <w:sz w:val="32"/>
+          <w:rFonts w:ascii="Times New Roman" w:eastAsia="Microsoft YaHei" w:hAnsi="Times New Roman"/>
           <w:szCs w:val="32"/>
         </w:rPr>
       </w:pPr>
       <w:r>
         <w:rPr>
-          <w:rFonts w:ascii="SimSun" w:hAnsi="SimSun" w:hint="eastAsia"/>
+          <w:rFonts w:ascii="Times New Roman" w:eastAsia="Microsoft YaHei" w:hAnsi="Times New Roman" w:hint="eastAsia"/>
           <w:noProof/>
           <w:szCs w:val="21"/>
         </w:rPr>
@@ -77,26 +76,17 @@
       </w:r>
       <w:r>
         <w:rPr>
-          <w:rFonts w:ascii="SimSun" w:hAnsi="SimSun" w:hint="eastAsia"/>
+          <w:rFonts w:ascii="Times New Roman" w:eastAsia="Microsoft YaHei" w:hAnsi="Times New Roman" w:hint="eastAsia"/>
           <w:szCs w:val="21"/>
         </w:rPr>
         <w:t xml:space="preserve">    </w:t>
       </w:r>
       <w:r>
         <w:rPr>
-          <w:rFonts w:ascii="SimSun" w:hAnsi="SimSun" w:hint="eastAsia"/>
-          <w:sz w:val="32"/>
+          <w:rFonts w:ascii="Times New Roman" w:eastAsia="Microsoft YaHei" w:hAnsi="Times New Roman" w:hint="eastAsia"/>
           <w:szCs w:val="32"/>
         </w:rPr>
-        <w:t xml:space="preserve"> </w:t>
-      </w:r>
-      <w:r>
-        <w:rPr>
-          <w:rFonts w:ascii="SimSun" w:hAnsi="SimSun" w:hint="eastAsia"/>
-          <w:sz w:val="32"/>
-          <w:szCs w:val="32"/>
-        </w:rPr>
-        <w:t xml:space="preserve"> </w:t>
+        <w:t xml:space="preserve">  </w:t>
       </w:r>
     </w:p>
     <w:p>
@@ -105,65 +95,41 @@
         <w:ind w:leftChars="-540" w:left="-1134" w:rightChars="-79" w:right="-166"/>
         <w:jc w:val="center"/>
         <w:rPr>
-          <w:rFonts w:ascii="SimSun" w:hAnsi="SimSun"/>
-          <w:b/>
-          <w:sz w:val="32"/>
+          <w:rFonts w:ascii="Times New Roman" w:eastAsia="Microsoft YaHei" w:hAnsi="Times New Roman"/>
           <w:szCs w:val="32"/>
         </w:rPr>
       </w:pPr>
       <w:r>
         <w:rPr>
-          <w:rFonts w:ascii="SimSun" w:hAnsi="SimSun" w:hint="eastAsia"/>
-          <w:b/>
-          <w:sz w:val="32"/>
+          <w:rFonts w:ascii="Times New Roman" w:eastAsia="Microsoft YaHei" w:hAnsi="Times New Roman" w:hint="eastAsia"/>
           <w:szCs w:val="32"/>
         </w:rPr>
         <w:t xml:space="preserve"> </w:t>
       </w:r>
       <w:r>
         <w:rPr>
-          <w:rFonts w:ascii="SimSun" w:hAnsi="SimSun"/>
-          <w:b/>
-          <w:sz w:val="32"/>
+          <w:rFonts w:ascii="Times New Roman" w:eastAsia="Microsoft YaHei" w:hAnsi="Times New Roman"/>
           <w:szCs w:val="32"/>
         </w:rPr>
         <w:t xml:space="preserve"> </w:t>
       </w:r>
       <w:r>
         <w:rPr>
-          <w:rFonts w:ascii="SimSun" w:hAnsi="SimSun" w:hint="eastAsia"/>
+          <w:rFonts w:ascii="Times New Roman" w:eastAsia="Microsoft YaHei" w:hAnsi="Times New Roman" w:hint="eastAsia"/>
           <w:szCs w:val="21"/>
         </w:rPr>
-        <w:t>+-</w:t>
+        <w:t xml:space="preserve">+-     </w:t>
       </w:r>
       <w:r>
         <w:rPr>
-          <w:rFonts w:ascii="SimSun" w:hAnsi="SimSun" w:hint="eastAsia"/>
-          <w:szCs w:val="21"/>
+          <w:rFonts w:ascii="Times New Roman" w:eastAsia="Microsoft YaHei" w:hAnsi="Times New Roman" w:hint="eastAsia"/>
+          <w:szCs w:val="32"/>
         </w:rPr>
-        <w:t xml:space="preserve">     </w:t>
+        <w:t xml:space="preserve">  </w:t>
       </w:r>
       <w:r>
         <w:rPr>
-          <w:rFonts w:ascii="SimSun" w:hAnsi="SimSun" w:hint="eastAsia"/>
-          <w:sz w:val="32"/>
-          <w:szCs w:val="32"/>
-        </w:rPr>
-        <w:t xml:space="preserve"> </w:t>
-      </w:r>
-      <w:r>
-        <w:rPr>
-          <w:rFonts w:ascii="SimSun" w:hAnsi="SimSun" w:hint="eastAsia"/>
-          <w:sz w:val="32"/>
-          <w:szCs w:val="32"/>
-        </w:rPr>
-        <w:t xml:space="preserve"> </w:t>
-      </w:r>
-      <w:r>
-        <w:rPr>
-          <w:rFonts w:ascii="SimSun" w:hAnsi="SimSun" w:hint="eastAsia"/>
-          <w:b/>
-          <w:sz w:val="32"/>
+          <w:rFonts w:ascii="Times New Roman" w:eastAsia="Microsoft YaHei" w:hAnsi="Times New Roman" w:hint="eastAsia"/>
           <w:szCs w:val="32"/>
         </w:rPr>
         <w:t>上海交通大学医学院附属第九人民医院固定资产验收单</w:t>
@@ -193,26 +159,39 @@
           <w:p>
             <w:pPr>
               <w:rPr>
-                <w:rFonts w:ascii="SimSun" w:hAnsi="SimSun"/>
-                <w:sz w:val="18"/>
-                <w:szCs w:val="18"/>
-              </w:rPr>
-            </w:pPr>
-            <w:r>
-              <w:rPr>
-                <w:rFonts w:ascii="SimSun" w:hAnsi="SimSun" w:hint="eastAsia"/>
-                <w:sz w:val="18"/>
+                <w:rFonts w:ascii="Times New Roman" w:eastAsia="Microsoft YaHei" w:hAnsi="Times New Roman"/>
+                <w:szCs w:val="18"/>
+              </w:rPr>
+            </w:pPr>
+            <w:r>
+              <w:rPr>
+                <w:rFonts w:ascii="Times New Roman" w:eastAsia="Microsoft YaHei" w:hAnsi="Times New Roman" w:hint="eastAsia"/>
                 <w:szCs w:val="18"/>
               </w:rPr>
               <w:t>外贸协议：</w:t>
             </w:r>
             <w:r>
               <w:rPr>
-                <w:rFonts w:ascii="SimSun" w:hAnsi="SimSun"/>
-                <w:sz w:val="18"/>
-                <w:szCs w:val="18"/>
-              </w:rPr>
-              <w:t>{{foreign_trade_agreements}}</w:t>
+                <w:rFonts w:ascii="Times New Roman" w:eastAsia="Microsoft YaHei" w:hAnsi="Times New Roman"/>
+                <w:szCs w:val="18"/>
+              </w:rPr>
+              <w:t>{{</w:t>
+            </w:r>
+            <w:proofErr w:type="spellStart"/>
+            <w:r>
+              <w:rPr>
+                <w:rFonts w:ascii="Times New Roman" w:eastAsia="Microsoft YaHei" w:hAnsi="Times New Roman"/>
+                <w:szCs w:val="18"/>
+              </w:rPr>
+              <w:t>foreign_trade_agreements</w:t>
+            </w:r>
+            <w:proofErr w:type="spellEnd"/>
+            <w:r>
+              <w:rPr>
+                <w:rFonts w:ascii="Times New Roman" w:eastAsia="Microsoft YaHei" w:hAnsi="Times New Roman"/>
+                <w:szCs w:val="18"/>
+              </w:rPr>
+              <w:t>}}</w:t>
             </w:r>
           </w:p>
         </w:tc>
@@ -224,63 +203,57 @@
           <w:p>
             <w:pPr>
               <w:rPr>
-                <w:rFonts w:ascii="SimSun" w:hAnsi="SimSun"/>
-                <w:sz w:val="18"/>
-                <w:szCs w:val="18"/>
-              </w:rPr>
-            </w:pPr>
-            <w:r>
-              <w:rPr>
-                <w:rFonts w:ascii="SimSun" w:hAnsi="SimSun"/>
-                <w:sz w:val="18"/>
+                <w:rFonts w:ascii="Times New Roman" w:eastAsia="Microsoft YaHei" w:hAnsi="Times New Roman"/>
+                <w:szCs w:val="18"/>
+              </w:rPr>
+            </w:pPr>
+            <w:r>
+              <w:rPr>
+                <w:rFonts w:ascii="Times New Roman" w:eastAsia="Microsoft YaHei" w:hAnsi="Times New Roman"/>
                 <w:szCs w:val="18"/>
               </w:rPr>
               <w:t>内贸合同</w:t>
             </w:r>
             <w:r>
               <w:rPr>
-                <w:rFonts w:ascii="SimSun" w:hAnsi="SimSun" w:hint="eastAsia"/>
-                <w:sz w:val="18"/>
+                <w:rFonts w:ascii="Times New Roman" w:eastAsia="Microsoft YaHei" w:hAnsi="Times New Roman" w:hint="eastAsia"/>
                 <w:szCs w:val="18"/>
               </w:rPr>
               <w:t>：</w:t>
             </w:r>
             <w:r>
               <w:rPr>
-                <w:rFonts w:asciiTheme="minorEastAsia" w:hAnsiTheme="minorEastAsia" w:cs="Simplified Arabic" w:hint="cs"/>
-                <w:sz w:val="18"/>
+                <w:rFonts w:ascii="Times New Roman" w:eastAsia="Microsoft YaHei" w:hAnsi="Times New Roman" w:cs="Simplified Arabic" w:hint="cs"/>
                 <w:szCs w:val="18"/>
               </w:rPr>
               <w:t>{{</w:t>
             </w:r>
-            <w:r>
-              <w:rPr>
-                <w:rFonts w:asciiTheme="minorEastAsia" w:hAnsiTheme="minorEastAsia" w:cs="Simplified Arabic"/>
-                <w:sz w:val="18"/>
+            <w:proofErr w:type="spellStart"/>
+            <w:r>
+              <w:rPr>
+                <w:rFonts w:ascii="Times New Roman" w:eastAsia="Microsoft YaHei" w:hAnsi="Times New Roman" w:cs="Simplified Arabic"/>
                 <w:szCs w:val="18"/>
               </w:rPr>
               <w:t>contract_</w:t>
             </w:r>
             <w:r>
               <w:rPr>
-                <w:rFonts w:asciiTheme="minorEastAsia" w:hAnsiTheme="minorEastAsia" w:cs="Simplified Arabic" w:hint="cs"/>
-                <w:sz w:val="18"/>
+                <w:rFonts w:ascii="Times New Roman" w:eastAsia="Microsoft YaHei" w:hAnsi="Times New Roman" w:cs="Simplified Arabic" w:hint="cs"/>
                 <w:szCs w:val="18"/>
               </w:rPr>
               <w:t>n</w:t>
             </w:r>
             <w:r>
               <w:rPr>
-                <w:rFonts w:asciiTheme="minorEastAsia" w:hAnsiTheme="minorEastAsia" w:cs="Simplified Arabic" w:hint="eastAsia"/>
-                <w:sz w:val="18"/>
+                <w:rFonts w:ascii="Times New Roman" w:eastAsia="Microsoft YaHei" w:hAnsi="Times New Roman" w:cs="Simplified Arabic" w:hint="eastAsia"/>
                 <w:szCs w:val="18"/>
               </w:rPr>
               <w:t>um</w:t>
             </w:r>
-            <w:r>
-              <w:rPr>
-                <w:rFonts w:asciiTheme="minorEastAsia" w:hAnsiTheme="minorEastAsia" w:cs="Simplified Arabic" w:hint="cs"/>
-                <w:sz w:val="18"/>
+            <w:proofErr w:type="spellEnd"/>
+            <w:r>
+              <w:rPr>
+                <w:rFonts w:ascii="Times New Roman" w:eastAsia="Microsoft YaHei" w:hAnsi="Times New Roman" w:cs="Simplified Arabic" w:hint="cs"/>
                 <w:szCs w:val="18"/>
               </w:rPr>
               <w:t>}}</w:t>
@@ -295,23 +268,20 @@
           <w:p>
             <w:pPr>
               <w:rPr>
-                <w:rFonts w:ascii="SimSun" w:hAnsi="SimSun"/>
-                <w:sz w:val="18"/>
-                <w:szCs w:val="18"/>
-              </w:rPr>
-            </w:pPr>
-            <w:r>
-              <w:rPr>
-                <w:rFonts w:ascii="SimSun" w:hAnsi="SimSun"/>
-                <w:sz w:val="18"/>
+                <w:rFonts w:ascii="Times New Roman" w:eastAsia="Microsoft YaHei" w:hAnsi="Times New Roman"/>
+                <w:szCs w:val="18"/>
+              </w:rPr>
+            </w:pPr>
+            <w:r>
+              <w:rPr>
+                <w:rFonts w:ascii="Times New Roman" w:eastAsia="Microsoft YaHei" w:hAnsi="Times New Roman"/>
                 <w:szCs w:val="18"/>
               </w:rPr>
               <w:t>批文号</w:t>
             </w:r>
             <w:r>
               <w:rPr>
-                <w:rFonts w:ascii="SimSun" w:hAnsi="SimSun" w:hint="eastAsia"/>
-                <w:sz w:val="18"/>
+                <w:rFonts w:ascii="Times New Roman" w:eastAsia="Microsoft YaHei" w:hAnsi="Times New Roman" w:hint="eastAsia"/>
                 <w:szCs w:val="18"/>
               </w:rPr>
               <w:t>：</w:t>
@@ -326,53 +296,47 @@
           <w:p>
             <w:pPr>
               <w:rPr>
-                <w:rFonts w:ascii="SimSun" w:hAnsi="SimSun"/>
-                <w:sz w:val="18"/>
-                <w:szCs w:val="18"/>
-              </w:rPr>
-            </w:pPr>
-            <w:r>
-              <w:rPr>
-                <w:rFonts w:ascii="SimSun" w:hAnsi="SimSun"/>
-                <w:sz w:val="18"/>
+                <w:rFonts w:ascii="Times New Roman" w:eastAsia="Microsoft YaHei" w:hAnsi="Times New Roman"/>
+                <w:szCs w:val="18"/>
+              </w:rPr>
+            </w:pPr>
+            <w:r>
+              <w:rPr>
+                <w:rFonts w:ascii="Times New Roman" w:eastAsia="Microsoft YaHei" w:hAnsi="Times New Roman"/>
                 <w:szCs w:val="18"/>
               </w:rPr>
               <w:t>入库单号</w:t>
             </w:r>
             <w:r>
               <w:rPr>
-                <w:rFonts w:ascii="SimSun" w:hAnsi="SimSun" w:hint="eastAsia"/>
-                <w:sz w:val="18"/>
+                <w:rFonts w:ascii="Times New Roman" w:eastAsia="Microsoft YaHei" w:hAnsi="Times New Roman" w:hint="eastAsia"/>
                 <w:szCs w:val="18"/>
               </w:rPr>
               <w:t>：</w:t>
             </w:r>
             <w:r>
               <w:rPr>
-                <w:rFonts w:asciiTheme="minorEastAsia" w:hAnsiTheme="minorEastAsia" w:cs="Simplified Arabic" w:hint="cs"/>
-                <w:sz w:val="18"/>
+                <w:rFonts w:ascii="Times New Roman" w:eastAsia="Microsoft YaHei" w:hAnsi="Times New Roman" w:cs="Simplified Arabic" w:hint="cs"/>
                 <w:szCs w:val="18"/>
               </w:rPr>
               <w:t>{{</w:t>
             </w:r>
-            <w:r>
-              <w:rPr>
-                <w:rFonts w:asciiTheme="minorEastAsia" w:hAnsiTheme="minorEastAsia" w:cs="Simplified Arabic"/>
-                <w:sz w:val="18"/>
+            <w:proofErr w:type="spellStart"/>
+            <w:r>
+              <w:rPr>
+                <w:rFonts w:ascii="Times New Roman" w:eastAsia="Microsoft YaHei" w:hAnsi="Times New Roman" w:cs="Simplified Arabic"/>
                 <w:szCs w:val="18"/>
               </w:rPr>
               <w:t>receipt_number</w:t>
             </w:r>
-            <w:r>
-              <w:rPr>
-                <w:rFonts w:asciiTheme="minorEastAsia" w:hAnsiTheme="minorEastAsia" w:cs="Simplified Arabic" w:hint="cs"/>
-                <w:sz w:val="18"/>
+            <w:proofErr w:type="spellEnd"/>
+            <w:r>
+              <w:rPr>
+                <w:rFonts w:ascii="Times New Roman" w:eastAsia="Microsoft YaHei" w:hAnsi="Times New Roman" w:cs="Simplified Arabic" w:hint="cs"/>
                 <w:szCs w:val="18"/>
               </w:rPr>
               <w:t>}}</w:t>
             </w:r>
-            <w:bookmarkStart w:id="0" w:name="_GoBack"/>
-            <w:bookmarkEnd w:id="0"/>
           </w:p>
         </w:tc>
       </w:tr>
@@ -389,34 +353,46 @@
             <w:pPr>
               <w:ind w:left="-15"/>
               <w:rPr>
-                <w:rFonts w:ascii="SimSun" w:hAnsi="SimSun"/>
-                <w:sz w:val="18"/>
-                <w:szCs w:val="18"/>
-              </w:rPr>
-            </w:pPr>
-            <w:r>
-              <w:rPr>
-                <w:rFonts w:ascii="SimSun" w:hAnsi="SimSun"/>
-                <w:sz w:val="18"/>
+                <w:rFonts w:ascii="Times New Roman" w:eastAsia="Microsoft YaHei" w:hAnsi="Times New Roman"/>
+                <w:szCs w:val="18"/>
+              </w:rPr>
+            </w:pPr>
+            <w:r>
+              <w:rPr>
+                <w:rFonts w:ascii="Times New Roman" w:eastAsia="Microsoft YaHei" w:hAnsi="Times New Roman"/>
                 <w:szCs w:val="18"/>
               </w:rPr>
               <w:t>供应商名称</w:t>
             </w:r>
             <w:r>
               <w:rPr>
-                <w:rFonts w:ascii="SimSun" w:hAnsi="SimSun" w:hint="eastAsia"/>
-                <w:sz w:val="18"/>
+                <w:rFonts w:ascii="Times New Roman" w:eastAsia="Microsoft YaHei" w:hAnsi="Times New Roman" w:hint="eastAsia"/>
                 <w:szCs w:val="18"/>
               </w:rPr>
               <w:t>：</w:t>
             </w:r>
             <w:r>
               <w:rPr>
-                <w:rFonts w:asciiTheme="minorEastAsia" w:hAnsiTheme="minorEastAsia" w:cs="Simplified Arabic" w:hint="cs"/>
-                <w:sz w:val="18"/>
-                <w:szCs w:val="18"/>
-              </w:rPr>
-              <w:t>{{supplier_name}}</w:t>
+                <w:rFonts w:ascii="Times New Roman" w:eastAsia="Microsoft YaHei" w:hAnsi="Times New Roman" w:cs="Simplified Arabic" w:hint="cs"/>
+                <w:szCs w:val="18"/>
+              </w:rPr>
+              <w:t>{{</w:t>
+            </w:r>
+            <w:proofErr w:type="spellStart"/>
+            <w:r>
+              <w:rPr>
+                <w:rFonts w:ascii="Times New Roman" w:eastAsia="Microsoft YaHei" w:hAnsi="Times New Roman" w:cs="Simplified Arabic" w:hint="cs"/>
+                <w:szCs w:val="18"/>
+              </w:rPr>
+              <w:t>supplier_name</w:t>
+            </w:r>
+            <w:proofErr w:type="spellEnd"/>
+            <w:r>
+              <w:rPr>
+                <w:rFonts w:ascii="Times New Roman" w:eastAsia="Microsoft YaHei" w:hAnsi="Times New Roman" w:cs="Simplified Arabic" w:hint="cs"/>
+                <w:szCs w:val="18"/>
+              </w:rPr>
+              <w:t>}}</w:t>
             </w:r>
           </w:p>
         </w:tc>
@@ -429,34 +405,46 @@
             <w:pPr>
               <w:ind w:left="-15"/>
               <w:rPr>
-                <w:rFonts w:ascii="SimSun" w:hAnsi="SimSun"/>
-                <w:sz w:val="18"/>
-                <w:szCs w:val="18"/>
-              </w:rPr>
-            </w:pPr>
-            <w:r>
-              <w:rPr>
-                <w:rFonts w:ascii="SimSun" w:hAnsi="SimSun"/>
-                <w:sz w:val="18"/>
+                <w:rFonts w:ascii="Times New Roman" w:eastAsia="Microsoft YaHei" w:hAnsi="Times New Roman"/>
+                <w:szCs w:val="18"/>
+              </w:rPr>
+            </w:pPr>
+            <w:r>
+              <w:rPr>
+                <w:rFonts w:ascii="Times New Roman" w:eastAsia="Microsoft YaHei" w:hAnsi="Times New Roman"/>
                 <w:szCs w:val="18"/>
               </w:rPr>
               <w:t>联系人</w:t>
             </w:r>
             <w:r>
               <w:rPr>
-                <w:rFonts w:ascii="SimSun" w:hAnsi="SimSun" w:hint="eastAsia"/>
-                <w:sz w:val="18"/>
+                <w:rFonts w:ascii="Times New Roman" w:eastAsia="Microsoft YaHei" w:hAnsi="Times New Roman" w:hint="eastAsia"/>
                 <w:szCs w:val="18"/>
               </w:rPr>
               <w:t>：</w:t>
             </w:r>
             <w:r>
               <w:rPr>
-                <w:rFonts w:asciiTheme="minorEastAsia" w:hAnsiTheme="minorEastAsia" w:cs="Simplified Arabic" w:hint="cs"/>
-                <w:sz w:val="18"/>
-                <w:szCs w:val="18"/>
-              </w:rPr>
-              <w:t>{{contact_person}}</w:t>
+                <w:rFonts w:ascii="Times New Roman" w:eastAsia="Microsoft YaHei" w:hAnsi="Times New Roman" w:cs="Simplified Arabic" w:hint="cs"/>
+                <w:szCs w:val="18"/>
+              </w:rPr>
+              <w:t>{{</w:t>
+            </w:r>
+            <w:proofErr w:type="spellStart"/>
+            <w:r>
+              <w:rPr>
+                <w:rFonts w:ascii="Times New Roman" w:eastAsia="Microsoft YaHei" w:hAnsi="Times New Roman" w:cs="Simplified Arabic" w:hint="cs"/>
+                <w:szCs w:val="18"/>
+              </w:rPr>
+              <w:t>contact_person</w:t>
+            </w:r>
+            <w:proofErr w:type="spellEnd"/>
+            <w:r>
+              <w:rPr>
+                <w:rFonts w:ascii="Times New Roman" w:eastAsia="Microsoft YaHei" w:hAnsi="Times New Roman" w:cs="Simplified Arabic" w:hint="cs"/>
+                <w:szCs w:val="18"/>
+              </w:rPr>
+              <w:t>}}</w:t>
             </w:r>
           </w:p>
         </w:tc>
@@ -470,26 +458,39 @@
             <w:pPr>
               <w:ind w:left="-15"/>
               <w:rPr>
-                <w:rFonts w:ascii="SimSun" w:hAnsi="SimSun"/>
-                <w:sz w:val="18"/>
-                <w:szCs w:val="18"/>
-              </w:rPr>
-            </w:pPr>
-            <w:r>
-              <w:rPr>
-                <w:rFonts w:ascii="SimSun" w:hAnsi="SimSun" w:hint="eastAsia"/>
-                <w:sz w:val="18"/>
+                <w:rFonts w:ascii="Times New Roman" w:eastAsia="Microsoft YaHei" w:hAnsi="Times New Roman"/>
+                <w:szCs w:val="18"/>
+              </w:rPr>
+            </w:pPr>
+            <w:r>
+              <w:rPr>
+                <w:rFonts w:ascii="Times New Roman" w:eastAsia="Microsoft YaHei" w:hAnsi="Times New Roman" w:hint="eastAsia"/>
                 <w:szCs w:val="18"/>
               </w:rPr>
               <w:t>电话：</w:t>
             </w:r>
             <w:r>
               <w:rPr>
-                <w:rFonts w:asciiTheme="minorEastAsia" w:hAnsiTheme="minorEastAsia" w:cs="Simplified Arabic" w:hint="cs"/>
-                <w:sz w:val="18"/>
-                <w:szCs w:val="18"/>
-              </w:rPr>
-              <w:t>{{contact_person_tel}}</w:t>
+                <w:rFonts w:ascii="Times New Roman" w:eastAsia="Microsoft YaHei" w:hAnsi="Times New Roman" w:cs="Simplified Arabic" w:hint="cs"/>
+                <w:szCs w:val="18"/>
+              </w:rPr>
+              <w:t>{{</w:t>
+            </w:r>
+            <w:proofErr w:type="spellStart"/>
+            <w:r>
+              <w:rPr>
+                <w:rFonts w:ascii="Times New Roman" w:eastAsia="Microsoft YaHei" w:hAnsi="Times New Roman" w:cs="Simplified Arabic" w:hint="cs"/>
+                <w:szCs w:val="18"/>
+              </w:rPr>
+              <w:t>contact_person_tel</w:t>
+            </w:r>
+            <w:proofErr w:type="spellEnd"/>
+            <w:r>
+              <w:rPr>
+                <w:rFonts w:ascii="Times New Roman" w:eastAsia="Microsoft YaHei" w:hAnsi="Times New Roman" w:cs="Simplified Arabic" w:hint="cs"/>
+                <w:szCs w:val="18"/>
+              </w:rPr>
+              <w:t>}}</w:t>
             </w:r>
           </w:p>
         </w:tc>
@@ -506,47 +507,43 @@
           <w:p>
             <w:pPr>
               <w:rPr>
-                <w:rFonts w:ascii="SimSun" w:hAnsi="SimSun"/>
-                <w:sz w:val="18"/>
-                <w:szCs w:val="18"/>
-              </w:rPr>
-            </w:pPr>
-            <w:r>
-              <w:rPr>
-                <w:rFonts w:ascii="SimSun" w:hAnsi="SimSun"/>
-                <w:sz w:val="18"/>
+                <w:rFonts w:ascii="Times New Roman" w:eastAsia="Microsoft YaHei" w:hAnsi="Times New Roman"/>
+                <w:szCs w:val="18"/>
+              </w:rPr>
+            </w:pPr>
+            <w:r>
+              <w:rPr>
+                <w:rFonts w:ascii="Times New Roman" w:eastAsia="Microsoft YaHei" w:hAnsi="Times New Roman"/>
                 <w:szCs w:val="18"/>
               </w:rPr>
               <w:t>合同签订日期</w:t>
             </w:r>
             <w:r>
               <w:rPr>
-                <w:rFonts w:ascii="SimSun" w:hAnsi="SimSun" w:hint="eastAsia"/>
-                <w:sz w:val="18"/>
+                <w:rFonts w:ascii="Times New Roman" w:eastAsia="Microsoft YaHei" w:hAnsi="Times New Roman" w:hint="eastAsia"/>
                 <w:szCs w:val="18"/>
               </w:rPr>
               <w:t>：</w:t>
             </w:r>
             <w:r>
               <w:rPr>
-                <w:rFonts w:asciiTheme="minorEastAsia" w:hAnsiTheme="minorEastAsia" w:cs="Simplified Arabic" w:hint="cs"/>
-                <w:sz w:val="18"/>
+                <w:rFonts w:ascii="Times New Roman" w:eastAsia="Microsoft YaHei" w:hAnsi="Times New Roman" w:cs="Simplified Arabic" w:hint="cs"/>
                 <w:szCs w:val="18"/>
               </w:rPr>
               <w:t>{{</w:t>
             </w:r>
-            <w:r>
-              <w:rPr>
-                <w:rFonts w:asciiTheme="minorEastAsia" w:hAnsiTheme="minorEastAsia" w:cs="Simplified Arabic"/>
-                <w:sz w:val="18"/>
+            <w:proofErr w:type="spellStart"/>
+            <w:r>
+              <w:rPr>
+                <w:rFonts w:ascii="Times New Roman" w:eastAsia="Microsoft YaHei" w:hAnsi="Times New Roman" w:cs="Simplified Arabic"/>
                 <w:szCs w:val="18"/>
               </w:rPr>
               <w:t>contract_date</w:t>
             </w:r>
-            <w:r>
-              <w:rPr>
-                <w:rFonts w:asciiTheme="minorEastAsia" w:hAnsiTheme="minorEastAsia" w:cs="Simplified Arabic" w:hint="cs"/>
-                <w:sz w:val="18"/>
+            <w:proofErr w:type="spellEnd"/>
+            <w:r>
+              <w:rPr>
+                <w:rFonts w:ascii="Times New Roman" w:eastAsia="Microsoft YaHei" w:hAnsi="Times New Roman" w:cs="Simplified Arabic" w:hint="cs"/>
                 <w:szCs w:val="18"/>
               </w:rPr>
               <w:t>}}</w:t>
@@ -563,34 +560,46 @@
             <w:pPr>
               <w:ind w:left="-15"/>
               <w:rPr>
-                <w:rFonts w:ascii="SimSun" w:hAnsi="SimSun"/>
-                <w:sz w:val="18"/>
-                <w:szCs w:val="18"/>
-              </w:rPr>
-            </w:pPr>
-            <w:r>
-              <w:rPr>
-                <w:rFonts w:ascii="SimSun" w:hAnsi="SimSun"/>
-                <w:sz w:val="18"/>
+                <w:rFonts w:ascii="Times New Roman" w:eastAsia="Microsoft YaHei" w:hAnsi="Times New Roman"/>
+                <w:szCs w:val="18"/>
+              </w:rPr>
+            </w:pPr>
+            <w:r>
+              <w:rPr>
+                <w:rFonts w:ascii="Times New Roman" w:eastAsia="Microsoft YaHei" w:hAnsi="Times New Roman"/>
                 <w:szCs w:val="18"/>
               </w:rPr>
               <w:t>验收日期</w:t>
             </w:r>
             <w:r>
               <w:rPr>
-                <w:rFonts w:ascii="SimSun" w:hAnsi="SimSun" w:hint="eastAsia"/>
-                <w:sz w:val="18"/>
+                <w:rFonts w:ascii="Times New Roman" w:eastAsia="Microsoft YaHei" w:hAnsi="Times New Roman" w:hint="eastAsia"/>
                 <w:szCs w:val="18"/>
               </w:rPr>
               <w:t>：</w:t>
             </w:r>
             <w:r>
               <w:rPr>
-                <w:rFonts w:asciiTheme="minorEastAsia" w:hAnsiTheme="minorEastAsia" w:cs="Simplified Arabic"/>
-                <w:sz w:val="18"/>
-                <w:szCs w:val="18"/>
-              </w:rPr>
-              <w:t>{{fixasset_ack_date}}</w:t>
+                <w:rFonts w:ascii="Times New Roman" w:eastAsia="Microsoft YaHei" w:hAnsi="Times New Roman" w:cs="Simplified Arabic"/>
+                <w:szCs w:val="18"/>
+              </w:rPr>
+              <w:t>{{</w:t>
+            </w:r>
+            <w:proofErr w:type="spellStart"/>
+            <w:r>
+              <w:rPr>
+                <w:rFonts w:ascii="Times New Roman" w:eastAsia="Microsoft YaHei" w:hAnsi="Times New Roman" w:cs="Simplified Arabic"/>
+                <w:szCs w:val="18"/>
+              </w:rPr>
+              <w:t>fixasset_ack_date</w:t>
+            </w:r>
+            <w:proofErr w:type="spellEnd"/>
+            <w:r>
+              <w:rPr>
+                <w:rFonts w:ascii="Times New Roman" w:eastAsia="Microsoft YaHei" w:hAnsi="Times New Roman" w:cs="Simplified Arabic"/>
+                <w:szCs w:val="18"/>
+              </w:rPr>
+              <w:t>}}</w:t>
             </w:r>
           </w:p>
         </w:tc>
@@ -608,18 +617,97 @@
             <w:pPr>
               <w:jc w:val="center"/>
               <w:rPr>
-                <w:rFonts w:ascii="SimSun" w:hAnsi="SimSun" w:cs="SimSun"/>
-                <w:sz w:val="18"/>
-                <w:szCs w:val="18"/>
-              </w:rPr>
-            </w:pPr>
-            <w:r>
-              <w:rPr>
-                <w:rFonts w:ascii="SimSun" w:hAnsi="SimSun" w:hint="eastAsia"/>
-                <w:sz w:val="18"/>
-                <w:szCs w:val="18"/>
-              </w:rPr>
-              <w:t>★  ★  ★注意事项：设备全部到货、入库、安装和调试正常使用满1月后方可签署此验收单。★  ★  ★</w:t>
+                <w:rFonts w:ascii="Times New Roman" w:eastAsia="Microsoft YaHei" w:hAnsi="Times New Roman" w:cs="SimSun"/>
+                <w:szCs w:val="18"/>
+              </w:rPr>
+            </w:pPr>
+            <w:proofErr w:type="gramStart"/>
+            <w:r>
+              <w:rPr>
+                <w:rFonts w:ascii="Times New Roman" w:eastAsia="Microsoft YaHei" w:hAnsi="Times New Roman" w:hint="eastAsia"/>
+                <w:szCs w:val="18"/>
+              </w:rPr>
+              <w:t>★</w:t>
+            </w:r>
+            <w:r>
+              <w:rPr>
+                <w:rFonts w:ascii="Times New Roman" w:eastAsia="Microsoft YaHei" w:hAnsi="Times New Roman" w:hint="eastAsia"/>
+                <w:szCs w:val="18"/>
+              </w:rPr>
+              <w:t xml:space="preserve">  </w:t>
+            </w:r>
+            <w:r>
+              <w:rPr>
+                <w:rFonts w:ascii="Times New Roman" w:eastAsia="Microsoft YaHei" w:hAnsi="Times New Roman" w:hint="eastAsia"/>
+                <w:szCs w:val="18"/>
+              </w:rPr>
+              <w:t>★</w:t>
+            </w:r>
+            <w:r>
+              <w:rPr>
+                <w:rFonts w:ascii="Times New Roman" w:eastAsia="Microsoft YaHei" w:hAnsi="Times New Roman" w:hint="eastAsia"/>
+                <w:szCs w:val="18"/>
+              </w:rPr>
+              <w:t xml:space="preserve">  </w:t>
+            </w:r>
+            <w:proofErr w:type="gramEnd"/>
+            <w:r>
+              <w:rPr>
+                <w:rFonts w:ascii="Times New Roman" w:eastAsia="Microsoft YaHei" w:hAnsi="Times New Roman" w:hint="eastAsia"/>
+                <w:szCs w:val="18"/>
+              </w:rPr>
+              <w:t>★注意事项：设备全部到货、入库、安装和调试正常使用满</w:t>
+            </w:r>
+            <w:r>
+              <w:rPr>
+                <w:rFonts w:ascii="Times New Roman" w:eastAsia="Microsoft YaHei" w:hAnsi="Times New Roman" w:hint="eastAsia"/>
+                <w:szCs w:val="18"/>
+              </w:rPr>
+              <w:t>1</w:t>
+            </w:r>
+            <w:r>
+              <w:rPr>
+                <w:rFonts w:ascii="Times New Roman" w:eastAsia="Microsoft YaHei" w:hAnsi="Times New Roman" w:hint="eastAsia"/>
+                <w:szCs w:val="18"/>
+              </w:rPr>
+              <w:t>月后方可签署此验收单。</w:t>
+            </w:r>
+            <w:proofErr w:type="gramStart"/>
+            <w:r>
+              <w:rPr>
+                <w:rFonts w:ascii="Times New Roman" w:eastAsia="Microsoft YaHei" w:hAnsi="Times New Roman" w:hint="eastAsia"/>
+                <w:szCs w:val="18"/>
+              </w:rPr>
+              <w:t>★</w:t>
+            </w:r>
+            <w:r>
+              <w:rPr>
+                <w:rFonts w:ascii="Times New Roman" w:eastAsia="Microsoft YaHei" w:hAnsi="Times New Roman" w:hint="eastAsia"/>
+                <w:szCs w:val="18"/>
+              </w:rPr>
+              <w:t xml:space="preserve">  </w:t>
+            </w:r>
+            <w:r>
+              <w:rPr>
+                <w:rFonts w:ascii="Times New Roman" w:eastAsia="Microsoft YaHei" w:hAnsi="Times New Roman" w:hint="eastAsia"/>
+                <w:szCs w:val="18"/>
+              </w:rPr>
+              <w:t>★</w:t>
+            </w:r>
+            <w:r>
+              <w:rPr>
+                <w:rFonts w:ascii="Times New Roman" w:eastAsia="Microsoft YaHei" w:hAnsi="Times New Roman" w:hint="eastAsia"/>
+                <w:szCs w:val="18"/>
+              </w:rPr>
+              <w:t xml:space="preserve">  </w:t>
+            </w:r>
+            <w:proofErr w:type="gramEnd"/>
+            <w:r>
+              <w:rPr>
+                <w:rFonts w:ascii="Times New Roman" w:eastAsia="Microsoft YaHei" w:hAnsi="Times New Roman" w:hint="eastAsia"/>
+                <w:szCs w:val="18"/>
+              </w:rPr>
+              <w:t>★</w:t>
             </w:r>
           </w:p>
         </w:tc>
@@ -635,34 +723,37 @@
               <w:ind w:rightChars="292" w:right="613"/>
               <w:jc w:val="left"/>
               <w:rPr>
-                <w:rFonts w:ascii="SimSun" w:hAnsi="SimSun"/>
-                <w:sz w:val="18"/>
-                <w:szCs w:val="18"/>
-              </w:rPr>
-            </w:pPr>
-            <w:r>
-              <w:rPr>
-                <w:rFonts w:ascii="SimSun" w:hAnsi="SimSun" w:hint="eastAsia"/>
-                <w:sz w:val="18"/>
-                <w:szCs w:val="18"/>
-              </w:rPr>
-              <w:t xml:space="preserve">厂商意见：            </w:t>
-            </w:r>
-          </w:p>
-          <w:p>
-            <w:pPr>
-              <w:ind w:rightChars="292" w:right="613" w:firstLineChars="2600" w:firstLine="4680"/>
+                <w:rFonts w:ascii="Times New Roman" w:eastAsia="Microsoft YaHei" w:hAnsi="Times New Roman"/>
+                <w:szCs w:val="18"/>
+              </w:rPr>
+            </w:pPr>
+            <w:r>
+              <w:rPr>
+                <w:rFonts w:ascii="Times New Roman" w:eastAsia="Microsoft YaHei" w:hAnsi="Times New Roman" w:hint="eastAsia"/>
+                <w:szCs w:val="18"/>
+              </w:rPr>
+              <w:t>厂商意见：</w:t>
+            </w:r>
+            <w:r>
+              <w:rPr>
+                <w:rFonts w:ascii="Times New Roman" w:eastAsia="Microsoft YaHei" w:hAnsi="Times New Roman" w:hint="eastAsia"/>
+                <w:szCs w:val="18"/>
+              </w:rPr>
+              <w:t xml:space="preserve">            </w:t>
+            </w:r>
+          </w:p>
+          <w:p>
+            <w:pPr>
+              <w:ind w:rightChars="292" w:right="613" w:firstLineChars="2600" w:firstLine="5460"/>
               <w:jc w:val="left"/>
               <w:rPr>
-                <w:rFonts w:ascii="SimSun" w:hAnsi="SimSun"/>
-                <w:sz w:val="18"/>
-                <w:szCs w:val="18"/>
-              </w:rPr>
-            </w:pPr>
-            <w:r>
-              <w:rPr>
-                <w:rFonts w:ascii="SimSun" w:hAnsi="SimSun" w:hint="eastAsia"/>
-                <w:sz w:val="18"/>
+                <w:rFonts w:ascii="Times New Roman" w:eastAsia="Microsoft YaHei" w:hAnsi="Times New Roman"/>
+                <w:szCs w:val="18"/>
+              </w:rPr>
+            </w:pPr>
+            <w:r>
+              <w:rPr>
+                <w:rFonts w:ascii="Times New Roman" w:eastAsia="Microsoft YaHei" w:hAnsi="Times New Roman" w:hint="eastAsia"/>
                 <w:szCs w:val="18"/>
               </w:rPr>
               <w:t xml:space="preserve"> </w:t>
@@ -670,11 +761,10 @@
           </w:p>
           <w:p>
             <w:pPr>
-              <w:ind w:rightChars="292" w:right="613" w:firstLineChars="2600" w:firstLine="4680"/>
+              <w:ind w:rightChars="292" w:right="613" w:firstLineChars="2600" w:firstLine="5460"/>
               <w:jc w:val="left"/>
               <w:rPr>
-                <w:rFonts w:ascii="SimSun" w:hAnsi="SimSun"/>
-                <w:sz w:val="18"/>
+                <w:rFonts w:ascii="Times New Roman" w:eastAsia="Microsoft YaHei" w:hAnsi="Times New Roman"/>
                 <w:szCs w:val="18"/>
               </w:rPr>
             </w:pPr>
@@ -684,50 +774,44 @@
               <w:ind w:rightChars="292" w:right="613"/>
               <w:jc w:val="left"/>
               <w:rPr>
-                <w:rFonts w:ascii="SimSun" w:hAnsi="SimSun"/>
-                <w:sz w:val="18"/>
-                <w:szCs w:val="18"/>
-              </w:rPr>
-            </w:pPr>
-          </w:p>
-          <w:p>
-            <w:pPr>
-              <w:ind w:rightChars="292" w:right="613" w:firstLineChars="2600" w:firstLine="4680"/>
+                <w:rFonts w:ascii="Times New Roman" w:eastAsia="Microsoft YaHei" w:hAnsi="Times New Roman"/>
+                <w:szCs w:val="18"/>
+              </w:rPr>
+            </w:pPr>
+          </w:p>
+          <w:p>
+            <w:pPr>
+              <w:ind w:rightChars="292" w:right="613" w:firstLineChars="2600" w:firstLine="5460"/>
               <w:jc w:val="left"/>
               <w:rPr>
-                <w:rFonts w:ascii="SimSun" w:hAnsi="SimSun"/>
-                <w:sz w:val="18"/>
-                <w:szCs w:val="18"/>
-              </w:rPr>
-            </w:pPr>
-            <w:r>
-              <w:rPr>
-                <w:rFonts w:ascii="SimSun" w:hAnsi="SimSun" w:hint="eastAsia"/>
-                <w:sz w:val="18"/>
+                <w:rFonts w:ascii="Times New Roman" w:eastAsia="Microsoft YaHei" w:hAnsi="Times New Roman"/>
+                <w:szCs w:val="18"/>
+              </w:rPr>
+            </w:pPr>
+            <w:r>
+              <w:rPr>
+                <w:rFonts w:ascii="Times New Roman" w:eastAsia="Microsoft YaHei" w:hAnsi="Times New Roman" w:hint="eastAsia"/>
                 <w:szCs w:val="18"/>
               </w:rPr>
               <w:t xml:space="preserve"> </w:t>
             </w:r>
             <w:r>
               <w:rPr>
-                <w:rFonts w:ascii="SimSun" w:hAnsi="SimSun"/>
-                <w:sz w:val="18"/>
+                <w:rFonts w:ascii="Times New Roman" w:eastAsia="Microsoft YaHei" w:hAnsi="Times New Roman"/>
                 <w:szCs w:val="18"/>
               </w:rPr>
               <w:t xml:space="preserve">          </w:t>
             </w:r>
             <w:r>
               <w:rPr>
-                <w:rFonts w:ascii="SimSun" w:hAnsi="SimSun" w:hint="eastAsia"/>
-                <w:sz w:val="18"/>
+                <w:rFonts w:ascii="Times New Roman" w:eastAsia="Microsoft YaHei" w:hAnsi="Times New Roman" w:hint="eastAsia"/>
                 <w:szCs w:val="18"/>
               </w:rPr>
               <w:t>厂商代表签字（盖章）：</w:t>
             </w:r>
             <w:r>
               <w:rPr>
-                <w:rFonts w:ascii="SimSun" w:hAnsi="SimSun" w:hint="eastAsia"/>
-                <w:sz w:val="18"/>
+                <w:rFonts w:ascii="Times New Roman" w:eastAsia="Microsoft YaHei" w:hAnsi="Times New Roman" w:hint="eastAsia"/>
                 <w:szCs w:val="18"/>
                 <w:u w:val="single"/>
               </w:rPr>
@@ -736,27 +820,61 @@
           </w:p>
           <w:p>
             <w:pPr>
-              <w:ind w:firstLineChars="3800" w:firstLine="6840"/>
+              <w:ind w:firstLineChars="3800" w:firstLine="7980"/>
               <w:jc w:val="right"/>
               <w:rPr>
-                <w:sz w:val="18"/>
-                <w:szCs w:val="18"/>
-              </w:rPr>
-            </w:pPr>
-            <w:r>
-              <w:rPr>
-                <w:rFonts w:ascii="SimSun" w:hAnsi="SimSun" w:hint="eastAsia"/>
-                <w:sz w:val="18"/>
-                <w:szCs w:val="18"/>
-              </w:rPr>
-              <w:t>20   年   月   日</w:t>
+                <w:rFonts w:ascii="Times New Roman" w:eastAsia="Microsoft YaHei" w:hAnsi="Times New Roman"/>
+                <w:szCs w:val="18"/>
+              </w:rPr>
+            </w:pPr>
+            <w:r>
+              <w:rPr>
+                <w:rFonts w:ascii="Times New Roman" w:eastAsia="Microsoft YaHei" w:hAnsi="Times New Roman" w:hint="eastAsia"/>
+                <w:szCs w:val="18"/>
+              </w:rPr>
+              <w:t xml:space="preserve">20   </w:t>
+            </w:r>
+            <w:r>
+              <w:rPr>
+                <w:rFonts w:ascii="Times New Roman" w:eastAsia="Microsoft YaHei" w:hAnsi="Times New Roman" w:hint="eastAsia"/>
+                <w:szCs w:val="18"/>
+              </w:rPr>
+              <w:t>年</w:t>
+            </w:r>
+            <w:r>
+              <w:rPr>
+                <w:rFonts w:ascii="Times New Roman" w:eastAsia="Microsoft YaHei" w:hAnsi="Times New Roman" w:hint="eastAsia"/>
+                <w:szCs w:val="18"/>
+              </w:rPr>
+              <w:t xml:space="preserve">   </w:t>
+            </w:r>
+            <w:r>
+              <w:rPr>
+                <w:rFonts w:ascii="Times New Roman" w:eastAsia="Microsoft YaHei" w:hAnsi="Times New Roman" w:hint="eastAsia"/>
+                <w:szCs w:val="18"/>
+              </w:rPr>
+              <w:t>月</w:t>
+            </w:r>
+            <w:r>
+              <w:rPr>
+                <w:rFonts w:ascii="Times New Roman" w:eastAsia="Microsoft YaHei" w:hAnsi="Times New Roman" w:hint="eastAsia"/>
+                <w:szCs w:val="18"/>
+              </w:rPr>
+              <w:t xml:space="preserve">   </w:t>
+            </w:r>
+            <w:r>
+              <w:rPr>
+                <w:rFonts w:ascii="Times New Roman" w:eastAsia="Microsoft YaHei" w:hAnsi="Times New Roman" w:hint="eastAsia"/>
+                <w:szCs w:val="18"/>
+              </w:rPr>
+              <w:t>日</w:t>
             </w:r>
           </w:p>
           <w:p>
             <w:pPr>
               <w:ind w:rightChars="-249" w:right="-523"/>
               <w:rPr>
-                <w:rFonts w:ascii="SimSun" w:hAnsi="SimSun"/>
+                <w:rFonts w:ascii="Times New Roman" w:eastAsia="Microsoft YaHei" w:hAnsi="Times New Roman"/>
                 <w:szCs w:val="21"/>
               </w:rPr>
             </w:pPr>
@@ -773,15 +891,13 @@
             <w:pPr>
               <w:spacing w:line="400" w:lineRule="exact"/>
               <w:rPr>
-                <w:rFonts w:ascii="SimSun" w:hAnsi="SimSun"/>
-                <w:sz w:val="18"/>
-                <w:szCs w:val="18"/>
-              </w:rPr>
-            </w:pPr>
-            <w:r>
-              <w:rPr>
-                <w:rFonts w:ascii="SimSun" w:hAnsi="SimSun" w:hint="eastAsia"/>
-                <w:sz w:val="18"/>
+                <w:rFonts w:ascii="Times New Roman" w:eastAsia="Microsoft YaHei" w:hAnsi="Times New Roman"/>
+                <w:szCs w:val="18"/>
+              </w:rPr>
+            </w:pPr>
+            <w:r>
+              <w:rPr>
+                <w:rFonts w:ascii="Times New Roman" w:eastAsia="Microsoft YaHei" w:hAnsi="Times New Roman" w:hint="eastAsia"/>
                 <w:szCs w:val="18"/>
               </w:rPr>
               <w:t>设备验收员意见：</w:t>
@@ -790,20 +906,39 @@
           <w:p>
             <w:pPr>
               <w:spacing w:line="400" w:lineRule="exact"/>
-              <w:ind w:firstLineChars="100" w:firstLine="180"/>
-              <w:rPr>
-                <w:rFonts w:ascii="SimSun" w:hAnsi="SimSun"/>
-                <w:sz w:val="18"/>
-                <w:szCs w:val="18"/>
-              </w:rPr>
-            </w:pPr>
-            <w:r>
-              <w:rPr>
-                <w:rFonts w:ascii="SimSun" w:hAnsi="SimSun" w:hint="eastAsia"/>
-                <w:sz w:val="18"/>
-                <w:szCs w:val="18"/>
-              </w:rPr>
-              <w:t>1、设备配置、数量是否与合同及配置单一致□ 2、设备安装到位，使用是否正常□</w:t>
+              <w:ind w:firstLineChars="100" w:firstLine="210"/>
+              <w:rPr>
+                <w:rFonts w:ascii="Times New Roman" w:eastAsia="Microsoft YaHei" w:hAnsi="Times New Roman"/>
+                <w:szCs w:val="18"/>
+              </w:rPr>
+            </w:pPr>
+            <w:r>
+              <w:rPr>
+                <w:rFonts w:ascii="Times New Roman" w:eastAsia="Microsoft YaHei" w:hAnsi="Times New Roman" w:hint="eastAsia"/>
+                <w:szCs w:val="18"/>
+              </w:rPr>
+              <w:t>1</w:t>
+            </w:r>
+            <w:r>
+              <w:rPr>
+                <w:rFonts w:ascii="Times New Roman" w:eastAsia="Microsoft YaHei" w:hAnsi="Times New Roman" w:hint="eastAsia"/>
+                <w:szCs w:val="18"/>
+              </w:rPr>
+              <w:t>、设备配置、数量是否与合同及配置单一致□</w:t>
+            </w:r>
+            <w:r>
+              <w:rPr>
+                <w:rFonts w:ascii="Times New Roman" w:eastAsia="Microsoft YaHei" w:hAnsi="Times New Roman" w:hint="eastAsia"/>
+                <w:szCs w:val="18"/>
+              </w:rPr>
+              <w:t xml:space="preserve"> 2</w:t>
+            </w:r>
+            <w:r>
+              <w:rPr>
+                <w:rFonts w:ascii="Times New Roman" w:eastAsia="Microsoft YaHei" w:hAnsi="Times New Roman" w:hint="eastAsia"/>
+                <w:szCs w:val="18"/>
+              </w:rPr>
+              <w:t>、设备安装到位，使用是否正常□</w:t>
             </w:r>
           </w:p>
           <w:p>
@@ -811,12 +946,12 @@
               <w:ind w:rightChars="292" w:right="613" w:firstLineChars="1800" w:firstLine="3780"/>
               <w:jc w:val="left"/>
               <w:rPr>
-                <w:rFonts w:ascii="SimSun" w:hAnsi="SimSun"/>
-              </w:rPr>
-            </w:pPr>
-            <w:r>
-              <w:rPr>
-                <w:rFonts w:ascii="SimSun" w:hAnsi="SimSun" w:hint="eastAsia"/>
+                <w:rFonts w:ascii="Times New Roman" w:eastAsia="Microsoft YaHei" w:hAnsi="Times New Roman"/>
+              </w:rPr>
+            </w:pPr>
+            <w:r>
+              <w:rPr>
+                <w:rFonts w:ascii="Times New Roman" w:eastAsia="Microsoft YaHei" w:hAnsi="Times New Roman" w:hint="eastAsia"/>
               </w:rPr>
               <w:t xml:space="preserve">                   </w:t>
             </w:r>
@@ -826,7 +961,7 @@
               <w:ind w:rightChars="292" w:right="613" w:firstLineChars="1800" w:firstLine="3780"/>
               <w:jc w:val="left"/>
               <w:rPr>
-                <w:rFonts w:ascii="SimSun" w:hAnsi="SimSun"/>
+                <w:rFonts w:ascii="Times New Roman" w:eastAsia="Microsoft YaHei" w:hAnsi="Times New Roman"/>
               </w:rPr>
             </w:pPr>
           </w:p>
@@ -835,7 +970,7 @@
               <w:ind w:rightChars="292" w:right="613"/>
               <w:jc w:val="left"/>
               <w:rPr>
-                <w:rFonts w:ascii="SimSun" w:hAnsi="SimSun"/>
+                <w:rFonts w:ascii="Times New Roman" w:eastAsia="Microsoft YaHei" w:hAnsi="Times New Roman"/>
               </w:rPr>
             </w:pPr>
           </w:p>
@@ -844,67 +979,103 @@
               <w:ind w:rightChars="292" w:right="613" w:firstLineChars="1800" w:firstLine="3780"/>
               <w:jc w:val="left"/>
               <w:rPr>
-                <w:rFonts w:ascii="SimSun" w:hAnsi="SimSun"/>
-              </w:rPr>
-            </w:pPr>
-          </w:p>
-          <w:p>
-            <w:pPr>
-              <w:ind w:firstLineChars="2600" w:firstLine="4680"/>
-              <w:rPr>
-                <w:rFonts w:ascii="SimSun" w:hAnsi="SimSun"/>
-                <w:sz w:val="18"/>
-                <w:szCs w:val="18"/>
-              </w:rPr>
-            </w:pPr>
-            <w:r>
-              <w:rPr>
-                <w:rFonts w:ascii="SimSun" w:hAnsi="SimSun" w:hint="eastAsia"/>
-                <w:sz w:val="18"/>
+                <w:rFonts w:ascii="Times New Roman" w:eastAsia="Microsoft YaHei" w:hAnsi="Times New Roman"/>
+              </w:rPr>
+            </w:pPr>
+          </w:p>
+          <w:p>
+            <w:pPr>
+              <w:ind w:firstLineChars="2600" w:firstLine="5460"/>
+              <w:rPr>
+                <w:rFonts w:ascii="Times New Roman" w:eastAsia="Microsoft YaHei" w:hAnsi="Times New Roman"/>
+                <w:szCs w:val="18"/>
+              </w:rPr>
+            </w:pPr>
+            <w:r>
+              <w:rPr>
+                <w:rFonts w:ascii="Times New Roman" w:eastAsia="Microsoft YaHei" w:hAnsi="Times New Roman" w:hint="eastAsia"/>
                 <w:szCs w:val="18"/>
               </w:rPr>
               <w:t xml:space="preserve"> </w:t>
             </w:r>
             <w:r>
               <w:rPr>
-                <w:rFonts w:ascii="SimSun" w:hAnsi="SimSun"/>
-                <w:sz w:val="18"/>
+                <w:rFonts w:ascii="Times New Roman" w:eastAsia="Microsoft YaHei" w:hAnsi="Times New Roman"/>
                 <w:szCs w:val="18"/>
               </w:rPr>
               <w:t xml:space="preserve">          </w:t>
             </w:r>
             <w:r>
               <w:rPr>
-                <w:rFonts w:ascii="SimSun" w:hAnsi="SimSun" w:hint="eastAsia"/>
-                <w:sz w:val="18"/>
-                <w:szCs w:val="18"/>
-              </w:rPr>
-              <w:t xml:space="preserve">设备验收员签字：                   </w:t>
+                <w:rFonts w:ascii="Times New Roman" w:eastAsia="Microsoft YaHei" w:hAnsi="Times New Roman" w:hint="eastAsia"/>
+                <w:szCs w:val="18"/>
+              </w:rPr>
+              <w:t>设备验收员签字：</w:t>
+            </w:r>
+            <w:r>
+              <w:rPr>
+                <w:rFonts w:ascii="Times New Roman" w:eastAsia="Microsoft YaHei" w:hAnsi="Times New Roman" w:hint="eastAsia"/>
+                <w:szCs w:val="18"/>
+              </w:rPr>
+              <w:t xml:space="preserve">                   </w:t>
             </w:r>
           </w:p>
           <w:p>
             <w:pPr>
               <w:jc w:val="right"/>
               <w:rPr>
-                <w:rFonts w:ascii="SimSun" w:hAnsi="SimSun"/>
-                <w:sz w:val="18"/>
-                <w:szCs w:val="18"/>
-              </w:rPr>
-            </w:pPr>
-            <w:r>
-              <w:rPr>
-                <w:rFonts w:ascii="SimSun" w:hAnsi="SimSun" w:hint="eastAsia"/>
-                <w:sz w:val="18"/>
-                <w:szCs w:val="18"/>
-              </w:rPr>
-              <w:t>20   年   月   日</w:t>
+                <w:rFonts w:ascii="Times New Roman" w:eastAsia="Microsoft YaHei" w:hAnsi="Times New Roman"/>
+                <w:szCs w:val="18"/>
+              </w:rPr>
+            </w:pPr>
+            <w:r>
+              <w:rPr>
+                <w:rFonts w:ascii="Times New Roman" w:eastAsia="Microsoft YaHei" w:hAnsi="Times New Roman" w:hint="eastAsia"/>
+                <w:szCs w:val="18"/>
+              </w:rPr>
+              <w:t xml:space="preserve">20   </w:t>
+            </w:r>
+            <w:r>
+              <w:rPr>
+                <w:rFonts w:ascii="Times New Roman" w:eastAsia="Microsoft YaHei" w:hAnsi="Times New Roman" w:hint="eastAsia"/>
+                <w:szCs w:val="18"/>
+              </w:rPr>
+              <w:t>年</w:t>
+            </w:r>
+            <w:r>
+              <w:rPr>
+                <w:rFonts w:ascii="Times New Roman" w:eastAsia="Microsoft YaHei" w:hAnsi="Times New Roman" w:hint="eastAsia"/>
+                <w:szCs w:val="18"/>
+              </w:rPr>
+              <w:t xml:space="preserve">   </w:t>
+            </w:r>
+            <w:r>
+              <w:rPr>
+                <w:rFonts w:ascii="Times New Roman" w:eastAsia="Microsoft YaHei" w:hAnsi="Times New Roman" w:hint="eastAsia"/>
+                <w:szCs w:val="18"/>
+              </w:rPr>
+              <w:t>月</w:t>
+            </w:r>
+            <w:r>
+              <w:rPr>
+                <w:rFonts w:ascii="Times New Roman" w:eastAsia="Microsoft YaHei" w:hAnsi="Times New Roman" w:hint="eastAsia"/>
+                <w:szCs w:val="18"/>
+              </w:rPr>
+              <w:t xml:space="preserve">   </w:t>
+            </w:r>
+            <w:r>
+              <w:rPr>
+                <w:rFonts w:ascii="Times New Roman" w:eastAsia="Microsoft YaHei" w:hAnsi="Times New Roman" w:hint="eastAsia"/>
+                <w:szCs w:val="18"/>
+              </w:rPr>
+              <w:t>日</w:t>
             </w:r>
           </w:p>
           <w:p>
             <w:pPr>
               <w:ind w:rightChars="-249" w:right="-523"/>
               <w:rPr>
-                <w:rFonts w:ascii="SimSun" w:hAnsi="SimSun"/>
+                <w:rFonts w:ascii="Times New Roman" w:eastAsia="Microsoft YaHei" w:hAnsi="Times New Roman"/>
                 <w:szCs w:val="21"/>
               </w:rPr>
             </w:pPr>
@@ -922,15 +1093,13 @@
               <w:ind w:rightChars="292" w:right="613"/>
               <w:jc w:val="left"/>
               <w:rPr>
-                <w:rFonts w:ascii="SimSun" w:hAnsi="SimSun"/>
-                <w:sz w:val="18"/>
-                <w:szCs w:val="18"/>
-              </w:rPr>
-            </w:pPr>
-            <w:r>
-              <w:rPr>
-                <w:rFonts w:ascii="SimSun" w:hAnsi="SimSun" w:hint="eastAsia"/>
-                <w:sz w:val="18"/>
+                <w:rFonts w:ascii="Times New Roman" w:eastAsia="Microsoft YaHei" w:hAnsi="Times New Roman"/>
+                <w:szCs w:val="18"/>
+              </w:rPr>
+            </w:pPr>
+            <w:r>
+              <w:rPr>
+                <w:rFonts w:ascii="Times New Roman" w:eastAsia="Microsoft YaHei" w:hAnsi="Times New Roman" w:hint="eastAsia"/>
                 <w:szCs w:val="18"/>
               </w:rPr>
               <w:t>在用设备管理负责人意见：</w:t>
@@ -938,106 +1107,138 @@
           </w:p>
           <w:p>
             <w:pPr>
-              <w:ind w:rightChars="292" w:right="613" w:firstLineChars="50" w:firstLine="90"/>
+              <w:ind w:rightChars="292" w:right="613" w:firstLineChars="50" w:firstLine="105"/>
               <w:jc w:val="left"/>
               <w:rPr>
-                <w:rFonts w:ascii="SimSun" w:hAnsi="SimSun"/>
-                <w:sz w:val="18"/>
-                <w:szCs w:val="18"/>
-              </w:rPr>
-            </w:pPr>
-          </w:p>
-          <w:p>
-            <w:pPr>
-              <w:ind w:rightChars="292" w:right="613" w:firstLineChars="50" w:firstLine="90"/>
+                <w:rFonts w:ascii="Times New Roman" w:eastAsia="Microsoft YaHei" w:hAnsi="Times New Roman"/>
+                <w:szCs w:val="18"/>
+              </w:rPr>
+            </w:pPr>
+          </w:p>
+          <w:p>
+            <w:pPr>
+              <w:ind w:rightChars="292" w:right="613" w:firstLineChars="50" w:firstLine="105"/>
               <w:jc w:val="left"/>
               <w:rPr>
-                <w:rFonts w:ascii="SimSun" w:hAnsi="SimSun"/>
-                <w:sz w:val="18"/>
-                <w:szCs w:val="18"/>
-              </w:rPr>
-            </w:pPr>
-          </w:p>
-          <w:p>
-            <w:pPr>
-              <w:ind w:rightChars="292" w:right="613" w:firstLineChars="50" w:firstLine="90"/>
+                <w:rFonts w:ascii="Times New Roman" w:eastAsia="Microsoft YaHei" w:hAnsi="Times New Roman"/>
+                <w:szCs w:val="18"/>
+              </w:rPr>
+            </w:pPr>
+          </w:p>
+          <w:p>
+            <w:pPr>
+              <w:ind w:rightChars="292" w:right="613" w:firstLineChars="50" w:firstLine="105"/>
               <w:jc w:val="left"/>
               <w:rPr>
-                <w:rFonts w:ascii="SimSun" w:hAnsi="SimSun"/>
-                <w:sz w:val="18"/>
-                <w:szCs w:val="18"/>
-              </w:rPr>
-            </w:pPr>
-          </w:p>
-          <w:p>
-            <w:pPr>
-              <w:ind w:rightChars="292" w:right="613" w:firstLineChars="50" w:firstLine="90"/>
+                <w:rFonts w:ascii="Times New Roman" w:eastAsia="Microsoft YaHei" w:hAnsi="Times New Roman"/>
+                <w:szCs w:val="18"/>
+              </w:rPr>
+            </w:pPr>
+          </w:p>
+          <w:p>
+            <w:pPr>
+              <w:ind w:rightChars="292" w:right="613" w:firstLineChars="50" w:firstLine="105"/>
               <w:jc w:val="left"/>
               <w:rPr>
-                <w:rFonts w:ascii="SimSun" w:hAnsi="SimSun"/>
-                <w:sz w:val="18"/>
-                <w:szCs w:val="18"/>
-              </w:rPr>
-            </w:pPr>
-          </w:p>
-          <w:p>
-            <w:pPr>
-              <w:ind w:rightChars="292" w:right="613" w:firstLineChars="2400" w:firstLine="4320"/>
+                <w:rFonts w:ascii="Times New Roman" w:eastAsia="Microsoft YaHei" w:hAnsi="Times New Roman"/>
+                <w:szCs w:val="18"/>
+              </w:rPr>
+            </w:pPr>
+          </w:p>
+          <w:p>
+            <w:pPr>
+              <w:ind w:rightChars="292" w:right="613" w:firstLineChars="2400" w:firstLine="5040"/>
               <w:jc w:val="left"/>
               <w:rPr>
-                <w:rFonts w:ascii="SimSun" w:hAnsi="SimSun"/>
-                <w:sz w:val="18"/>
-                <w:szCs w:val="18"/>
-              </w:rPr>
-            </w:pPr>
-            <w:r>
-              <w:rPr>
-                <w:rFonts w:ascii="SimSun" w:hAnsi="SimSun" w:hint="eastAsia"/>
-                <w:sz w:val="18"/>
+                <w:rFonts w:ascii="Times New Roman" w:eastAsia="Microsoft YaHei" w:hAnsi="Times New Roman"/>
+                <w:szCs w:val="18"/>
+              </w:rPr>
+            </w:pPr>
+            <w:r>
+              <w:rPr>
+                <w:rFonts w:ascii="Times New Roman" w:eastAsia="Microsoft YaHei" w:hAnsi="Times New Roman" w:hint="eastAsia"/>
                 <w:szCs w:val="18"/>
               </w:rPr>
               <w:t xml:space="preserve">     </w:t>
             </w:r>
             <w:r>
               <w:rPr>
-                <w:rFonts w:ascii="SimSun" w:hAnsi="SimSun"/>
-                <w:sz w:val="18"/>
+                <w:rFonts w:ascii="Times New Roman" w:eastAsia="Microsoft YaHei" w:hAnsi="Times New Roman"/>
                 <w:szCs w:val="18"/>
               </w:rPr>
               <w:t xml:space="preserve">          </w:t>
             </w:r>
             <w:r>
               <w:rPr>
-                <w:rFonts w:ascii="SimSun" w:hAnsi="SimSun" w:hint="eastAsia"/>
-                <w:sz w:val="18"/>
-                <w:szCs w:val="18"/>
-              </w:rPr>
-              <w:t xml:space="preserve">在用设备管理负责人签字：                   </w:t>
+                <w:rFonts w:ascii="Times New Roman" w:eastAsia="Microsoft YaHei" w:hAnsi="Times New Roman" w:hint="eastAsia"/>
+                <w:szCs w:val="18"/>
+              </w:rPr>
+              <w:t>在用设备管理负责人签字：</w:t>
+            </w:r>
+            <w:r>
+              <w:rPr>
+                <w:rFonts w:ascii="Times New Roman" w:eastAsia="Microsoft YaHei" w:hAnsi="Times New Roman" w:hint="eastAsia"/>
+                <w:szCs w:val="18"/>
+              </w:rPr>
+              <w:t xml:space="preserve">                   </w:t>
             </w:r>
           </w:p>
           <w:p>
             <w:pPr>
               <w:jc w:val="right"/>
               <w:rPr>
-                <w:rFonts w:ascii="SimSun" w:hAnsi="SimSun"/>
-                <w:sz w:val="18"/>
-                <w:szCs w:val="18"/>
-              </w:rPr>
-            </w:pPr>
-            <w:r>
-              <w:rPr>
-                <w:rFonts w:ascii="SimSun" w:hAnsi="SimSun" w:hint="eastAsia"/>
-                <w:sz w:val="18"/>
-                <w:szCs w:val="18"/>
-              </w:rPr>
-              <w:t>20   年   月   日</w:t>
+                <w:rFonts w:ascii="Times New Roman" w:eastAsia="Microsoft YaHei" w:hAnsi="Times New Roman"/>
+                <w:szCs w:val="18"/>
+              </w:rPr>
+            </w:pPr>
+            <w:r>
+              <w:rPr>
+                <w:rFonts w:ascii="Times New Roman" w:eastAsia="Microsoft YaHei" w:hAnsi="Times New Roman" w:hint="eastAsia"/>
+                <w:szCs w:val="18"/>
+              </w:rPr>
+              <w:t xml:space="preserve">20   </w:t>
+            </w:r>
+            <w:r>
+              <w:rPr>
+                <w:rFonts w:ascii="Times New Roman" w:eastAsia="Microsoft YaHei" w:hAnsi="Times New Roman" w:hint="eastAsia"/>
+                <w:szCs w:val="18"/>
+              </w:rPr>
+              <w:t>年</w:t>
+            </w:r>
+            <w:r>
+              <w:rPr>
+                <w:rFonts w:ascii="Times New Roman" w:eastAsia="Microsoft YaHei" w:hAnsi="Times New Roman" w:hint="eastAsia"/>
+                <w:szCs w:val="18"/>
+              </w:rPr>
+              <w:t xml:space="preserve">   </w:t>
+            </w:r>
+            <w:r>
+              <w:rPr>
+                <w:rFonts w:ascii="Times New Roman" w:eastAsia="Microsoft YaHei" w:hAnsi="Times New Roman" w:hint="eastAsia"/>
+                <w:szCs w:val="18"/>
+              </w:rPr>
+              <w:t>月</w:t>
+            </w:r>
+            <w:r>
+              <w:rPr>
+                <w:rFonts w:ascii="Times New Roman" w:eastAsia="Microsoft YaHei" w:hAnsi="Times New Roman" w:hint="eastAsia"/>
+                <w:szCs w:val="18"/>
+              </w:rPr>
+              <w:t xml:space="preserve">   </w:t>
+            </w:r>
+            <w:r>
+              <w:rPr>
+                <w:rFonts w:ascii="Times New Roman" w:eastAsia="Microsoft YaHei" w:hAnsi="Times New Roman" w:hint="eastAsia"/>
+                <w:szCs w:val="18"/>
+              </w:rPr>
+              <w:t>日</w:t>
             </w:r>
           </w:p>
           <w:p>
             <w:pPr>
               <w:ind w:rightChars="-249" w:right="-523"/>
               <w:rPr>
-                <w:rFonts w:ascii="SimSun" w:hAnsi="SimSun"/>
+                <w:rFonts w:ascii="Times New Roman" w:eastAsia="Microsoft YaHei" w:hAnsi="Times New Roman"/>
                 <w:szCs w:val="21"/>
               </w:rPr>
             </w:pPr>
@@ -1055,15 +1256,13 @@
               <w:ind w:rightChars="292" w:right="613"/>
               <w:jc w:val="left"/>
               <w:rPr>
-                <w:rFonts w:ascii="SimSun" w:hAnsi="SimSun"/>
-                <w:sz w:val="18"/>
-                <w:szCs w:val="18"/>
-              </w:rPr>
-            </w:pPr>
-            <w:r>
-              <w:rPr>
-                <w:rFonts w:ascii="SimSun" w:hAnsi="SimSun" w:hint="eastAsia"/>
-                <w:sz w:val="18"/>
+                <w:rFonts w:ascii="Times New Roman" w:eastAsia="Microsoft YaHei" w:hAnsi="Times New Roman"/>
+                <w:szCs w:val="18"/>
+              </w:rPr>
+            </w:pPr>
+            <w:r>
+              <w:rPr>
+                <w:rFonts w:ascii="Times New Roman" w:eastAsia="Microsoft YaHei" w:hAnsi="Times New Roman" w:hint="eastAsia"/>
                 <w:szCs w:val="18"/>
               </w:rPr>
               <w:t>医疗设备出入库人员意见：</w:t>
@@ -1074,8 +1273,7 @@
               <w:ind w:rightChars="292" w:right="613"/>
               <w:jc w:val="left"/>
               <w:rPr>
-                <w:rFonts w:ascii="SimSun" w:hAnsi="SimSun"/>
-                <w:sz w:val="18"/>
+                <w:rFonts w:ascii="Times New Roman" w:eastAsia="Microsoft YaHei" w:hAnsi="Times New Roman"/>
                 <w:szCs w:val="18"/>
               </w:rPr>
             </w:pPr>
@@ -1085,8 +1283,7 @@
               <w:ind w:rightChars="292" w:right="613"/>
               <w:jc w:val="left"/>
               <w:rPr>
-                <w:rFonts w:ascii="SimSun" w:hAnsi="SimSun"/>
-                <w:sz w:val="18"/>
+                <w:rFonts w:ascii="Times New Roman" w:eastAsia="Microsoft YaHei" w:hAnsi="Times New Roman"/>
                 <w:szCs w:val="18"/>
               </w:rPr>
             </w:pPr>
@@ -1096,8 +1293,7 @@
               <w:ind w:rightChars="292" w:right="613"/>
               <w:jc w:val="left"/>
               <w:rPr>
-                <w:rFonts w:ascii="SimSun" w:hAnsi="SimSun"/>
-                <w:sz w:val="18"/>
+                <w:rFonts w:ascii="Times New Roman" w:eastAsia="Microsoft YaHei" w:hAnsi="Times New Roman"/>
                 <w:szCs w:val="18"/>
               </w:rPr>
             </w:pPr>
@@ -1107,71 +1303,105 @@
               <w:ind w:rightChars="292" w:right="613"/>
               <w:jc w:val="left"/>
               <w:rPr>
-                <w:rFonts w:ascii="SimSun" w:hAnsi="SimSun"/>
-                <w:sz w:val="18"/>
-                <w:szCs w:val="18"/>
-              </w:rPr>
-            </w:pPr>
-          </w:p>
-          <w:p>
-            <w:pPr>
-              <w:ind w:rightChars="292" w:right="613" w:firstLineChars="2700" w:firstLine="4860"/>
+                <w:rFonts w:ascii="Times New Roman" w:eastAsia="Microsoft YaHei" w:hAnsi="Times New Roman"/>
+                <w:szCs w:val="18"/>
+              </w:rPr>
+            </w:pPr>
+          </w:p>
+          <w:p>
+            <w:pPr>
+              <w:ind w:rightChars="292" w:right="613" w:firstLineChars="2700" w:firstLine="5670"/>
               <w:jc w:val="left"/>
               <w:rPr>
-                <w:rFonts w:ascii="SimSun" w:hAnsi="SimSun"/>
-                <w:sz w:val="18"/>
-                <w:szCs w:val="18"/>
-              </w:rPr>
-            </w:pPr>
-            <w:r>
-              <w:rPr>
-                <w:rFonts w:ascii="SimSun" w:hAnsi="SimSun" w:hint="eastAsia"/>
-                <w:sz w:val="18"/>
+                <w:rFonts w:ascii="Times New Roman" w:eastAsia="Microsoft YaHei" w:hAnsi="Times New Roman"/>
+                <w:szCs w:val="18"/>
+              </w:rPr>
+            </w:pPr>
+            <w:r>
+              <w:rPr>
+                <w:rFonts w:ascii="Times New Roman" w:eastAsia="Microsoft YaHei" w:hAnsi="Times New Roman" w:hint="eastAsia"/>
                 <w:szCs w:val="18"/>
               </w:rPr>
               <w:t xml:space="preserve"> </w:t>
             </w:r>
             <w:r>
               <w:rPr>
-                <w:rFonts w:ascii="SimSun" w:hAnsi="SimSun"/>
-                <w:sz w:val="18"/>
+                <w:rFonts w:ascii="Times New Roman" w:eastAsia="Microsoft YaHei" w:hAnsi="Times New Roman"/>
                 <w:szCs w:val="18"/>
               </w:rPr>
               <w:t xml:space="preserve">        </w:t>
             </w:r>
             <w:r>
               <w:rPr>
-                <w:rFonts w:ascii="SimSun" w:hAnsi="SimSun" w:hint="eastAsia"/>
-                <w:sz w:val="18"/>
-                <w:szCs w:val="18"/>
-              </w:rPr>
-              <w:t xml:space="preserve">出入库人员签字：                      </w:t>
+                <w:rFonts w:ascii="Times New Roman" w:eastAsia="Microsoft YaHei" w:hAnsi="Times New Roman" w:hint="eastAsia"/>
+                <w:szCs w:val="18"/>
+              </w:rPr>
+              <w:t>出入库人员签字：</w:t>
+            </w:r>
+            <w:r>
+              <w:rPr>
+                <w:rFonts w:ascii="Times New Roman" w:eastAsia="Microsoft YaHei" w:hAnsi="Times New Roman" w:hint="eastAsia"/>
+                <w:szCs w:val="18"/>
+              </w:rPr>
+              <w:t xml:space="preserve">                      </w:t>
             </w:r>
           </w:p>
           <w:p>
             <w:pPr>
               <w:jc w:val="right"/>
               <w:rPr>
-                <w:rFonts w:ascii="SimSun" w:hAnsi="SimSun"/>
-                <w:sz w:val="18"/>
-                <w:szCs w:val="18"/>
-              </w:rPr>
-            </w:pPr>
-            <w:r>
-              <w:rPr>
-                <w:rFonts w:ascii="SimSun" w:hAnsi="SimSun" w:hint="eastAsia"/>
-                <w:sz w:val="18"/>
-                <w:szCs w:val="18"/>
-              </w:rPr>
-              <w:t>20   年   月   日</w:t>
+                <w:rFonts w:ascii="Times New Roman" w:eastAsia="Microsoft YaHei" w:hAnsi="Times New Roman"/>
+                <w:szCs w:val="18"/>
+              </w:rPr>
+            </w:pPr>
+            <w:r>
+              <w:rPr>
+                <w:rFonts w:ascii="Times New Roman" w:eastAsia="Microsoft YaHei" w:hAnsi="Times New Roman" w:hint="eastAsia"/>
+                <w:szCs w:val="18"/>
+              </w:rPr>
+              <w:t xml:space="preserve">20   </w:t>
+            </w:r>
+            <w:r>
+              <w:rPr>
+                <w:rFonts w:ascii="Times New Roman" w:eastAsia="Microsoft YaHei" w:hAnsi="Times New Roman" w:hint="eastAsia"/>
+                <w:szCs w:val="18"/>
+              </w:rPr>
+              <w:t>年</w:t>
+            </w:r>
+            <w:r>
+              <w:rPr>
+                <w:rFonts w:ascii="Times New Roman" w:eastAsia="Microsoft YaHei" w:hAnsi="Times New Roman" w:hint="eastAsia"/>
+                <w:szCs w:val="18"/>
+              </w:rPr>
+              <w:t xml:space="preserve">   </w:t>
+            </w:r>
+            <w:r>
+              <w:rPr>
+                <w:rFonts w:ascii="Times New Roman" w:eastAsia="Microsoft YaHei" w:hAnsi="Times New Roman" w:hint="eastAsia"/>
+                <w:szCs w:val="18"/>
+              </w:rPr>
+              <w:t>月</w:t>
+            </w:r>
+            <w:r>
+              <w:rPr>
+                <w:rFonts w:ascii="Times New Roman" w:eastAsia="Microsoft YaHei" w:hAnsi="Times New Roman" w:hint="eastAsia"/>
+                <w:szCs w:val="18"/>
+              </w:rPr>
+              <w:t xml:space="preserve">   </w:t>
+            </w:r>
+            <w:r>
+              <w:rPr>
+                <w:rFonts w:ascii="Times New Roman" w:eastAsia="Microsoft YaHei" w:hAnsi="Times New Roman" w:hint="eastAsia"/>
+                <w:szCs w:val="18"/>
+              </w:rPr>
+              <w:t>日</w:t>
             </w:r>
           </w:p>
           <w:p>
             <w:pPr>
               <w:ind w:rightChars="-249" w:right="-523"/>
               <w:rPr>
-                <w:rFonts w:ascii="SimSun" w:hAnsi="SimSun"/>
-                <w:sz w:val="18"/>
+                <w:rFonts w:ascii="Times New Roman" w:eastAsia="Microsoft YaHei" w:hAnsi="Times New Roman"/>
                 <w:szCs w:val="18"/>
               </w:rPr>
             </w:pPr>
@@ -1188,15 +1418,13 @@
             <w:pPr>
               <w:spacing w:beforeLines="50" w:before="156"/>
               <w:rPr>
-                <w:rFonts w:ascii="SimSun" w:hAnsi="SimSun"/>
-                <w:sz w:val="18"/>
-                <w:szCs w:val="18"/>
-              </w:rPr>
-            </w:pPr>
-            <w:r>
-              <w:rPr>
-                <w:rFonts w:ascii="SimSun" w:hAnsi="SimSun" w:hint="eastAsia"/>
-                <w:sz w:val="18"/>
+                <w:rFonts w:ascii="Times New Roman" w:eastAsia="Microsoft YaHei" w:hAnsi="Times New Roman"/>
+                <w:szCs w:val="18"/>
+              </w:rPr>
+            </w:pPr>
+            <w:r>
+              <w:rPr>
+                <w:rFonts w:ascii="Times New Roman" w:eastAsia="Microsoft YaHei" w:hAnsi="Times New Roman" w:hint="eastAsia"/>
                 <w:szCs w:val="18"/>
               </w:rPr>
               <w:t>资产管理处意见：</w:t>
@@ -1205,10 +1433,9 @@
           <w:p>
             <w:pPr>
               <w:spacing w:beforeLines="50" w:before="156"/>
-              <w:ind w:firstLineChars="2700" w:firstLine="4860"/>
-              <w:rPr>
-                <w:rFonts w:ascii="SimSun" w:hAnsi="SimSun"/>
-                <w:sz w:val="18"/>
+              <w:ind w:firstLineChars="2700" w:firstLine="5670"/>
+              <w:rPr>
+                <w:rFonts w:ascii="Times New Roman" w:eastAsia="Microsoft YaHei" w:hAnsi="Times New Roman"/>
                 <w:szCs w:val="18"/>
               </w:rPr>
             </w:pPr>
@@ -1217,8 +1444,7 @@
             <w:pPr>
               <w:spacing w:beforeLines="50" w:before="156"/>
               <w:rPr>
-                <w:rFonts w:ascii="SimSun" w:hAnsi="SimSun"/>
-                <w:sz w:val="18"/>
+                <w:rFonts w:ascii="Times New Roman" w:eastAsia="Microsoft YaHei" w:hAnsi="Times New Roman"/>
                 <w:szCs w:val="18"/>
               </w:rPr>
             </w:pPr>
@@ -1226,56 +1452,92 @@
           <w:p>
             <w:pPr>
               <w:spacing w:beforeLines="50" w:before="156"/>
-              <w:ind w:firstLineChars="2700" w:firstLine="4860"/>
-              <w:rPr>
-                <w:rFonts w:ascii="SimSun" w:hAnsi="SimSun"/>
-                <w:sz w:val="18"/>
-                <w:szCs w:val="18"/>
-              </w:rPr>
-            </w:pPr>
-            <w:r>
-              <w:rPr>
-                <w:rFonts w:ascii="SimSun" w:hAnsi="SimSun" w:hint="eastAsia"/>
-                <w:sz w:val="18"/>
+              <w:ind w:firstLineChars="2700" w:firstLine="5670"/>
+              <w:rPr>
+                <w:rFonts w:ascii="Times New Roman" w:eastAsia="Microsoft YaHei" w:hAnsi="Times New Roman"/>
+                <w:szCs w:val="18"/>
+              </w:rPr>
+            </w:pPr>
+            <w:r>
+              <w:rPr>
+                <w:rFonts w:ascii="Times New Roman" w:eastAsia="Microsoft YaHei" w:hAnsi="Times New Roman" w:hint="eastAsia"/>
                 <w:szCs w:val="18"/>
               </w:rPr>
               <w:t xml:space="preserve"> </w:t>
             </w:r>
             <w:r>
               <w:rPr>
-                <w:rFonts w:ascii="SimSun" w:hAnsi="SimSun"/>
-                <w:sz w:val="18"/>
+                <w:rFonts w:ascii="Times New Roman" w:eastAsia="Microsoft YaHei" w:hAnsi="Times New Roman"/>
                 <w:szCs w:val="18"/>
               </w:rPr>
               <w:t xml:space="preserve">        </w:t>
             </w:r>
             <w:r>
               <w:rPr>
-                <w:rFonts w:ascii="SimSun" w:hAnsi="SimSun" w:hint="eastAsia"/>
-                <w:sz w:val="18"/>
-                <w:szCs w:val="18"/>
-              </w:rPr>
-              <w:t xml:space="preserve">资产管理处负责人签字：                  </w:t>
+                <w:rFonts w:ascii="Times New Roman" w:eastAsia="Microsoft YaHei" w:hAnsi="Times New Roman" w:hint="eastAsia"/>
+                <w:szCs w:val="18"/>
+              </w:rPr>
+              <w:t>资产管理处负责人签字：</w:t>
+            </w:r>
+            <w:r>
+              <w:rPr>
+                <w:rFonts w:ascii="Times New Roman" w:eastAsia="Microsoft YaHei" w:hAnsi="Times New Roman" w:hint="eastAsia"/>
+                <w:szCs w:val="18"/>
+              </w:rPr>
+              <w:t xml:space="preserve">                  </w:t>
             </w:r>
           </w:p>
           <w:p>
             <w:pPr>
               <w:spacing w:beforeLines="50" w:before="156"/>
-              <w:ind w:firstLineChars="2700" w:firstLine="4860"/>
+              <w:ind w:firstLineChars="2700" w:firstLine="5670"/>
               <w:jc w:val="right"/>
               <w:rPr>
-                <w:rFonts w:ascii="SimSun" w:hAnsi="SimSun"/>
-                <w:sz w:val="18"/>
-                <w:szCs w:val="18"/>
-              </w:rPr>
-            </w:pPr>
-            <w:r>
-              <w:rPr>
-                <w:rFonts w:ascii="SimSun" w:hAnsi="SimSun" w:hint="eastAsia"/>
-                <w:sz w:val="18"/>
-                <w:szCs w:val="18"/>
-              </w:rPr>
-              <w:t>20   年   月   日</w:t>
+                <w:rFonts w:ascii="Times New Roman" w:eastAsia="Microsoft YaHei" w:hAnsi="Times New Roman"/>
+                <w:szCs w:val="18"/>
+              </w:rPr>
+            </w:pPr>
+            <w:r>
+              <w:rPr>
+                <w:rFonts w:ascii="Times New Roman" w:eastAsia="Microsoft YaHei" w:hAnsi="Times New Roman" w:hint="eastAsia"/>
+                <w:szCs w:val="18"/>
+              </w:rPr>
+              <w:t xml:space="preserve">20   </w:t>
+            </w:r>
+            <w:r>
+              <w:rPr>
+                <w:rFonts w:ascii="Times New Roman" w:eastAsia="Microsoft YaHei" w:hAnsi="Times New Roman" w:hint="eastAsia"/>
+                <w:szCs w:val="18"/>
+              </w:rPr>
+              <w:t>年</w:t>
+            </w:r>
+            <w:r>
+              <w:rPr>
+                <w:rFonts w:ascii="Times New Roman" w:eastAsia="Microsoft YaHei" w:hAnsi="Times New Roman" w:hint="eastAsia"/>
+                <w:szCs w:val="18"/>
+              </w:rPr>
+              <w:t xml:space="preserve">   </w:t>
+            </w:r>
+            <w:r>
+              <w:rPr>
+                <w:rFonts w:ascii="Times New Roman" w:eastAsia="Microsoft YaHei" w:hAnsi="Times New Roman" w:hint="eastAsia"/>
+                <w:szCs w:val="18"/>
+              </w:rPr>
+              <w:t>月</w:t>
+            </w:r>
+            <w:r>
+              <w:rPr>
+                <w:rFonts w:ascii="Times New Roman" w:eastAsia="Microsoft YaHei" w:hAnsi="Times New Roman" w:hint="eastAsia"/>
+                <w:szCs w:val="18"/>
+              </w:rPr>
+              <w:t xml:space="preserve">   </w:t>
+            </w:r>
+            <w:r>
+              <w:rPr>
+                <w:rFonts w:ascii="Times New Roman" w:eastAsia="Microsoft YaHei" w:hAnsi="Times New Roman" w:hint="eastAsia"/>
+                <w:szCs w:val="18"/>
+              </w:rPr>
+              <w:t>日</w:t>
             </w:r>
           </w:p>
         </w:tc>
@@ -1285,7 +1547,7 @@
       <w:pPr>
         <w:ind w:rightChars="-249" w:right="-523"/>
         <w:rPr>
-          <w:rFonts w:ascii="SimSun" w:hAnsi="SimSun"/>
+          <w:rFonts w:ascii="Times New Roman" w:eastAsia="Microsoft YaHei" w:hAnsi="Times New Roman"/>
           <w:szCs w:val="21"/>
         </w:rPr>
       </w:pPr>
@@ -1294,194 +1556,24 @@
       <w:pPr>
         <w:ind w:rightChars="-249" w:right="-523"/>
         <w:rPr>
-          <w:rFonts w:ascii="SimSun" w:hAnsi="SimSun"/>
-          <w:sz w:val="18"/>
+          <w:rFonts w:ascii="Times New Roman" w:eastAsia="Microsoft YaHei" w:hAnsi="Times New Roman"/>
           <w:szCs w:val="18"/>
         </w:rPr>
       </w:pPr>
       <w:r>
         <w:rPr>
-          <w:rFonts w:ascii="SimSun" w:hAnsi="SimSun" w:hint="eastAsia"/>
-          <w:sz w:val="18"/>
+          <w:rFonts w:ascii="Times New Roman" w:eastAsia="Microsoft YaHei" w:hAnsi="Times New Roman" w:hint="eastAsia"/>
           <w:szCs w:val="18"/>
         </w:rPr>
+        <w:lastRenderedPageBreak/>
         <w:t>说明：此验收单完成后（验收完成），设备开始计入保修期。</w:t>
       </w:r>
     </w:p>
-    <w:tbl>
-      <w:tblPr>
-        <w:tblStyle w:val="a3"/>
-        <w:tblW w:w="10485" w:type="dxa"/>
-        <w:tblLayout w:type="fixed"/>
-        <w:tblLook w:val="04A0" w:firstRow="1" w:lastRow="0" w:firstColumn="1" w:lastColumn="0" w:noHBand="0" w:noVBand="1"/>
-      </w:tblPr>
-      <w:tblGrid>
-        <w:gridCol w:w="3655"/>
-        <w:gridCol w:w="3404"/>
-        <w:gridCol w:w="3426"/>
-      </w:tblGrid>
-      <w:tr>
-        <w:trPr>
-          <w:trHeight w:val="527"/>
-        </w:trPr>
-        <w:tc>
-          <w:tcPr>
-            <w:tcW w:w="3655" w:type="dxa"/>
-            <w:vAlign w:val="center"/>
-          </w:tcPr>
-          <w:p>
-            <w:pPr>
-              <w:widowControl/>
-              <w:rPr>
-                <w:szCs w:val="21"/>
-              </w:rPr>
-            </w:pPr>
-            <w:r>
-              <w:rPr>
-                <w:rFonts w:ascii="SimSun" w:hAnsi="SimSun" w:hint="eastAsia"/>
-                <w:sz w:val="18"/>
-                <w:szCs w:val="18"/>
-              </w:rPr>
-              <w:t>使用科室：</w:t>
-            </w:r>
-            <w:r>
-              <w:rPr>
-                <w:rFonts w:asciiTheme="minorEastAsia" w:hAnsiTheme="minorEastAsia" w:cs="Simplified Arabic" w:hint="cs"/>
-                <w:sz w:val="18"/>
-                <w:szCs w:val="18"/>
-              </w:rPr>
-              <w:t>{{clinical_dept_name}}</w:t>
-            </w:r>
-          </w:p>
-        </w:tc>
-        <w:tc>
-          <w:tcPr>
-            <w:tcW w:w="3404" w:type="dxa"/>
-            <w:vAlign w:val="center"/>
-          </w:tcPr>
-          <w:p>
-            <w:pPr>
-              <w:widowControl/>
-            </w:pPr>
-            <w:r>
-              <w:rPr>
-                <w:rFonts w:ascii="SimSun" w:hAnsi="SimSun" w:hint="eastAsia"/>
-                <w:sz w:val="18"/>
-                <w:szCs w:val="18"/>
-              </w:rPr>
-              <w:t>使用人：</w:t>
-            </w:r>
-            <w:r>
-              <w:rPr>
-                <w:rFonts w:asciiTheme="minorEastAsia" w:hAnsiTheme="minorEastAsia" w:cs="Simplified Arabic" w:hint="cs"/>
-                <w:sz w:val="18"/>
-                <w:szCs w:val="18"/>
-              </w:rPr>
-              <w:t>{{using_person}}</w:t>
-            </w:r>
-          </w:p>
-        </w:tc>
-        <w:tc>
-          <w:tcPr>
-            <w:tcW w:w="3426" w:type="dxa"/>
-            <w:vAlign w:val="center"/>
-          </w:tcPr>
-          <w:p>
-            <w:pPr>
-              <w:widowControl/>
-            </w:pPr>
-            <w:r>
-              <w:rPr>
-                <w:rFonts w:ascii="SimSun" w:hAnsi="SimSun" w:hint="eastAsia"/>
-                <w:sz w:val="18"/>
-                <w:szCs w:val="18"/>
-              </w:rPr>
-              <w:t>电话：</w:t>
-            </w:r>
-            <w:r>
-              <w:rPr>
-                <w:rFonts w:asciiTheme="minorEastAsia" w:hAnsiTheme="minorEastAsia" w:cs="Simplified Arabic" w:hint="cs"/>
-                <w:sz w:val="18"/>
-                <w:szCs w:val="18"/>
-              </w:rPr>
-              <w:t>{{using_person_tel}}</w:t>
-            </w:r>
-          </w:p>
-        </w:tc>
-      </w:tr>
-      <w:tr>
-        <w:trPr>
-          <w:trHeight w:val="562"/>
-        </w:trPr>
-        <w:tc>
-          <w:tcPr>
-            <w:tcW w:w="3655" w:type="dxa"/>
-            <w:vAlign w:val="center"/>
-          </w:tcPr>
-          <w:p>
-            <w:pPr>
-              <w:widowControl/>
-              <w:rPr>
-                <w:rFonts w:ascii="SimSun" w:hAnsi="SimSun"/>
-                <w:sz w:val="18"/>
-                <w:szCs w:val="18"/>
-              </w:rPr>
-            </w:pPr>
-            <w:r>
-              <w:rPr>
-                <w:rFonts w:ascii="SimSun" w:hAnsi="SimSun" w:hint="eastAsia"/>
-                <w:sz w:val="18"/>
-                <w:szCs w:val="18"/>
-              </w:rPr>
-              <w:t>开箱安装日期：</w:t>
-            </w:r>
-            <w:r>
-              <w:rPr>
-                <w:rFonts w:ascii="SimSun" w:hAnsi="SimSun" w:hint="cs"/>
-                <w:sz w:val="18"/>
-                <w:szCs w:val="18"/>
-              </w:rPr>
-              <w:t>{{box_installation_date}}</w:t>
-            </w:r>
-          </w:p>
-        </w:tc>
-        <w:tc>
-          <w:tcPr>
-            <w:tcW w:w="6830" w:type="dxa"/>
-            <w:gridSpan w:val="2"/>
-            <w:vAlign w:val="center"/>
-          </w:tcPr>
-          <w:p>
-            <w:pPr>
-              <w:widowControl/>
-            </w:pPr>
-            <w:r>
-              <w:rPr>
-                <w:rFonts w:ascii="SimSun" w:hAnsi="SimSun" w:hint="eastAsia"/>
-                <w:sz w:val="18"/>
-                <w:szCs w:val="18"/>
-              </w:rPr>
-              <w:t>使用日期：</w:t>
-            </w:r>
-            <w:r>
-              <w:rPr>
-                <w:rFonts w:asciiTheme="minorEastAsia" w:hAnsiTheme="minorEastAsia" w:cs="Simplified Arabic" w:hint="cs"/>
-                <w:sz w:val="18"/>
-                <w:szCs w:val="18"/>
-              </w:rPr>
-              <w:t>{{using_date}}</w:t>
-            </w:r>
-          </w:p>
-        </w:tc>
-      </w:tr>
-    </w:tbl>
     <w:p>
       <w:pPr>
         <w:ind w:rightChars="-249" w:right="-523"/>
-        <w:jc w:val="center"/>
         <w:rPr>
-          <w:rFonts w:ascii="SimSun" w:hAnsi="SimSun"/>
-          <w:sz w:val="18"/>
+          <w:rFonts w:ascii="Times New Roman" w:eastAsia="Microsoft YaHei" w:hAnsi="Times New Roman"/>
           <w:szCs w:val="18"/>
         </w:rPr>
       </w:pPr>
@@ -1489,813 +1581,46 @@
     <w:p>
       <w:pPr>
         <w:ind w:rightChars="-249" w:right="-523"/>
-        <w:jc w:val="center"/>
         <w:rPr>
-          <w:rFonts w:ascii="SimSun" w:hAnsi="SimSun"/>
-          <w:sz w:val="28"/>
-          <w:szCs w:val="28"/>
+          <w:rFonts w:ascii="Times New Roman" w:eastAsia="Microsoft YaHei" w:hAnsi="Times New Roman"/>
+          <w:szCs w:val="18"/>
         </w:rPr>
-      </w:pPr>
-      <w:r>
-        <w:rPr>
-          <w:rFonts w:ascii="SimSun" w:hAnsi="SimSun" w:hint="eastAsia"/>
-          <w:sz w:val="28"/>
-          <w:szCs w:val="28"/>
-        </w:rPr>
-        <w:lastRenderedPageBreak/>
-        <w:t>设备及附件信息</w:t>
-      </w:r>
-    </w:p>
-    <w:tbl>
-      <w:tblPr>
-        <w:tblStyle w:val="a3"/>
-        <w:tblW w:w="10627" w:type="dxa"/>
-        <w:tblLayout w:type="fixed"/>
-        <w:tblLook w:val="0000" w:firstRow="0" w:lastRow="0" w:firstColumn="0" w:lastColumn="0" w:noHBand="0" w:noVBand="0"/>
-      </w:tblPr>
-      <w:tblGrid>
-        <w:gridCol w:w="1555"/>
-        <w:gridCol w:w="850"/>
-        <w:gridCol w:w="851"/>
-        <w:gridCol w:w="1275"/>
-        <w:gridCol w:w="426"/>
-        <w:gridCol w:w="992"/>
-        <w:gridCol w:w="850"/>
-        <w:gridCol w:w="993"/>
-        <w:gridCol w:w="992"/>
-        <w:gridCol w:w="1843"/>
-      </w:tblGrid>
-      <w:tr>
-        <w:trPr>
-          <w:trHeight w:val="375"/>
-        </w:trPr>
-        <w:tc>
-          <w:tcPr>
-            <w:tcW w:w="1555" w:type="dxa"/>
-            <w:vAlign w:val="center"/>
-          </w:tcPr>
-          <w:p>
-            <w:pPr>
-              <w:widowControl/>
-              <w:jc w:val="center"/>
-              <w:rPr>
-                <w:rFonts w:ascii="SimSun" w:hAnsi="SimSun"/>
-                <w:sz w:val="18"/>
-                <w:szCs w:val="18"/>
-              </w:rPr>
-            </w:pPr>
-            <w:r>
-              <w:rPr>
-                <w:rFonts w:ascii="SimSun" w:hAnsi="SimSun" w:hint="eastAsia"/>
-                <w:sz w:val="18"/>
-                <w:szCs w:val="18"/>
-              </w:rPr>
-              <w:t>设备名称</w:t>
-            </w:r>
-          </w:p>
-        </w:tc>
-        <w:tc>
-          <w:tcPr>
-            <w:tcW w:w="850" w:type="dxa"/>
-            <w:shd w:val="clear" w:color="auto" w:fill="auto"/>
-            <w:vAlign w:val="center"/>
-          </w:tcPr>
-          <w:p>
-            <w:pPr>
-              <w:widowControl/>
-              <w:jc w:val="center"/>
-              <w:rPr>
-                <w:rFonts w:ascii="SimSun" w:hAnsi="SimSun"/>
-                <w:sz w:val="18"/>
-                <w:szCs w:val="18"/>
-              </w:rPr>
-            </w:pPr>
-            <w:r>
-              <w:rPr>
-                <w:rFonts w:ascii="SimSun" w:hAnsi="SimSun" w:hint="eastAsia"/>
-                <w:sz w:val="18"/>
-                <w:szCs w:val="18"/>
-              </w:rPr>
-              <w:t>品牌</w:t>
-            </w:r>
-          </w:p>
-        </w:tc>
-        <w:tc>
-          <w:tcPr>
-            <w:tcW w:w="851" w:type="dxa"/>
-            <w:shd w:val="clear" w:color="auto" w:fill="auto"/>
-            <w:vAlign w:val="center"/>
-          </w:tcPr>
-          <w:p>
-            <w:pPr>
-              <w:widowControl/>
-              <w:jc w:val="center"/>
-              <w:rPr>
-                <w:rFonts w:ascii="SimSun" w:hAnsi="SimSun"/>
-                <w:sz w:val="18"/>
-                <w:szCs w:val="18"/>
-              </w:rPr>
-            </w:pPr>
-            <w:r>
-              <w:rPr>
-                <w:rFonts w:ascii="SimSun" w:hAnsi="SimSun" w:hint="eastAsia"/>
-                <w:sz w:val="18"/>
-                <w:szCs w:val="18"/>
-              </w:rPr>
-              <w:t>型号</w:t>
-            </w:r>
-          </w:p>
-        </w:tc>
-        <w:tc>
-          <w:tcPr>
-            <w:tcW w:w="1275" w:type="dxa"/>
-            <w:shd w:val="clear" w:color="auto" w:fill="auto"/>
-            <w:vAlign w:val="center"/>
-          </w:tcPr>
-          <w:p>
-            <w:pPr>
-              <w:widowControl/>
-              <w:jc w:val="center"/>
-              <w:rPr>
-                <w:rFonts w:ascii="SimSun" w:hAnsi="SimSun"/>
-                <w:sz w:val="18"/>
-                <w:szCs w:val="18"/>
-              </w:rPr>
-            </w:pPr>
-            <w:r>
-              <w:rPr>
-                <w:rFonts w:ascii="SimSun" w:hAnsi="SimSun" w:hint="eastAsia"/>
-                <w:sz w:val="18"/>
-                <w:szCs w:val="18"/>
-              </w:rPr>
-              <w:t>产地</w:t>
-            </w:r>
-          </w:p>
-        </w:tc>
-        <w:tc>
-          <w:tcPr>
-            <w:tcW w:w="426" w:type="dxa"/>
-            <w:shd w:val="clear" w:color="auto" w:fill="auto"/>
-            <w:vAlign w:val="center"/>
-          </w:tcPr>
-          <w:p>
-            <w:pPr>
-              <w:widowControl/>
-              <w:jc w:val="center"/>
-              <w:rPr>
-                <w:rFonts w:ascii="SimSun" w:hAnsi="SimSun"/>
-                <w:sz w:val="18"/>
-                <w:szCs w:val="18"/>
-              </w:rPr>
-            </w:pPr>
-            <w:r>
-              <w:rPr>
-                <w:rFonts w:ascii="SimSun" w:hAnsi="SimSun" w:hint="eastAsia"/>
-                <w:sz w:val="18"/>
-                <w:szCs w:val="18"/>
-              </w:rPr>
-              <w:t>数量</w:t>
-            </w:r>
-          </w:p>
-        </w:tc>
-        <w:tc>
-          <w:tcPr>
-            <w:tcW w:w="992" w:type="dxa"/>
-            <w:shd w:val="clear" w:color="auto" w:fill="auto"/>
-            <w:vAlign w:val="center"/>
-          </w:tcPr>
-          <w:p>
-            <w:pPr>
-              <w:widowControl/>
-              <w:jc w:val="center"/>
-              <w:rPr>
-                <w:rFonts w:ascii="SimSun" w:hAnsi="SimSun"/>
-                <w:sz w:val="18"/>
-                <w:szCs w:val="18"/>
-              </w:rPr>
-            </w:pPr>
-            <w:r>
-              <w:rPr>
-                <w:rFonts w:ascii="SimSun" w:hAnsi="SimSun" w:hint="eastAsia"/>
-                <w:sz w:val="18"/>
-                <w:szCs w:val="18"/>
-              </w:rPr>
-              <w:t>保修</w:t>
-            </w:r>
-          </w:p>
-        </w:tc>
-        <w:tc>
-          <w:tcPr>
-            <w:tcW w:w="850" w:type="dxa"/>
-            <w:shd w:val="clear" w:color="auto" w:fill="auto"/>
-            <w:vAlign w:val="center"/>
-          </w:tcPr>
-          <w:p>
-            <w:pPr>
-              <w:widowControl/>
-              <w:jc w:val="center"/>
-              <w:rPr>
-                <w:rFonts w:ascii="SimSun" w:hAnsi="SimSun"/>
-                <w:sz w:val="18"/>
-                <w:szCs w:val="18"/>
-              </w:rPr>
-            </w:pPr>
-            <w:r>
-              <w:rPr>
-                <w:rFonts w:ascii="SimSun" w:hAnsi="SimSun" w:hint="eastAsia"/>
-                <w:sz w:val="18"/>
-                <w:szCs w:val="18"/>
-              </w:rPr>
-              <w:t>年保养次数</w:t>
-            </w:r>
-          </w:p>
-        </w:tc>
-        <w:tc>
-          <w:tcPr>
-            <w:tcW w:w="993" w:type="dxa"/>
-            <w:shd w:val="clear" w:color="auto" w:fill="auto"/>
-            <w:vAlign w:val="center"/>
-          </w:tcPr>
-          <w:p>
-            <w:pPr>
-              <w:widowControl/>
-              <w:jc w:val="center"/>
-              <w:rPr>
-                <w:rFonts w:ascii="SimSun" w:hAnsi="SimSun"/>
-                <w:sz w:val="18"/>
-                <w:szCs w:val="18"/>
-              </w:rPr>
-            </w:pPr>
-            <w:r>
-              <w:rPr>
-                <w:rFonts w:ascii="SimSun" w:hAnsi="SimSun" w:hint="eastAsia"/>
-                <w:sz w:val="18"/>
-                <w:szCs w:val="18"/>
-              </w:rPr>
-              <w:t>出厂SN</w:t>
-            </w:r>
-          </w:p>
-        </w:tc>
-        <w:tc>
-          <w:tcPr>
-            <w:tcW w:w="992" w:type="dxa"/>
-            <w:vAlign w:val="center"/>
-          </w:tcPr>
-          <w:p>
-            <w:pPr>
-              <w:widowControl/>
-              <w:rPr>
-                <w:rFonts w:ascii="SimSun" w:hAnsi="SimSun"/>
-                <w:sz w:val="18"/>
-                <w:szCs w:val="18"/>
-              </w:rPr>
-            </w:pPr>
-            <w:r>
-              <w:rPr>
-                <w:rFonts w:ascii="SimSun" w:hAnsi="SimSun" w:hint="eastAsia"/>
-                <w:sz w:val="18"/>
-                <w:szCs w:val="18"/>
-              </w:rPr>
-              <w:t>医院编号</w:t>
-            </w:r>
-          </w:p>
-        </w:tc>
-        <w:tc>
-          <w:tcPr>
-            <w:tcW w:w="1843" w:type="dxa"/>
-            <w:shd w:val="clear" w:color="auto" w:fill="auto"/>
-            <w:vAlign w:val="center"/>
-          </w:tcPr>
-          <w:p>
-            <w:pPr>
-              <w:widowControl/>
-              <w:jc w:val="center"/>
-              <w:rPr>
-                <w:rFonts w:ascii="SimSun" w:hAnsi="SimSun"/>
-                <w:sz w:val="18"/>
-                <w:szCs w:val="18"/>
-              </w:rPr>
-            </w:pPr>
-            <w:r>
-              <w:rPr>
-                <w:rFonts w:ascii="SimSun" w:hAnsi="SimSun" w:hint="eastAsia"/>
-                <w:sz w:val="18"/>
-                <w:szCs w:val="18"/>
-              </w:rPr>
-              <w:t>安置地点</w:t>
-            </w:r>
-          </w:p>
-        </w:tc>
-      </w:tr>
-      <w:tr>
-        <w:trPr>
-          <w:trHeight w:val="344"/>
-        </w:trPr>
-        <w:tc>
-          <w:tcPr>
-            <w:tcW w:w="10627" w:type="dxa"/>
-            <w:gridSpan w:val="10"/>
-          </w:tcPr>
-          <w:p>
-            <w:pPr>
-              <w:pStyle w:val="HTML"/>
-              <w:shd w:val="clear" w:color="auto" w:fill="FFFFFF"/>
-              <w:rPr>
-                <w:rFonts w:asciiTheme="minorEastAsia" w:hAnsiTheme="minorEastAsia" w:cs="Simplified Arabic"/>
-                <w:sz w:val="18"/>
-                <w:szCs w:val="18"/>
-              </w:rPr>
-            </w:pPr>
-            <w:r>
-              <w:rPr>
-                <w:rFonts w:asciiTheme="minorEastAsia" w:hAnsiTheme="minorEastAsia" w:cs="Simplified Arabic" w:hint="cs"/>
-                <w:sz w:val="18"/>
-                <w:szCs w:val="18"/>
-              </w:rPr>
-              <w:t>{{</w:t>
-            </w:r>
-            <w:r>
-              <w:rPr>
-                <w:rFonts w:asciiTheme="minorEastAsia" w:hAnsiTheme="minorEastAsia" w:cs="Simplified Arabic" w:hint="eastAsia"/>
-                <w:sz w:val="18"/>
-                <w:szCs w:val="18"/>
-              </w:rPr>
-              <w:t>a</w:t>
-            </w:r>
-            <w:r>
-              <w:rPr>
-                <w:rFonts w:asciiTheme="minorEastAsia" w:hAnsiTheme="minorEastAsia" w:cs="Simplified Arabic"/>
-                <w:sz w:val="18"/>
-                <w:szCs w:val="18"/>
-              </w:rPr>
-              <w:t>rrival_item_batch</w:t>
-            </w:r>
-            <w:r>
-              <w:rPr>
-                <w:rFonts w:asciiTheme="minorEastAsia" w:hAnsiTheme="minorEastAsia" w:cs="Simplified Arabic" w:hint="cs"/>
-                <w:sz w:val="18"/>
-                <w:szCs w:val="18"/>
-              </w:rPr>
-              <w:t>}}</w:t>
-            </w:r>
-          </w:p>
-        </w:tc>
-      </w:tr>
-    </w:tbl>
-    <w:p>
-      <w:pPr>
-        <w:ind w:rightChars="-249" w:right="-523"/>
       </w:pPr>
     </w:p>
     <w:p>
       <w:pPr>
         <w:ind w:rightChars="-249" w:right="-523"/>
-        <w:jc w:val="center"/>
         <w:rPr>
-          <w:sz w:val="28"/>
-          <w:szCs w:val="28"/>
+          <w:rFonts w:ascii="Times New Roman" w:eastAsia="Microsoft YaHei" w:hAnsi="Times New Roman"/>
+          <w:szCs w:val="18"/>
         </w:rPr>
       </w:pPr>
-      <w:r>
+    </w:p>
+    <w:p>
+      <w:pPr>
+        <w:ind w:rightChars="-249" w:right="-523"/>
         <w:rPr>
-          <w:rFonts w:ascii="SimSun" w:hAnsi="SimSun" w:hint="eastAsia"/>
-          <w:sz w:val="28"/>
-          <w:szCs w:val="28"/>
+          <w:rFonts w:ascii="Times New Roman" w:eastAsia="Microsoft YaHei" w:hAnsi="Times New Roman"/>
+          <w:szCs w:val="18"/>
         </w:rPr>
-        <w:t>临床确认</w:t>
-      </w:r>
+      </w:pPr>
     </w:p>
-    <w:tbl>
-      <w:tblPr>
-        <w:tblStyle w:val="a3"/>
-        <w:tblW w:w="10627" w:type="dxa"/>
-        <w:tblLayout w:type="fixed"/>
-        <w:tblLook w:val="0000" w:firstRow="0" w:lastRow="0" w:firstColumn="0" w:lastColumn="0" w:noHBand="0" w:noVBand="0"/>
-      </w:tblPr>
-      <w:tblGrid>
-        <w:gridCol w:w="10627"/>
-      </w:tblGrid>
-      <w:tr>
-        <w:trPr>
-          <w:trHeight w:val="1590"/>
-        </w:trPr>
-        <w:tc>
-          <w:tcPr>
-            <w:tcW w:w="10627" w:type="dxa"/>
-            <w:shd w:val="clear" w:color="auto" w:fill="auto"/>
-          </w:tcPr>
-          <w:p>
-            <w:pPr>
-              <w:widowControl/>
-              <w:rPr>
-                <w:rFonts w:ascii="SimSun" w:hAnsi="SimSun"/>
-                <w:sz w:val="18"/>
-                <w:szCs w:val="18"/>
-              </w:rPr>
-            </w:pPr>
-            <w:r>
-              <w:rPr>
-                <w:rFonts w:ascii="SimSun" w:hAnsi="SimSun" w:hint="eastAsia"/>
-                <w:sz w:val="18"/>
-                <w:szCs w:val="18"/>
-              </w:rPr>
-              <w:t>培训内容：</w:t>
-            </w:r>
-          </w:p>
-          <w:p>
-            <w:pPr>
-              <w:widowControl/>
-              <w:shd w:val="clear" w:color="auto" w:fill="FFFFFF"/>
-              <w:tabs>
-                <w:tab w:val="left" w:pos="916"/>
-                <w:tab w:val="left" w:pos="1832"/>
-                <w:tab w:val="left" w:pos="2748"/>
-                <w:tab w:val="left" w:pos="3664"/>
-                <w:tab w:val="left" w:pos="4580"/>
-                <w:tab w:val="left" w:pos="5496"/>
-                <w:tab w:val="left" w:pos="6412"/>
-                <w:tab w:val="left" w:pos="7328"/>
-                <w:tab w:val="left" w:pos="8244"/>
-                <w:tab w:val="left" w:pos="9160"/>
-                <w:tab w:val="left" w:pos="10076"/>
-                <w:tab w:val="left" w:pos="10992"/>
-                <w:tab w:val="left" w:pos="11908"/>
-                <w:tab w:val="left" w:pos="12824"/>
-                <w:tab w:val="left" w:pos="13740"/>
-                <w:tab w:val="left" w:pos="14656"/>
-              </w:tabs>
-              <w:jc w:val="left"/>
-              <w:rPr>
-                <w:rFonts w:ascii="Courier New" w:hAnsi="Courier New" w:cs="Courier New"/>
-                <w:color w:val="000000"/>
-                <w:kern w:val="0"/>
-                <w:sz w:val="18"/>
-                <w:szCs w:val="18"/>
-              </w:rPr>
-            </w:pPr>
-          </w:p>
-          <w:p>
-            <w:pPr>
-              <w:widowControl/>
-              <w:jc w:val="left"/>
-            </w:pPr>
-          </w:p>
-          <w:p>
-            <w:pPr>
-              <w:widowControl/>
-              <w:jc w:val="left"/>
-            </w:pPr>
-          </w:p>
-          <w:p>
-            <w:pPr>
-              <w:widowControl/>
-              <w:jc w:val="left"/>
-            </w:pPr>
-          </w:p>
-          <w:p>
-            <w:pPr>
-              <w:widowControl/>
-              <w:jc w:val="left"/>
-            </w:pPr>
-          </w:p>
-          <w:p>
-            <w:pPr>
-              <w:widowControl/>
-              <w:jc w:val="left"/>
-            </w:pPr>
-          </w:p>
-          <w:p>
-            <w:pPr>
-              <w:widowControl/>
-              <w:jc w:val="left"/>
-            </w:pPr>
-          </w:p>
-        </w:tc>
-      </w:tr>
-      <w:tr>
-        <w:trPr>
-          <w:trHeight w:val="1830"/>
-        </w:trPr>
-        <w:tc>
-          <w:tcPr>
-            <w:tcW w:w="10627" w:type="dxa"/>
-            <w:shd w:val="clear" w:color="auto" w:fill="auto"/>
-          </w:tcPr>
-          <w:p>
-            <w:pPr>
-              <w:widowControl/>
-              <w:jc w:val="left"/>
-              <w:rPr>
-                <w:rFonts w:ascii="SimSun" w:hAnsi="SimSun"/>
-                <w:sz w:val="18"/>
-                <w:szCs w:val="18"/>
-              </w:rPr>
-            </w:pPr>
-            <w:r>
-              <w:rPr>
-                <w:rFonts w:ascii="SimSun" w:hAnsi="SimSun" w:hint="eastAsia"/>
-                <w:sz w:val="18"/>
-                <w:szCs w:val="18"/>
-              </w:rPr>
-              <w:t>培训签字：</w:t>
-            </w:r>
-          </w:p>
-          <w:p>
-            <w:pPr>
-              <w:widowControl/>
-              <w:jc w:val="left"/>
-              <w:rPr>
-                <w:rFonts w:ascii="SimSun" w:hAnsi="SimSun"/>
-                <w:sz w:val="18"/>
-                <w:szCs w:val="18"/>
-              </w:rPr>
-            </w:pPr>
-          </w:p>
-          <w:p>
-            <w:pPr>
-              <w:widowControl/>
-              <w:jc w:val="left"/>
-              <w:rPr>
-                <w:rFonts w:ascii="SimSun" w:hAnsi="SimSun"/>
-                <w:sz w:val="18"/>
-                <w:szCs w:val="18"/>
-              </w:rPr>
-            </w:pPr>
-          </w:p>
-          <w:p>
-            <w:pPr>
-              <w:widowControl/>
-              <w:jc w:val="left"/>
-              <w:rPr>
-                <w:rFonts w:ascii="SimSun" w:hAnsi="SimSun"/>
-                <w:sz w:val="18"/>
-                <w:szCs w:val="18"/>
-              </w:rPr>
-            </w:pPr>
-          </w:p>
-          <w:p>
-            <w:pPr>
-              <w:widowControl/>
-              <w:jc w:val="left"/>
-              <w:rPr>
-                <w:rFonts w:ascii="SimSun" w:hAnsi="SimSun"/>
-                <w:sz w:val="18"/>
-                <w:szCs w:val="18"/>
-              </w:rPr>
-            </w:pPr>
-          </w:p>
-          <w:p>
-            <w:pPr>
-              <w:widowControl/>
-              <w:jc w:val="left"/>
-              <w:rPr>
-                <w:rFonts w:ascii="SimSun" w:hAnsi="SimSun"/>
-                <w:sz w:val="18"/>
-                <w:szCs w:val="18"/>
-              </w:rPr>
-            </w:pPr>
-          </w:p>
-          <w:p>
-            <w:pPr>
-              <w:widowControl/>
-              <w:jc w:val="left"/>
-              <w:rPr>
-                <w:rFonts w:ascii="SimSun" w:hAnsi="SimSun"/>
-                <w:sz w:val="18"/>
-                <w:szCs w:val="18"/>
-              </w:rPr>
-            </w:pPr>
-          </w:p>
-          <w:p>
-            <w:pPr>
-              <w:ind w:firstLineChars="3400" w:firstLine="6120"/>
-              <w:jc w:val="right"/>
-              <w:rPr>
-                <w:rFonts w:ascii="SimSun" w:hAnsi="SimSun"/>
-                <w:sz w:val="18"/>
-                <w:szCs w:val="18"/>
-              </w:rPr>
-            </w:pPr>
-            <w:r>
-              <w:rPr>
-                <w:rFonts w:ascii="SimSun" w:hAnsi="SimSun" w:hint="eastAsia"/>
-                <w:sz w:val="18"/>
-                <w:szCs w:val="18"/>
-              </w:rPr>
-              <w:t xml:space="preserve">20   年   月   日   </w:t>
-            </w:r>
-          </w:p>
-        </w:tc>
-      </w:tr>
-      <w:tr>
-        <w:trPr>
-          <w:trHeight w:val="1530"/>
-        </w:trPr>
-        <w:tc>
-          <w:tcPr>
-            <w:tcW w:w="10627" w:type="dxa"/>
-            <w:shd w:val="clear" w:color="auto" w:fill="auto"/>
-          </w:tcPr>
-          <w:p>
-            <w:pPr>
-              <w:spacing w:line="240" w:lineRule="atLeast"/>
-              <w:ind w:firstLineChars="50" w:firstLine="90"/>
-              <w:rPr>
-                <w:rFonts w:ascii="SimSun" w:hAnsi="SimSun"/>
-                <w:sz w:val="18"/>
-                <w:szCs w:val="18"/>
-              </w:rPr>
-            </w:pPr>
-            <w:r>
-              <w:rPr>
-                <w:rFonts w:ascii="SimSun" w:hAnsi="SimSun" w:hint="eastAsia"/>
-                <w:sz w:val="18"/>
-                <w:szCs w:val="18"/>
-              </w:rPr>
-              <w:t>设备进入临床使用，符合下列要求后由科室负责人签字确认。</w:t>
-            </w:r>
-          </w:p>
-          <w:p>
-            <w:pPr>
-              <w:spacing w:line="240" w:lineRule="atLeast"/>
-              <w:ind w:firstLineChars="100" w:firstLine="180"/>
-              <w:rPr>
-                <w:rFonts w:ascii="SimSun" w:hAnsi="SimSun"/>
-                <w:sz w:val="18"/>
-                <w:szCs w:val="18"/>
-              </w:rPr>
-            </w:pPr>
-            <w:r>
-              <w:rPr>
-                <w:rFonts w:ascii="SimSun" w:hAnsi="SimSun" w:hint="eastAsia"/>
-                <w:sz w:val="18"/>
-                <w:szCs w:val="18"/>
-              </w:rPr>
-              <w:t xml:space="preserve">1、设备配置与合同所属配置清单一致（含操作安全手册）      </w:t>
-            </w:r>
-          </w:p>
-          <w:p>
-            <w:pPr>
-              <w:spacing w:line="240" w:lineRule="atLeast"/>
-              <w:ind w:firstLineChars="100" w:firstLine="180"/>
-              <w:rPr>
-                <w:rFonts w:ascii="SimSun" w:hAnsi="SimSun"/>
-                <w:sz w:val="18"/>
-                <w:szCs w:val="18"/>
-              </w:rPr>
-            </w:pPr>
-            <w:r>
-              <w:rPr>
-                <w:rFonts w:ascii="SimSun" w:hAnsi="SimSun" w:hint="eastAsia"/>
-                <w:sz w:val="18"/>
-                <w:szCs w:val="18"/>
-              </w:rPr>
-              <w:t>2、厂方已提供了设备日常操作和维护的培训</w:t>
-            </w:r>
-          </w:p>
-          <w:p>
-            <w:pPr>
-              <w:spacing w:line="240" w:lineRule="atLeast"/>
-              <w:ind w:firstLineChars="100" w:firstLine="180"/>
-              <w:rPr>
-                <w:rFonts w:ascii="SimSun" w:hAnsi="SimSun"/>
-                <w:sz w:val="18"/>
-                <w:szCs w:val="18"/>
-              </w:rPr>
-            </w:pPr>
-            <w:r>
-              <w:rPr>
-                <w:rFonts w:ascii="SimSun" w:hAnsi="SimSun" w:hint="eastAsia"/>
-                <w:sz w:val="18"/>
-                <w:szCs w:val="18"/>
-              </w:rPr>
-              <w:t xml:space="preserve">3、试运行期间，设备工作正常      </w:t>
-            </w:r>
-          </w:p>
-          <w:p>
-            <w:pPr>
-              <w:spacing w:line="240" w:lineRule="atLeast"/>
-              <w:ind w:firstLineChars="100" w:firstLine="180"/>
-              <w:rPr>
-                <w:rFonts w:ascii="SimSun" w:hAnsi="SimSun"/>
-                <w:sz w:val="18"/>
-                <w:szCs w:val="18"/>
-              </w:rPr>
-            </w:pPr>
-            <w:r>
-              <w:rPr>
-                <w:rFonts w:ascii="SimSun" w:hAnsi="SimSun" w:hint="eastAsia"/>
-                <w:sz w:val="18"/>
-                <w:szCs w:val="18"/>
-              </w:rPr>
-              <w:t xml:space="preserve">4、无其他问题                                       </w:t>
-            </w:r>
-          </w:p>
-          <w:p>
-            <w:pPr>
-              <w:ind w:firstLineChars="2700" w:firstLine="4860"/>
-              <w:rPr>
-                <w:rFonts w:ascii="SimSun" w:hAnsi="SimSun"/>
-                <w:sz w:val="18"/>
-                <w:szCs w:val="18"/>
-              </w:rPr>
-            </w:pPr>
-          </w:p>
-          <w:p>
-            <w:pPr>
-              <w:ind w:firstLineChars="2700" w:firstLine="4860"/>
-              <w:rPr>
-                <w:rFonts w:ascii="SimSun" w:hAnsi="SimSun"/>
-                <w:sz w:val="18"/>
-                <w:szCs w:val="18"/>
-              </w:rPr>
-            </w:pPr>
-          </w:p>
-          <w:p>
-            <w:pPr>
-              <w:rPr>
-                <w:rFonts w:ascii="SimSun" w:hAnsi="SimSun"/>
-                <w:sz w:val="18"/>
-                <w:szCs w:val="18"/>
-              </w:rPr>
-            </w:pPr>
-            <w:r>
-              <w:rPr>
-                <w:rFonts w:ascii="SimSun" w:hAnsi="SimSun" w:hint="eastAsia"/>
-                <w:sz w:val="18"/>
-                <w:szCs w:val="18"/>
-              </w:rPr>
-              <w:t xml:space="preserve"> </w:t>
-            </w:r>
-          </w:p>
-          <w:p>
-            <w:pPr>
-              <w:ind w:firstLineChars="2700" w:firstLine="4860"/>
-              <w:rPr>
-                <w:rFonts w:ascii="SimSun" w:hAnsi="SimSun"/>
-                <w:sz w:val="18"/>
-                <w:szCs w:val="18"/>
-              </w:rPr>
-            </w:pPr>
-            <w:r>
-              <w:rPr>
-                <w:rFonts w:ascii="SimSun" w:hAnsi="SimSun" w:hint="eastAsia"/>
-                <w:sz w:val="18"/>
-                <w:szCs w:val="18"/>
-              </w:rPr>
-              <w:t xml:space="preserve"> </w:t>
-            </w:r>
-            <w:r>
-              <w:rPr>
-                <w:rFonts w:ascii="SimSun" w:hAnsi="SimSun"/>
-                <w:sz w:val="18"/>
-                <w:szCs w:val="18"/>
-              </w:rPr>
-              <w:t xml:space="preserve">          </w:t>
-            </w:r>
-            <w:r>
-              <w:rPr>
-                <w:rFonts w:ascii="SimSun" w:hAnsi="SimSun" w:hint="eastAsia"/>
-                <w:sz w:val="18"/>
-                <w:szCs w:val="18"/>
-              </w:rPr>
-              <w:t xml:space="preserve">科室负责人签字：                    </w:t>
-            </w:r>
-          </w:p>
-          <w:p>
-            <w:pPr>
-              <w:ind w:rightChars="-249" w:right="-523" w:firstLineChars="3500" w:firstLine="6300"/>
-              <w:rPr>
-                <w:rFonts w:ascii="SimSun" w:hAnsi="SimSun"/>
-              </w:rPr>
-            </w:pPr>
-            <w:r>
-              <w:rPr>
-                <w:rFonts w:ascii="SimSun" w:hAnsi="SimSun"/>
-                <w:sz w:val="18"/>
-                <w:szCs w:val="18"/>
-              </w:rPr>
-              <w:t xml:space="preserve">                       </w:t>
-            </w:r>
-            <w:r>
-              <w:rPr>
-                <w:rFonts w:ascii="SimSun" w:hAnsi="SimSun" w:hint="eastAsia"/>
-                <w:sz w:val="18"/>
-                <w:szCs w:val="18"/>
-              </w:rPr>
-              <w:t>20   年   月   日</w:t>
-            </w:r>
-          </w:p>
-          <w:p>
-            <w:pPr>
-              <w:widowControl/>
-              <w:jc w:val="left"/>
-            </w:pPr>
-          </w:p>
-        </w:tc>
-      </w:tr>
-    </w:tbl>
-    <w:p/>
+    <w:p>
+      <w:pPr>
+        <w:ind w:rightChars="-249" w:right="-523"/>
+        <w:rPr>
+          <w:rFonts w:ascii="Times New Roman" w:eastAsia="Microsoft YaHei" w:hAnsi="Times New Roman"/>
+          <w:szCs w:val="18"/>
+        </w:rPr>
+      </w:pPr>
+    </w:p>
+    <w:p>
+      <w:pPr>
+        <w:rPr>
+          <w:rFonts w:ascii="Times New Roman" w:eastAsia="Microsoft YaHei" w:hAnsi="Times New Roman"/>
+        </w:rPr>
+      </w:pPr>
+    </w:p>
     <w:sectPr>
       <w:pgSz w:w="11906" w:h="16838"/>
       <w:pgMar w:top="426" w:right="720" w:bottom="312" w:left="720" w:header="851" w:footer="992" w:gutter="0"/>
@@ -2307,7 +1632,7 @@
 </file>
 
 <file path=word/endnotes.xml><?xml version="1.0" encoding="utf-8"?>
-<w:endnotes xmlns:wpc="http://schemas.microsoft.com/office/word/2010/wordprocessingCanvas" xmlns:cx="http://schemas.microsoft.com/office/drawing/2014/chartex" xmlns:cx1="http://schemas.microsoft.com/office/drawing/2015/9/8/chartex" xmlns:cx2="http://schemas.microsoft.com/office/drawing/2015/10/21/chartex" xmlns:cx3="http://schemas.microsoft.com/office/drawing/2016/5/9/chartex" xmlns:cx4="http://schemas.microsoft.com/office/drawing/2016/5/10/chartex" xmlns:cx5="http://schemas.microsoft.com/office/drawing/2016/5/11/chartex" xmlns:cx6="http://schemas.microsoft.com/office/drawing/2016/5/12/chartex" xmlns:cx7="http://schemas.microsoft.com/office/drawing/2016/5/13/chartex" xmlns:cx8="http://schemas.microsoft.com/office/drawing/2016/5/14/chartex" xmlns:mc="http://schemas.openxmlformats.org/markup-compatibility/2006" xmlns:aink="http://schemas.microsoft.com/office/drawing/2016/ink" xmlns:am3d="http://schemas.microsoft.com/office/drawing/2017/model3d" xmlns:o="urn:schemas-microsoft-com:office:office" xmlns:r="http://schemas.openxmlformats.org/officeDocument/2006/relationships" xmlns:m="http://schemas.openxmlformats.org/officeDocument/2006/math" xmlns:v="urn:schemas-microsoft-com:vml" xmlns:wp14="http://schemas.microsoft.com/office/word/2010/wordprocessingDrawing" xmlns:wp="http://schemas.openxmlformats.org/drawingml/2006/wordprocessingDrawing" xmlns:w10="urn:schemas-microsoft-com:office:word" xmlns:w="http://schemas.openxmlformats.org/wordprocessingml/2006/main" xmlns:w14="http://schemas.microsoft.com/office/word/2010/wordml" xmlns:w15="http://schemas.microsoft.com/office/word/2012/wordml" xmlns:w16cid="http://schemas.microsoft.com/office/word/2016/wordml/cid" xmlns:w16se="http://schemas.microsoft.com/office/word/2015/wordml/symex" xmlns:wpg="http://schemas.microsoft.com/office/word/2010/wordprocessingGroup" xmlns:wpi="http://schemas.microsoft.com/office/word/2010/wordprocessingInk" xmlns:wne="http://schemas.microsoft.com/office/word/2006/wordml" xmlns:wps="http://schemas.microsoft.com/office/word/2010/wordprocessingShape" mc:Ignorable="w14 w15 w16se w16cid wp14">
+<w:endnotes xmlns:wpc="http://schemas.microsoft.com/office/word/2010/wordprocessingCanvas" xmlns:cx="http://schemas.microsoft.com/office/drawing/2014/chartex" xmlns:cx1="http://schemas.microsoft.com/office/drawing/2015/9/8/chartex" xmlns:cx2="http://schemas.microsoft.com/office/drawing/2015/10/21/chartex" xmlns:cx3="http://schemas.microsoft.com/office/drawing/2016/5/9/chartex" xmlns:cx4="http://schemas.microsoft.com/office/drawing/2016/5/10/chartex" xmlns:cx5="http://schemas.microsoft.com/office/drawing/2016/5/11/chartex" xmlns:cx6="http://schemas.microsoft.com/office/drawing/2016/5/12/chartex" xmlns:cx7="http://schemas.microsoft.com/office/drawing/2016/5/13/chartex" xmlns:cx8="http://schemas.microsoft.com/office/drawing/2016/5/14/chartex" xmlns:mc="http://schemas.openxmlformats.org/markup-compatibility/2006" xmlns:aink="http://schemas.microsoft.com/office/drawing/2016/ink" xmlns:am3d="http://schemas.microsoft.com/office/drawing/2017/model3d" xmlns:o="urn:schemas-microsoft-com:office:office" xmlns:r="http://schemas.openxmlformats.org/officeDocument/2006/relationships" xmlns:m="http://schemas.openxmlformats.org/officeDocument/2006/math" xmlns:v="urn:schemas-microsoft-com:vml" xmlns:wp14="http://schemas.microsoft.com/office/word/2010/wordprocessingDrawing" xmlns:wp="http://schemas.openxmlformats.org/drawingml/2006/wordprocessingDrawing" xmlns:w10="urn:schemas-microsoft-com:office:word" xmlns:w="http://schemas.openxmlformats.org/wordprocessingml/2006/main" xmlns:w14="http://schemas.microsoft.com/office/word/2010/wordml" xmlns:w15="http://schemas.microsoft.com/office/word/2012/wordml" xmlns:w16cex="http://schemas.microsoft.com/office/word/2018/wordml/cex" xmlns:w16cid="http://schemas.microsoft.com/office/word/2016/wordml/cid" xmlns:w16="http://schemas.microsoft.com/office/word/2018/wordml" xmlns:w16se="http://schemas.microsoft.com/office/word/2015/wordml/symex" xmlns:wpg="http://schemas.microsoft.com/office/word/2010/wordprocessingGroup" xmlns:wpi="http://schemas.microsoft.com/office/word/2010/wordprocessingInk" xmlns:wne="http://schemas.microsoft.com/office/word/2006/wordml" xmlns:wps="http://schemas.microsoft.com/office/word/2010/wordprocessingShape" mc:Ignorable="w14 w15 w16se w16cid w16 w16cex wp14">
   <w:endnote w:type="separator" w:id="-1">
     <w:p>
       <w:r>
@@ -2326,7 +1651,7 @@
 </file>
 
 <file path=word/footnotes.xml><?xml version="1.0" encoding="utf-8"?>
-<w:footnotes xmlns:wpc="http://schemas.microsoft.com/office/word/2010/wordprocessingCanvas" xmlns:cx="http://schemas.microsoft.com/office/drawing/2014/chartex" xmlns:cx1="http://schemas.microsoft.com/office/drawing/2015/9/8/chartex" xmlns:cx2="http://schemas.microsoft.com/office/drawing/2015/10/21/chartex" xmlns:cx3="http://schemas.microsoft.com/office/drawing/2016/5/9/chartex" xmlns:cx4="http://schemas.microsoft.com/office/drawing/2016/5/10/chartex" xmlns:cx5="http://schemas.microsoft.com/office/drawing/2016/5/11/chartex" xmlns:cx6="http://schemas.microsoft.com/office/drawing/2016/5/12/chartex" xmlns:cx7="http://schemas.microsoft.com/office/drawing/2016/5/13/chartex" xmlns:cx8="http://schemas.microsoft.com/office/drawing/2016/5/14/chartex" xmlns:mc="http://schemas.openxmlformats.org/markup-compatibility/2006" xmlns:aink="http://schemas.microsoft.com/office/drawing/2016/ink" xmlns:am3d="http://schemas.microsoft.com/office/drawing/2017/model3d" xmlns:o="urn:schemas-microsoft-com:office:office" xmlns:r="http://schemas.openxmlformats.org/officeDocument/2006/relationships" xmlns:m="http://schemas.openxmlformats.org/officeDocument/2006/math" xmlns:v="urn:schemas-microsoft-com:vml" xmlns:wp14="http://schemas.microsoft.com/office/word/2010/wordprocessingDrawing" xmlns:wp="http://schemas.openxmlformats.org/drawingml/2006/wordprocessingDrawing" xmlns:w10="urn:schemas-microsoft-com:office:word" xmlns:w="http://schemas.openxmlformats.org/wordprocessingml/2006/main" xmlns:w14="http://schemas.microsoft.com/office/word/2010/wordml" xmlns:w15="http://schemas.microsoft.com/office/word/2012/wordml" xmlns:w16cid="http://schemas.microsoft.com/office/word/2016/wordml/cid" xmlns:w16se="http://schemas.microsoft.com/office/word/2015/wordml/symex" xmlns:wpg="http://schemas.microsoft.com/office/word/2010/wordprocessingGroup" xmlns:wpi="http://schemas.microsoft.com/office/word/2010/wordprocessingInk" xmlns:wne="http://schemas.microsoft.com/office/word/2006/wordml" xmlns:wps="http://schemas.microsoft.com/office/word/2010/wordprocessingShape" mc:Ignorable="w14 w15 w16se w16cid wp14">
+<w:footnotes xmlns:wpc="http://schemas.microsoft.com/office/word/2010/wordprocessingCanvas" xmlns:cx="http://schemas.microsoft.com/office/drawing/2014/chartex" xmlns:cx1="http://schemas.microsoft.com/office/drawing/2015/9/8/chartex" xmlns:cx2="http://schemas.microsoft.com/office/drawing/2015/10/21/chartex" xmlns:cx3="http://schemas.microsoft.com/office/drawing/2016/5/9/chartex" xmlns:cx4="http://schemas.microsoft.com/office/drawing/2016/5/10/chartex" xmlns:cx5="http://schemas.microsoft.com/office/drawing/2016/5/11/chartex" xmlns:cx6="http://schemas.microsoft.com/office/drawing/2016/5/12/chartex" xmlns:cx7="http://schemas.microsoft.com/office/drawing/2016/5/13/chartex" xmlns:cx8="http://schemas.microsoft.com/office/drawing/2016/5/14/chartex" xmlns:mc="http://schemas.openxmlformats.org/markup-compatibility/2006" xmlns:aink="http://schemas.microsoft.com/office/drawing/2016/ink" xmlns:am3d="http://schemas.microsoft.com/office/drawing/2017/model3d" xmlns:o="urn:schemas-microsoft-com:office:office" xmlns:r="http://schemas.openxmlformats.org/officeDocument/2006/relationships" xmlns:m="http://schemas.openxmlformats.org/officeDocument/2006/math" xmlns:v="urn:schemas-microsoft-com:vml" xmlns:wp14="http://schemas.microsoft.com/office/word/2010/wordprocessingDrawing" xmlns:wp="http://schemas.openxmlformats.org/drawingml/2006/wordprocessingDrawing" xmlns:w10="urn:schemas-microsoft-com:office:word" xmlns:w="http://schemas.openxmlformats.org/wordprocessingml/2006/main" xmlns:w14="http://schemas.microsoft.com/office/word/2010/wordml" xmlns:w15="http://schemas.microsoft.com/office/word/2012/wordml" xmlns:w16cex="http://schemas.microsoft.com/office/word/2018/wordml/cex" xmlns:w16cid="http://schemas.microsoft.com/office/word/2016/wordml/cid" xmlns:w16="http://schemas.microsoft.com/office/word/2018/wordml" xmlns:w16se="http://schemas.microsoft.com/office/word/2015/wordml/symex" xmlns:wpg="http://schemas.microsoft.com/office/word/2010/wordprocessingGroup" xmlns:wpi="http://schemas.microsoft.com/office/word/2010/wordprocessingInk" xmlns:wne="http://schemas.microsoft.com/office/word/2006/wordml" xmlns:wps="http://schemas.microsoft.com/office/word/2010/wordprocessingShape" mc:Ignorable="w14 w15 w16se w16cid w16 w16cex wp14">
   <w:footnote w:type="separator" w:id="-1">
     <w:p>
       <w:r>
@@ -2345,7 +1670,7 @@
 </file>
 
 <file path=word/styles.xml><?xml version="1.0" encoding="utf-8"?>
-<w:styles xmlns:mc="http://schemas.openxmlformats.org/markup-compatibility/2006" xmlns:r="http://schemas.openxmlformats.org/officeDocument/2006/relationships" xmlns:w="http://schemas.openxmlformats.org/wordprocessingml/2006/main" xmlns:w14="http://schemas.microsoft.com/office/word/2010/wordml" xmlns:w15="http://schemas.microsoft.com/office/word/2012/wordml" xmlns:w16cid="http://schemas.microsoft.com/office/word/2016/wordml/cid" xmlns:w16se="http://schemas.microsoft.com/office/word/2015/wordml/symex" mc:Ignorable="w14 w15 w16se w16cid">
+<w:styles xmlns:mc="http://schemas.openxmlformats.org/markup-compatibility/2006" xmlns:r="http://schemas.openxmlformats.org/officeDocument/2006/relationships" xmlns:w="http://schemas.openxmlformats.org/wordprocessingml/2006/main" xmlns:w14="http://schemas.microsoft.com/office/word/2010/wordml" xmlns:w15="http://schemas.microsoft.com/office/word/2012/wordml" xmlns:w16cex="http://schemas.microsoft.com/office/word/2018/wordml/cex" xmlns:w16cid="http://schemas.microsoft.com/office/word/2016/wordml/cid" xmlns:w16="http://schemas.microsoft.com/office/word/2018/wordml" xmlns:w16se="http://schemas.microsoft.com/office/word/2015/wordml/symex" mc:Ignorable="w14 w15 w16se w16cid w16 w16cex">
   <w:docDefaults>
     <w:rPrDefault>
       <w:rPr>

--- a/src/src/main/webapp/portal/asset/arrived/reportTemplate/AssetReportTemplateBatch.docx
+++ b/src/src/main/webapp/portal/asset/arrived/reportTemplate/AssetReportTemplateBatch.docx
@@ -130,6 +130,9 @@
       <w:r>
         <w:rPr>
           <w:rFonts w:ascii="Times New Roman" w:eastAsia="Microsoft YaHei" w:hAnsi="Times New Roman" w:hint="eastAsia"/>
+          <w:b/>
+          <w:bCs/>
+          <w:sz w:val="32"/>
           <w:szCs w:val="32"/>
         </w:rPr>
         <w:t>上海交通大学医学院附属第九人民医院固定资产验收单</w:t>

--- a/src/src/main/webapp/portal/asset/arrived/reportTemplate/AssetReportTemplateBatch.docx
+++ b/src/src/main/webapp/portal/asset/arrived/reportTemplate/AssetReportTemplateBatch.docx
@@ -8,14 +8,16 @@
         <w:ind w:leftChars="-540" w:left="-1134" w:rightChars="-79" w:right="-166"/>
         <w:jc w:val="center"/>
         <w:rPr>
-          <w:rFonts w:ascii="Times New Roman" w:eastAsia="Microsoft YaHei" w:hAnsi="Times New Roman"/>
+          <w:rFonts w:ascii="Microsoft YaHei" w:eastAsia="Microsoft YaHei" w:hAnsi="Microsoft YaHei"/>
+          <w:sz w:val="18"/>
           <w:szCs w:val="32"/>
         </w:rPr>
       </w:pPr>
       <w:r>
         <w:rPr>
-          <w:rFonts w:ascii="Times New Roman" w:eastAsia="Microsoft YaHei" w:hAnsi="Times New Roman" w:hint="eastAsia"/>
+          <w:rFonts w:ascii="Microsoft YaHei" w:eastAsia="Microsoft YaHei" w:hAnsi="Microsoft YaHei" w:hint="eastAsia"/>
           <w:noProof/>
+          <w:sz w:val="18"/>
           <w:szCs w:val="21"/>
         </w:rPr>
         <w:drawing>
@@ -76,14 +78,16 @@
       </w:r>
       <w:r>
         <w:rPr>
-          <w:rFonts w:ascii="Times New Roman" w:eastAsia="Microsoft YaHei" w:hAnsi="Times New Roman" w:hint="eastAsia"/>
+          <w:rFonts w:ascii="Microsoft YaHei" w:eastAsia="Microsoft YaHei" w:hAnsi="Microsoft YaHei" w:hint="eastAsia"/>
+          <w:sz w:val="18"/>
           <w:szCs w:val="21"/>
         </w:rPr>
         <w:t xml:space="preserve">    </w:t>
       </w:r>
       <w:r>
         <w:rPr>
-          <w:rFonts w:ascii="Times New Roman" w:eastAsia="Microsoft YaHei" w:hAnsi="Times New Roman" w:hint="eastAsia"/>
+          <w:rFonts w:ascii="Microsoft YaHei" w:eastAsia="Microsoft YaHei" w:hAnsi="Microsoft YaHei" w:hint="eastAsia"/>
+          <w:sz w:val="18"/>
           <w:szCs w:val="32"/>
         </w:rPr>
         <w:t xml:space="preserve">  </w:t>
@@ -95,43 +99,47 @@
         <w:ind w:leftChars="-540" w:left="-1134" w:rightChars="-79" w:right="-166"/>
         <w:jc w:val="center"/>
         <w:rPr>
-          <w:rFonts w:ascii="Times New Roman" w:eastAsia="Microsoft YaHei" w:hAnsi="Times New Roman"/>
+          <w:rFonts w:ascii="Microsoft YaHei" w:eastAsia="Microsoft YaHei" w:hAnsi="Microsoft YaHei"/>
+          <w:sz w:val="18"/>
           <w:szCs w:val="32"/>
         </w:rPr>
       </w:pPr>
       <w:r>
         <w:rPr>
-          <w:rFonts w:ascii="Times New Roman" w:eastAsia="Microsoft YaHei" w:hAnsi="Times New Roman" w:hint="eastAsia"/>
+          <w:rFonts w:ascii="Microsoft YaHei" w:eastAsia="Microsoft YaHei" w:hAnsi="Microsoft YaHei" w:hint="eastAsia"/>
+          <w:sz w:val="18"/>
           <w:szCs w:val="32"/>
         </w:rPr>
         <w:t xml:space="preserve"> </w:t>
       </w:r>
       <w:r>
         <w:rPr>
-          <w:rFonts w:ascii="Times New Roman" w:eastAsia="Microsoft YaHei" w:hAnsi="Times New Roman"/>
+          <w:rFonts w:ascii="Microsoft YaHei" w:eastAsia="Microsoft YaHei" w:hAnsi="Microsoft YaHei"/>
+          <w:sz w:val="18"/>
           <w:szCs w:val="32"/>
         </w:rPr>
         <w:t xml:space="preserve"> </w:t>
       </w:r>
       <w:r>
         <w:rPr>
-          <w:rFonts w:ascii="Times New Roman" w:eastAsia="Microsoft YaHei" w:hAnsi="Times New Roman" w:hint="eastAsia"/>
+          <w:rFonts w:ascii="Microsoft YaHei" w:eastAsia="Microsoft YaHei" w:hAnsi="Microsoft YaHei" w:hint="eastAsia"/>
+          <w:sz w:val="18"/>
           <w:szCs w:val="21"/>
         </w:rPr>
         <w:t xml:space="preserve">+-     </w:t>
       </w:r>
       <w:r>
         <w:rPr>
-          <w:rFonts w:ascii="Times New Roman" w:eastAsia="Microsoft YaHei" w:hAnsi="Times New Roman" w:hint="eastAsia"/>
+          <w:rFonts w:ascii="Microsoft YaHei" w:eastAsia="Microsoft YaHei" w:hAnsi="Microsoft YaHei" w:hint="eastAsia"/>
+          <w:sz w:val="18"/>
           <w:szCs w:val="32"/>
         </w:rPr>
         <w:t xml:space="preserve">  </w:t>
       </w:r>
       <w:r>
         <w:rPr>
-          <w:rFonts w:ascii="Times New Roman" w:eastAsia="Microsoft YaHei" w:hAnsi="Times New Roman" w:hint="eastAsia"/>
+          <w:rFonts w:ascii="Microsoft YaHei" w:eastAsia="Microsoft YaHei" w:hAnsi="Microsoft YaHei" w:hint="eastAsia"/>
           <w:b/>
-          <w:bCs/>
           <w:sz w:val="32"/>
           <w:szCs w:val="32"/>
         </w:rPr>
@@ -162,20 +170,23 @@
           <w:p>
             <w:pPr>
               <w:rPr>
-                <w:rFonts w:ascii="Times New Roman" w:eastAsia="Microsoft YaHei" w:hAnsi="Times New Roman"/>
-                <w:szCs w:val="18"/>
-              </w:rPr>
-            </w:pPr>
-            <w:r>
-              <w:rPr>
-                <w:rFonts w:ascii="Times New Roman" w:eastAsia="Microsoft YaHei" w:hAnsi="Times New Roman" w:hint="eastAsia"/>
+                <w:rFonts w:ascii="Microsoft YaHei" w:eastAsia="Microsoft YaHei" w:hAnsi="Microsoft YaHei"/>
+                <w:sz w:val="18"/>
+                <w:szCs w:val="18"/>
+              </w:rPr>
+            </w:pPr>
+            <w:r>
+              <w:rPr>
+                <w:rFonts w:ascii="Microsoft YaHei" w:eastAsia="Microsoft YaHei" w:hAnsi="Microsoft YaHei" w:hint="eastAsia"/>
+                <w:sz w:val="18"/>
                 <w:szCs w:val="18"/>
               </w:rPr>
               <w:t>外贸协议：</w:t>
             </w:r>
             <w:r>
               <w:rPr>
-                <w:rFonts w:ascii="Times New Roman" w:eastAsia="Microsoft YaHei" w:hAnsi="Times New Roman"/>
+                <w:rFonts w:ascii="Microsoft YaHei" w:eastAsia="Microsoft YaHei" w:hAnsi="Microsoft YaHei"/>
+                <w:sz w:val="18"/>
                 <w:szCs w:val="18"/>
               </w:rPr>
               <w:t>{{</w:t>
@@ -183,7 +194,8 @@
             <w:proofErr w:type="spellStart"/>
             <w:r>
               <w:rPr>
-                <w:rFonts w:ascii="Times New Roman" w:eastAsia="Microsoft YaHei" w:hAnsi="Times New Roman"/>
+                <w:rFonts w:ascii="Microsoft YaHei" w:eastAsia="Microsoft YaHei" w:hAnsi="Microsoft YaHei"/>
+                <w:sz w:val="18"/>
                 <w:szCs w:val="18"/>
               </w:rPr>
               <w:t>foreign_trade_agreements</w:t>
@@ -191,7 +203,8 @@
             <w:proofErr w:type="spellEnd"/>
             <w:r>
               <w:rPr>
-                <w:rFonts w:ascii="Times New Roman" w:eastAsia="Microsoft YaHei" w:hAnsi="Times New Roman"/>
+                <w:rFonts w:ascii="Microsoft YaHei" w:eastAsia="Microsoft YaHei" w:hAnsi="Microsoft YaHei"/>
+                <w:sz w:val="18"/>
                 <w:szCs w:val="18"/>
               </w:rPr>
               <w:t>}}</w:t>
@@ -206,27 +219,31 @@
           <w:p>
             <w:pPr>
               <w:rPr>
-                <w:rFonts w:ascii="Times New Roman" w:eastAsia="Microsoft YaHei" w:hAnsi="Times New Roman"/>
-                <w:szCs w:val="18"/>
-              </w:rPr>
-            </w:pPr>
-            <w:r>
-              <w:rPr>
-                <w:rFonts w:ascii="Times New Roman" w:eastAsia="Microsoft YaHei" w:hAnsi="Times New Roman"/>
+                <w:rFonts w:ascii="Microsoft YaHei" w:eastAsia="Microsoft YaHei" w:hAnsi="Microsoft YaHei"/>
+                <w:sz w:val="18"/>
+                <w:szCs w:val="18"/>
+              </w:rPr>
+            </w:pPr>
+            <w:r>
+              <w:rPr>
+                <w:rFonts w:ascii="Microsoft YaHei" w:eastAsia="Microsoft YaHei" w:hAnsi="Microsoft YaHei"/>
+                <w:sz w:val="18"/>
                 <w:szCs w:val="18"/>
               </w:rPr>
               <w:t>内贸合同</w:t>
             </w:r>
             <w:r>
               <w:rPr>
-                <w:rFonts w:ascii="Times New Roman" w:eastAsia="Microsoft YaHei" w:hAnsi="Times New Roman" w:hint="eastAsia"/>
+                <w:rFonts w:ascii="Microsoft YaHei" w:eastAsia="Microsoft YaHei" w:hAnsi="Microsoft YaHei" w:hint="eastAsia"/>
+                <w:sz w:val="18"/>
                 <w:szCs w:val="18"/>
               </w:rPr>
               <w:t>：</w:t>
             </w:r>
             <w:r>
               <w:rPr>
-                <w:rFonts w:ascii="Times New Roman" w:eastAsia="Microsoft YaHei" w:hAnsi="Times New Roman" w:cs="Simplified Arabic" w:hint="cs"/>
+                <w:rFonts w:ascii="Microsoft YaHei" w:eastAsia="Microsoft YaHei" w:hAnsi="Microsoft YaHei" w:cs="Simplified Arabic" w:hint="cs"/>
+                <w:sz w:val="18"/>
                 <w:szCs w:val="18"/>
               </w:rPr>
               <w:t>{{</w:t>
@@ -234,21 +251,24 @@
             <w:proofErr w:type="spellStart"/>
             <w:r>
               <w:rPr>
-                <w:rFonts w:ascii="Times New Roman" w:eastAsia="Microsoft YaHei" w:hAnsi="Times New Roman" w:cs="Simplified Arabic"/>
+                <w:rFonts w:ascii="Microsoft YaHei" w:eastAsia="Microsoft YaHei" w:hAnsi="Microsoft YaHei" w:cs="Simplified Arabic"/>
+                <w:sz w:val="18"/>
                 <w:szCs w:val="18"/>
               </w:rPr>
               <w:t>contract_</w:t>
             </w:r>
             <w:r>
               <w:rPr>
-                <w:rFonts w:ascii="Times New Roman" w:eastAsia="Microsoft YaHei" w:hAnsi="Times New Roman" w:cs="Simplified Arabic" w:hint="cs"/>
+                <w:rFonts w:ascii="Microsoft YaHei" w:eastAsia="Microsoft YaHei" w:hAnsi="Microsoft YaHei" w:cs="Simplified Arabic" w:hint="cs"/>
+                <w:sz w:val="18"/>
                 <w:szCs w:val="18"/>
               </w:rPr>
               <w:t>n</w:t>
             </w:r>
             <w:r>
               <w:rPr>
-                <w:rFonts w:ascii="Times New Roman" w:eastAsia="Microsoft YaHei" w:hAnsi="Times New Roman" w:cs="Simplified Arabic" w:hint="eastAsia"/>
+                <w:rFonts w:ascii="Microsoft YaHei" w:eastAsia="Microsoft YaHei" w:hAnsi="Microsoft YaHei" w:cs="Simplified Arabic" w:hint="eastAsia"/>
+                <w:sz w:val="18"/>
                 <w:szCs w:val="18"/>
               </w:rPr>
               <w:t>um</w:t>
@@ -256,7 +276,8 @@
             <w:proofErr w:type="spellEnd"/>
             <w:r>
               <w:rPr>
-                <w:rFonts w:ascii="Times New Roman" w:eastAsia="Microsoft YaHei" w:hAnsi="Times New Roman" w:cs="Simplified Arabic" w:hint="cs"/>
+                <w:rFonts w:ascii="Microsoft YaHei" w:eastAsia="Microsoft YaHei" w:hAnsi="Microsoft YaHei" w:cs="Simplified Arabic" w:hint="cs"/>
+                <w:sz w:val="18"/>
                 <w:szCs w:val="18"/>
               </w:rPr>
               <w:t>}}</w:t>
@@ -271,20 +292,23 @@
           <w:p>
             <w:pPr>
               <w:rPr>
-                <w:rFonts w:ascii="Times New Roman" w:eastAsia="Microsoft YaHei" w:hAnsi="Times New Roman"/>
-                <w:szCs w:val="18"/>
-              </w:rPr>
-            </w:pPr>
-            <w:r>
-              <w:rPr>
-                <w:rFonts w:ascii="Times New Roman" w:eastAsia="Microsoft YaHei" w:hAnsi="Times New Roman"/>
+                <w:rFonts w:ascii="Microsoft YaHei" w:eastAsia="Microsoft YaHei" w:hAnsi="Microsoft YaHei"/>
+                <w:sz w:val="18"/>
+                <w:szCs w:val="18"/>
+              </w:rPr>
+            </w:pPr>
+            <w:r>
+              <w:rPr>
+                <w:rFonts w:ascii="Microsoft YaHei" w:eastAsia="Microsoft YaHei" w:hAnsi="Microsoft YaHei"/>
+                <w:sz w:val="18"/>
                 <w:szCs w:val="18"/>
               </w:rPr>
               <w:t>批文号</w:t>
             </w:r>
             <w:r>
               <w:rPr>
-                <w:rFonts w:ascii="Times New Roman" w:eastAsia="Microsoft YaHei" w:hAnsi="Times New Roman" w:hint="eastAsia"/>
+                <w:rFonts w:ascii="Microsoft YaHei" w:eastAsia="Microsoft YaHei" w:hAnsi="Microsoft YaHei" w:hint="eastAsia"/>
+                <w:sz w:val="18"/>
                 <w:szCs w:val="18"/>
               </w:rPr>
               <w:t>：</w:t>
@@ -299,27 +323,31 @@
           <w:p>
             <w:pPr>
               <w:rPr>
-                <w:rFonts w:ascii="Times New Roman" w:eastAsia="Microsoft YaHei" w:hAnsi="Times New Roman"/>
-                <w:szCs w:val="18"/>
-              </w:rPr>
-            </w:pPr>
-            <w:r>
-              <w:rPr>
-                <w:rFonts w:ascii="Times New Roman" w:eastAsia="Microsoft YaHei" w:hAnsi="Times New Roman"/>
+                <w:rFonts w:ascii="Microsoft YaHei" w:eastAsia="Microsoft YaHei" w:hAnsi="Microsoft YaHei"/>
+                <w:sz w:val="18"/>
+                <w:szCs w:val="18"/>
+              </w:rPr>
+            </w:pPr>
+            <w:r>
+              <w:rPr>
+                <w:rFonts w:ascii="Microsoft YaHei" w:eastAsia="Microsoft YaHei" w:hAnsi="Microsoft YaHei"/>
+                <w:sz w:val="18"/>
                 <w:szCs w:val="18"/>
               </w:rPr>
               <w:t>入库单号</w:t>
             </w:r>
             <w:r>
               <w:rPr>
-                <w:rFonts w:ascii="Times New Roman" w:eastAsia="Microsoft YaHei" w:hAnsi="Times New Roman" w:hint="eastAsia"/>
+                <w:rFonts w:ascii="Microsoft YaHei" w:eastAsia="Microsoft YaHei" w:hAnsi="Microsoft YaHei" w:hint="eastAsia"/>
+                <w:sz w:val="18"/>
                 <w:szCs w:val="18"/>
               </w:rPr>
               <w:t>：</w:t>
             </w:r>
             <w:r>
               <w:rPr>
-                <w:rFonts w:ascii="Times New Roman" w:eastAsia="Microsoft YaHei" w:hAnsi="Times New Roman" w:cs="Simplified Arabic" w:hint="cs"/>
+                <w:rFonts w:ascii="Microsoft YaHei" w:eastAsia="Microsoft YaHei" w:hAnsi="Microsoft YaHei" w:cs="Simplified Arabic" w:hint="cs"/>
+                <w:sz w:val="18"/>
                 <w:szCs w:val="18"/>
               </w:rPr>
               <w:t>{{</w:t>
@@ -327,7 +355,8 @@
             <w:proofErr w:type="spellStart"/>
             <w:r>
               <w:rPr>
-                <w:rFonts w:ascii="Times New Roman" w:eastAsia="Microsoft YaHei" w:hAnsi="Times New Roman" w:cs="Simplified Arabic"/>
+                <w:rFonts w:ascii="Microsoft YaHei" w:eastAsia="Microsoft YaHei" w:hAnsi="Microsoft YaHei" w:cs="Simplified Arabic"/>
+                <w:sz w:val="18"/>
                 <w:szCs w:val="18"/>
               </w:rPr>
               <w:t>receipt_number</w:t>
@@ -335,7 +364,8 @@
             <w:proofErr w:type="spellEnd"/>
             <w:r>
               <w:rPr>
-                <w:rFonts w:ascii="Times New Roman" w:eastAsia="Microsoft YaHei" w:hAnsi="Times New Roman" w:cs="Simplified Arabic" w:hint="cs"/>
+                <w:rFonts w:ascii="Microsoft YaHei" w:eastAsia="Microsoft YaHei" w:hAnsi="Microsoft YaHei" w:cs="Simplified Arabic" w:hint="cs"/>
+                <w:sz w:val="18"/>
                 <w:szCs w:val="18"/>
               </w:rPr>
               <w:t>}}</w:t>
@@ -356,27 +386,31 @@
             <w:pPr>
               <w:ind w:left="-15"/>
               <w:rPr>
-                <w:rFonts w:ascii="Times New Roman" w:eastAsia="Microsoft YaHei" w:hAnsi="Times New Roman"/>
-                <w:szCs w:val="18"/>
-              </w:rPr>
-            </w:pPr>
-            <w:r>
-              <w:rPr>
-                <w:rFonts w:ascii="Times New Roman" w:eastAsia="Microsoft YaHei" w:hAnsi="Times New Roman"/>
+                <w:rFonts w:ascii="Microsoft YaHei" w:eastAsia="Microsoft YaHei" w:hAnsi="Microsoft YaHei"/>
+                <w:sz w:val="18"/>
+                <w:szCs w:val="18"/>
+              </w:rPr>
+            </w:pPr>
+            <w:r>
+              <w:rPr>
+                <w:rFonts w:ascii="Microsoft YaHei" w:eastAsia="Microsoft YaHei" w:hAnsi="Microsoft YaHei"/>
+                <w:sz w:val="18"/>
                 <w:szCs w:val="18"/>
               </w:rPr>
               <w:t>供应商名称</w:t>
             </w:r>
             <w:r>
               <w:rPr>
-                <w:rFonts w:ascii="Times New Roman" w:eastAsia="Microsoft YaHei" w:hAnsi="Times New Roman" w:hint="eastAsia"/>
+                <w:rFonts w:ascii="Microsoft YaHei" w:eastAsia="Microsoft YaHei" w:hAnsi="Microsoft YaHei" w:hint="eastAsia"/>
+                <w:sz w:val="18"/>
                 <w:szCs w:val="18"/>
               </w:rPr>
               <w:t>：</w:t>
             </w:r>
             <w:r>
               <w:rPr>
-                <w:rFonts w:ascii="Times New Roman" w:eastAsia="Microsoft YaHei" w:hAnsi="Times New Roman" w:cs="Simplified Arabic" w:hint="cs"/>
+                <w:rFonts w:ascii="Microsoft YaHei" w:eastAsia="Microsoft YaHei" w:hAnsi="Microsoft YaHei" w:cs="Simplified Arabic" w:hint="cs"/>
+                <w:sz w:val="18"/>
                 <w:szCs w:val="18"/>
               </w:rPr>
               <w:t>{{</w:t>
@@ -384,7 +418,8 @@
             <w:proofErr w:type="spellStart"/>
             <w:r>
               <w:rPr>
-                <w:rFonts w:ascii="Times New Roman" w:eastAsia="Microsoft YaHei" w:hAnsi="Times New Roman" w:cs="Simplified Arabic" w:hint="cs"/>
+                <w:rFonts w:ascii="Microsoft YaHei" w:eastAsia="Microsoft YaHei" w:hAnsi="Microsoft YaHei" w:cs="Simplified Arabic" w:hint="cs"/>
+                <w:sz w:val="18"/>
                 <w:szCs w:val="18"/>
               </w:rPr>
               <w:t>supplier_name</w:t>
@@ -392,7 +427,8 @@
             <w:proofErr w:type="spellEnd"/>
             <w:r>
               <w:rPr>
-                <w:rFonts w:ascii="Times New Roman" w:eastAsia="Microsoft YaHei" w:hAnsi="Times New Roman" w:cs="Simplified Arabic" w:hint="cs"/>
+                <w:rFonts w:ascii="Microsoft YaHei" w:eastAsia="Microsoft YaHei" w:hAnsi="Microsoft YaHei" w:cs="Simplified Arabic" w:hint="cs"/>
+                <w:sz w:val="18"/>
                 <w:szCs w:val="18"/>
               </w:rPr>
               <w:t>}}</w:t>
@@ -408,27 +444,31 @@
             <w:pPr>
               <w:ind w:left="-15"/>
               <w:rPr>
-                <w:rFonts w:ascii="Times New Roman" w:eastAsia="Microsoft YaHei" w:hAnsi="Times New Roman"/>
-                <w:szCs w:val="18"/>
-              </w:rPr>
-            </w:pPr>
-            <w:r>
-              <w:rPr>
-                <w:rFonts w:ascii="Times New Roman" w:eastAsia="Microsoft YaHei" w:hAnsi="Times New Roman"/>
+                <w:rFonts w:ascii="Microsoft YaHei" w:eastAsia="Microsoft YaHei" w:hAnsi="Microsoft YaHei"/>
+                <w:sz w:val="18"/>
+                <w:szCs w:val="18"/>
+              </w:rPr>
+            </w:pPr>
+            <w:r>
+              <w:rPr>
+                <w:rFonts w:ascii="Microsoft YaHei" w:eastAsia="Microsoft YaHei" w:hAnsi="Microsoft YaHei"/>
+                <w:sz w:val="18"/>
                 <w:szCs w:val="18"/>
               </w:rPr>
               <w:t>联系人</w:t>
             </w:r>
             <w:r>
               <w:rPr>
-                <w:rFonts w:ascii="Times New Roman" w:eastAsia="Microsoft YaHei" w:hAnsi="Times New Roman" w:hint="eastAsia"/>
+                <w:rFonts w:ascii="Microsoft YaHei" w:eastAsia="Microsoft YaHei" w:hAnsi="Microsoft YaHei" w:hint="eastAsia"/>
+                <w:sz w:val="18"/>
                 <w:szCs w:val="18"/>
               </w:rPr>
               <w:t>：</w:t>
             </w:r>
             <w:r>
               <w:rPr>
-                <w:rFonts w:ascii="Times New Roman" w:eastAsia="Microsoft YaHei" w:hAnsi="Times New Roman" w:cs="Simplified Arabic" w:hint="cs"/>
+                <w:rFonts w:ascii="Microsoft YaHei" w:eastAsia="Microsoft YaHei" w:hAnsi="Microsoft YaHei" w:cs="Simplified Arabic" w:hint="cs"/>
+                <w:sz w:val="18"/>
                 <w:szCs w:val="18"/>
               </w:rPr>
               <w:t>{{</w:t>
@@ -436,7 +476,8 @@
             <w:proofErr w:type="spellStart"/>
             <w:r>
               <w:rPr>
-                <w:rFonts w:ascii="Times New Roman" w:eastAsia="Microsoft YaHei" w:hAnsi="Times New Roman" w:cs="Simplified Arabic" w:hint="cs"/>
+                <w:rFonts w:ascii="Microsoft YaHei" w:eastAsia="Microsoft YaHei" w:hAnsi="Microsoft YaHei" w:cs="Simplified Arabic" w:hint="cs"/>
+                <w:sz w:val="18"/>
                 <w:szCs w:val="18"/>
               </w:rPr>
               <w:t>contact_person</w:t>
@@ -444,7 +485,8 @@
             <w:proofErr w:type="spellEnd"/>
             <w:r>
               <w:rPr>
-                <w:rFonts w:ascii="Times New Roman" w:eastAsia="Microsoft YaHei" w:hAnsi="Times New Roman" w:cs="Simplified Arabic" w:hint="cs"/>
+                <w:rFonts w:ascii="Microsoft YaHei" w:eastAsia="Microsoft YaHei" w:hAnsi="Microsoft YaHei" w:cs="Simplified Arabic" w:hint="cs"/>
+                <w:sz w:val="18"/>
                 <w:szCs w:val="18"/>
               </w:rPr>
               <w:t>}}</w:t>
@@ -461,20 +503,23 @@
             <w:pPr>
               <w:ind w:left="-15"/>
               <w:rPr>
-                <w:rFonts w:ascii="Times New Roman" w:eastAsia="Microsoft YaHei" w:hAnsi="Times New Roman"/>
-                <w:szCs w:val="18"/>
-              </w:rPr>
-            </w:pPr>
-            <w:r>
-              <w:rPr>
-                <w:rFonts w:ascii="Times New Roman" w:eastAsia="Microsoft YaHei" w:hAnsi="Times New Roman" w:hint="eastAsia"/>
+                <w:rFonts w:ascii="Microsoft YaHei" w:eastAsia="Microsoft YaHei" w:hAnsi="Microsoft YaHei"/>
+                <w:sz w:val="18"/>
+                <w:szCs w:val="18"/>
+              </w:rPr>
+            </w:pPr>
+            <w:r>
+              <w:rPr>
+                <w:rFonts w:ascii="Microsoft YaHei" w:eastAsia="Microsoft YaHei" w:hAnsi="Microsoft YaHei" w:hint="eastAsia"/>
+                <w:sz w:val="18"/>
                 <w:szCs w:val="18"/>
               </w:rPr>
               <w:t>电话：</w:t>
             </w:r>
             <w:r>
               <w:rPr>
-                <w:rFonts w:ascii="Times New Roman" w:eastAsia="Microsoft YaHei" w:hAnsi="Times New Roman" w:cs="Simplified Arabic" w:hint="cs"/>
+                <w:rFonts w:ascii="Microsoft YaHei" w:eastAsia="Microsoft YaHei" w:hAnsi="Microsoft YaHei" w:cs="Simplified Arabic" w:hint="cs"/>
+                <w:sz w:val="18"/>
                 <w:szCs w:val="18"/>
               </w:rPr>
               <w:t>{{</w:t>
@@ -482,7 +527,8 @@
             <w:proofErr w:type="spellStart"/>
             <w:r>
               <w:rPr>
-                <w:rFonts w:ascii="Times New Roman" w:eastAsia="Microsoft YaHei" w:hAnsi="Times New Roman" w:cs="Simplified Arabic" w:hint="cs"/>
+                <w:rFonts w:ascii="Microsoft YaHei" w:eastAsia="Microsoft YaHei" w:hAnsi="Microsoft YaHei" w:cs="Simplified Arabic" w:hint="cs"/>
+                <w:sz w:val="18"/>
                 <w:szCs w:val="18"/>
               </w:rPr>
               <w:t>contact_person_tel</w:t>
@@ -490,7 +536,8 @@
             <w:proofErr w:type="spellEnd"/>
             <w:r>
               <w:rPr>
-                <w:rFonts w:ascii="Times New Roman" w:eastAsia="Microsoft YaHei" w:hAnsi="Times New Roman" w:cs="Simplified Arabic" w:hint="cs"/>
+                <w:rFonts w:ascii="Microsoft YaHei" w:eastAsia="Microsoft YaHei" w:hAnsi="Microsoft YaHei" w:cs="Simplified Arabic" w:hint="cs"/>
+                <w:sz w:val="18"/>
                 <w:szCs w:val="18"/>
               </w:rPr>
               <w:t>}}</w:t>
@@ -510,27 +557,31 @@
           <w:p>
             <w:pPr>
               <w:rPr>
-                <w:rFonts w:ascii="Times New Roman" w:eastAsia="Microsoft YaHei" w:hAnsi="Times New Roman"/>
-                <w:szCs w:val="18"/>
-              </w:rPr>
-            </w:pPr>
-            <w:r>
-              <w:rPr>
-                <w:rFonts w:ascii="Times New Roman" w:eastAsia="Microsoft YaHei" w:hAnsi="Times New Roman"/>
+                <w:rFonts w:ascii="Microsoft YaHei" w:eastAsia="Microsoft YaHei" w:hAnsi="Microsoft YaHei"/>
+                <w:sz w:val="18"/>
+                <w:szCs w:val="18"/>
+              </w:rPr>
+            </w:pPr>
+            <w:r>
+              <w:rPr>
+                <w:rFonts w:ascii="Microsoft YaHei" w:eastAsia="Microsoft YaHei" w:hAnsi="Microsoft YaHei"/>
+                <w:sz w:val="18"/>
                 <w:szCs w:val="18"/>
               </w:rPr>
               <w:t>合同签订日期</w:t>
             </w:r>
             <w:r>
               <w:rPr>
-                <w:rFonts w:ascii="Times New Roman" w:eastAsia="Microsoft YaHei" w:hAnsi="Times New Roman" w:hint="eastAsia"/>
+                <w:rFonts w:ascii="Microsoft YaHei" w:eastAsia="Microsoft YaHei" w:hAnsi="Microsoft YaHei" w:hint="eastAsia"/>
+                <w:sz w:val="18"/>
                 <w:szCs w:val="18"/>
               </w:rPr>
               <w:t>：</w:t>
             </w:r>
             <w:r>
               <w:rPr>
-                <w:rFonts w:ascii="Times New Roman" w:eastAsia="Microsoft YaHei" w:hAnsi="Times New Roman" w:cs="Simplified Arabic" w:hint="cs"/>
+                <w:rFonts w:ascii="Microsoft YaHei" w:eastAsia="Microsoft YaHei" w:hAnsi="Microsoft YaHei" w:cs="Simplified Arabic" w:hint="cs"/>
+                <w:sz w:val="18"/>
                 <w:szCs w:val="18"/>
               </w:rPr>
               <w:t>{{</w:t>
@@ -538,7 +589,8 @@
             <w:proofErr w:type="spellStart"/>
             <w:r>
               <w:rPr>
-                <w:rFonts w:ascii="Times New Roman" w:eastAsia="Microsoft YaHei" w:hAnsi="Times New Roman" w:cs="Simplified Arabic"/>
+                <w:rFonts w:ascii="Microsoft YaHei" w:eastAsia="Microsoft YaHei" w:hAnsi="Microsoft YaHei" w:cs="Simplified Arabic"/>
+                <w:sz w:val="18"/>
                 <w:szCs w:val="18"/>
               </w:rPr>
               <w:t>contract_date</w:t>
@@ -546,7 +598,8 @@
             <w:proofErr w:type="spellEnd"/>
             <w:r>
               <w:rPr>
-                <w:rFonts w:ascii="Times New Roman" w:eastAsia="Microsoft YaHei" w:hAnsi="Times New Roman" w:cs="Simplified Arabic" w:hint="cs"/>
+                <w:rFonts w:ascii="Microsoft YaHei" w:eastAsia="Microsoft YaHei" w:hAnsi="Microsoft YaHei" w:cs="Simplified Arabic" w:hint="cs"/>
+                <w:sz w:val="18"/>
                 <w:szCs w:val="18"/>
               </w:rPr>
               <w:t>}}</w:t>
@@ -563,27 +616,31 @@
             <w:pPr>
               <w:ind w:left="-15"/>
               <w:rPr>
-                <w:rFonts w:ascii="Times New Roman" w:eastAsia="Microsoft YaHei" w:hAnsi="Times New Roman"/>
-                <w:szCs w:val="18"/>
-              </w:rPr>
-            </w:pPr>
-            <w:r>
-              <w:rPr>
-                <w:rFonts w:ascii="Times New Roman" w:eastAsia="Microsoft YaHei" w:hAnsi="Times New Roman"/>
+                <w:rFonts w:ascii="Microsoft YaHei" w:eastAsia="Microsoft YaHei" w:hAnsi="Microsoft YaHei"/>
+                <w:sz w:val="18"/>
+                <w:szCs w:val="18"/>
+              </w:rPr>
+            </w:pPr>
+            <w:r>
+              <w:rPr>
+                <w:rFonts w:ascii="Microsoft YaHei" w:eastAsia="Microsoft YaHei" w:hAnsi="Microsoft YaHei"/>
+                <w:sz w:val="18"/>
                 <w:szCs w:val="18"/>
               </w:rPr>
               <w:t>验收日期</w:t>
             </w:r>
             <w:r>
               <w:rPr>
-                <w:rFonts w:ascii="Times New Roman" w:eastAsia="Microsoft YaHei" w:hAnsi="Times New Roman" w:hint="eastAsia"/>
+                <w:rFonts w:ascii="Microsoft YaHei" w:eastAsia="Microsoft YaHei" w:hAnsi="Microsoft YaHei" w:hint="eastAsia"/>
+                <w:sz w:val="18"/>
                 <w:szCs w:val="18"/>
               </w:rPr>
               <w:t>：</w:t>
             </w:r>
             <w:r>
               <w:rPr>
-                <w:rFonts w:ascii="Times New Roman" w:eastAsia="Microsoft YaHei" w:hAnsi="Times New Roman" w:cs="Simplified Arabic"/>
+                <w:rFonts w:ascii="Microsoft YaHei" w:eastAsia="Microsoft YaHei" w:hAnsi="Microsoft YaHei" w:cs="Simplified Arabic"/>
+                <w:sz w:val="18"/>
                 <w:szCs w:val="18"/>
               </w:rPr>
               <w:t>{{</w:t>
@@ -591,7 +648,8 @@
             <w:proofErr w:type="spellStart"/>
             <w:r>
               <w:rPr>
-                <w:rFonts w:ascii="Times New Roman" w:eastAsia="Microsoft YaHei" w:hAnsi="Times New Roman" w:cs="Simplified Arabic"/>
+                <w:rFonts w:ascii="Microsoft YaHei" w:eastAsia="Microsoft YaHei" w:hAnsi="Microsoft YaHei" w:cs="Simplified Arabic"/>
+                <w:sz w:val="18"/>
                 <w:szCs w:val="18"/>
               </w:rPr>
               <w:t>fixasset_ack_date</w:t>
@@ -599,7 +657,8 @@
             <w:proofErr w:type="spellEnd"/>
             <w:r>
               <w:rPr>
-                <w:rFonts w:ascii="Times New Roman" w:eastAsia="Microsoft YaHei" w:hAnsi="Times New Roman" w:cs="Simplified Arabic"/>
+                <w:rFonts w:ascii="Microsoft YaHei" w:eastAsia="Microsoft YaHei" w:hAnsi="Microsoft YaHei" w:cs="Simplified Arabic"/>
+                <w:sz w:val="18"/>
                 <w:szCs w:val="18"/>
               </w:rPr>
               <w:t>}}</w:t>
@@ -620,94 +679,43 @@
             <w:pPr>
               <w:jc w:val="center"/>
               <w:rPr>
-                <w:rFonts w:ascii="Times New Roman" w:eastAsia="Microsoft YaHei" w:hAnsi="Times New Roman" w:cs="SimSun"/>
+                <w:rFonts w:ascii="Microsoft YaHei" w:eastAsia="Microsoft YaHei" w:hAnsi="Microsoft YaHei" w:cs="SimSun"/>
+                <w:sz w:val="18"/>
                 <w:szCs w:val="18"/>
               </w:rPr>
             </w:pPr>
             <w:proofErr w:type="gramStart"/>
             <w:r>
               <w:rPr>
-                <w:rFonts w:ascii="Times New Roman" w:eastAsia="Microsoft YaHei" w:hAnsi="Times New Roman" w:hint="eastAsia"/>
-                <w:szCs w:val="18"/>
-              </w:rPr>
-              <w:t>★</w:t>
-            </w:r>
-            <w:r>
-              <w:rPr>
-                <w:rFonts w:ascii="Times New Roman" w:eastAsia="Microsoft YaHei" w:hAnsi="Times New Roman" w:hint="eastAsia"/>
-                <w:szCs w:val="18"/>
-              </w:rPr>
-              <w:t xml:space="preserve">  </w:t>
-            </w:r>
-            <w:r>
-              <w:rPr>
-                <w:rFonts w:ascii="Times New Roman" w:eastAsia="Microsoft YaHei" w:hAnsi="Times New Roman" w:hint="eastAsia"/>
-                <w:szCs w:val="18"/>
-              </w:rPr>
-              <w:t>★</w:t>
-            </w:r>
-            <w:r>
-              <w:rPr>
-                <w:rFonts w:ascii="Times New Roman" w:eastAsia="Microsoft YaHei" w:hAnsi="Times New Roman" w:hint="eastAsia"/>
-                <w:szCs w:val="18"/>
-              </w:rPr>
-              <w:t xml:space="preserve">  </w:t>
+                <w:rFonts w:ascii="Microsoft YaHei" w:eastAsia="Microsoft YaHei" w:hAnsi="Microsoft YaHei" w:hint="eastAsia"/>
+                <w:sz w:val="18"/>
+                <w:szCs w:val="18"/>
+              </w:rPr>
+              <w:t xml:space="preserve">★  ★  </w:t>
             </w:r>
             <w:proofErr w:type="gramEnd"/>
             <w:r>
               <w:rPr>
-                <w:rFonts w:ascii="Times New Roman" w:eastAsia="Microsoft YaHei" w:hAnsi="Times New Roman" w:hint="eastAsia"/>
-                <w:szCs w:val="18"/>
-              </w:rPr>
-              <w:t>★注意事项：设备全部到货、入库、安装和调试正常使用满</w:t>
-            </w:r>
-            <w:r>
-              <w:rPr>
-                <w:rFonts w:ascii="Times New Roman" w:eastAsia="Microsoft YaHei" w:hAnsi="Times New Roman" w:hint="eastAsia"/>
-                <w:szCs w:val="18"/>
-              </w:rPr>
-              <w:t>1</w:t>
-            </w:r>
-            <w:r>
-              <w:rPr>
-                <w:rFonts w:ascii="Times New Roman" w:eastAsia="Microsoft YaHei" w:hAnsi="Times New Roman" w:hint="eastAsia"/>
-                <w:szCs w:val="18"/>
-              </w:rPr>
-              <w:t>月后方可签署此验收单。</w:t>
+                <w:rFonts w:ascii="Microsoft YaHei" w:eastAsia="Microsoft YaHei" w:hAnsi="Microsoft YaHei" w:hint="eastAsia"/>
+                <w:sz w:val="18"/>
+                <w:szCs w:val="18"/>
+              </w:rPr>
+              <w:t>★注意事项：设备全部到货、入库、安装和调试正常使用满1月后方可签署此验收单。</w:t>
             </w:r>
             <w:proofErr w:type="gramStart"/>
             <w:r>
               <w:rPr>
-                <w:rFonts w:ascii="Times New Roman" w:eastAsia="Microsoft YaHei" w:hAnsi="Times New Roman" w:hint="eastAsia"/>
-                <w:szCs w:val="18"/>
-              </w:rPr>
-              <w:t>★</w:t>
-            </w:r>
-            <w:r>
-              <w:rPr>
-                <w:rFonts w:ascii="Times New Roman" w:eastAsia="Microsoft YaHei" w:hAnsi="Times New Roman" w:hint="eastAsia"/>
-                <w:szCs w:val="18"/>
-              </w:rPr>
-              <w:t xml:space="preserve">  </w:t>
-            </w:r>
-            <w:r>
-              <w:rPr>
-                <w:rFonts w:ascii="Times New Roman" w:eastAsia="Microsoft YaHei" w:hAnsi="Times New Roman" w:hint="eastAsia"/>
-                <w:szCs w:val="18"/>
-              </w:rPr>
-              <w:t>★</w:t>
-            </w:r>
-            <w:r>
-              <w:rPr>
-                <w:rFonts w:ascii="Times New Roman" w:eastAsia="Microsoft YaHei" w:hAnsi="Times New Roman" w:hint="eastAsia"/>
-                <w:szCs w:val="18"/>
-              </w:rPr>
-              <w:t xml:space="preserve">  </w:t>
+                <w:rFonts w:ascii="Microsoft YaHei" w:eastAsia="Microsoft YaHei" w:hAnsi="Microsoft YaHei" w:hint="eastAsia"/>
+                <w:sz w:val="18"/>
+                <w:szCs w:val="18"/>
+              </w:rPr>
+              <w:t xml:space="preserve">★  ★  </w:t>
             </w:r>
             <w:proofErr w:type="gramEnd"/>
             <w:r>
               <w:rPr>
-                <w:rFonts w:ascii="Times New Roman" w:eastAsia="Microsoft YaHei" w:hAnsi="Times New Roman" w:hint="eastAsia"/>
+                <w:rFonts w:ascii="Microsoft YaHei" w:eastAsia="Microsoft YaHei" w:hAnsi="Microsoft YaHei" w:hint="eastAsia"/>
+                <w:sz w:val="18"/>
                 <w:szCs w:val="18"/>
               </w:rPr>
               <w:t>★</w:t>
@@ -726,37 +734,34 @@
               <w:ind w:rightChars="292" w:right="613"/>
               <w:jc w:val="left"/>
               <w:rPr>
-                <w:rFonts w:ascii="Times New Roman" w:eastAsia="Microsoft YaHei" w:hAnsi="Times New Roman"/>
-                <w:szCs w:val="18"/>
-              </w:rPr>
-            </w:pPr>
-            <w:r>
-              <w:rPr>
-                <w:rFonts w:ascii="Times New Roman" w:eastAsia="Microsoft YaHei" w:hAnsi="Times New Roman" w:hint="eastAsia"/>
-                <w:szCs w:val="18"/>
-              </w:rPr>
-              <w:t>厂商意见：</w:t>
-            </w:r>
-            <w:r>
-              <w:rPr>
-                <w:rFonts w:ascii="Times New Roman" w:eastAsia="Microsoft YaHei" w:hAnsi="Times New Roman" w:hint="eastAsia"/>
-                <w:szCs w:val="18"/>
-              </w:rPr>
-              <w:t xml:space="preserve">            </w:t>
-            </w:r>
-          </w:p>
-          <w:p>
-            <w:pPr>
-              <w:ind w:rightChars="292" w:right="613" w:firstLineChars="2600" w:firstLine="5460"/>
+                <w:rFonts w:ascii="Microsoft YaHei" w:eastAsia="Microsoft YaHei" w:hAnsi="Microsoft YaHei"/>
+                <w:sz w:val="18"/>
+                <w:szCs w:val="18"/>
+              </w:rPr>
+            </w:pPr>
+            <w:r>
+              <w:rPr>
+                <w:rFonts w:ascii="Microsoft YaHei" w:eastAsia="Microsoft YaHei" w:hAnsi="Microsoft YaHei" w:hint="eastAsia"/>
+                <w:sz w:val="18"/>
+                <w:szCs w:val="18"/>
+              </w:rPr>
+              <w:t xml:space="preserve">厂商意见：            </w:t>
+            </w:r>
+          </w:p>
+          <w:p>
+            <w:pPr>
+              <w:ind w:rightChars="292" w:right="613" w:firstLineChars="2600" w:firstLine="4680"/>
               <w:jc w:val="left"/>
               <w:rPr>
-                <w:rFonts w:ascii="Times New Roman" w:eastAsia="Microsoft YaHei" w:hAnsi="Times New Roman"/>
-                <w:szCs w:val="18"/>
-              </w:rPr>
-            </w:pPr>
-            <w:r>
-              <w:rPr>
-                <w:rFonts w:ascii="Times New Roman" w:eastAsia="Microsoft YaHei" w:hAnsi="Times New Roman" w:hint="eastAsia"/>
+                <w:rFonts w:ascii="Microsoft YaHei" w:eastAsia="Microsoft YaHei" w:hAnsi="Microsoft YaHei"/>
+                <w:sz w:val="18"/>
+                <w:szCs w:val="18"/>
+              </w:rPr>
+            </w:pPr>
+            <w:r>
+              <w:rPr>
+                <w:rFonts w:ascii="Microsoft YaHei" w:eastAsia="Microsoft YaHei" w:hAnsi="Microsoft YaHei" w:hint="eastAsia"/>
+                <w:sz w:val="18"/>
                 <w:szCs w:val="18"/>
               </w:rPr>
               <w:t xml:space="preserve"> </w:t>
@@ -764,10 +769,11 @@
           </w:p>
           <w:p>
             <w:pPr>
-              <w:ind w:rightChars="292" w:right="613" w:firstLineChars="2600" w:firstLine="5460"/>
+              <w:ind w:rightChars="292" w:right="613" w:firstLineChars="2600" w:firstLine="4680"/>
               <w:jc w:val="left"/>
               <w:rPr>
-                <w:rFonts w:ascii="Times New Roman" w:eastAsia="Microsoft YaHei" w:hAnsi="Times New Roman"/>
+                <w:rFonts w:ascii="Microsoft YaHei" w:eastAsia="Microsoft YaHei" w:hAnsi="Microsoft YaHei"/>
+                <w:sz w:val="18"/>
                 <w:szCs w:val="18"/>
               </w:rPr>
             </w:pPr>
@@ -777,44 +783,50 @@
               <w:ind w:rightChars="292" w:right="613"/>
               <w:jc w:val="left"/>
               <w:rPr>
-                <w:rFonts w:ascii="Times New Roman" w:eastAsia="Microsoft YaHei" w:hAnsi="Times New Roman"/>
-                <w:szCs w:val="18"/>
-              </w:rPr>
-            </w:pPr>
-          </w:p>
-          <w:p>
-            <w:pPr>
-              <w:ind w:rightChars="292" w:right="613" w:firstLineChars="2600" w:firstLine="5460"/>
+                <w:rFonts w:ascii="Microsoft YaHei" w:eastAsia="Microsoft YaHei" w:hAnsi="Microsoft YaHei"/>
+                <w:sz w:val="18"/>
+                <w:szCs w:val="18"/>
+              </w:rPr>
+            </w:pPr>
+          </w:p>
+          <w:p>
+            <w:pPr>
+              <w:ind w:rightChars="292" w:right="613" w:firstLineChars="2600" w:firstLine="4680"/>
               <w:jc w:val="left"/>
               <w:rPr>
-                <w:rFonts w:ascii="Times New Roman" w:eastAsia="Microsoft YaHei" w:hAnsi="Times New Roman"/>
-                <w:szCs w:val="18"/>
-              </w:rPr>
-            </w:pPr>
-            <w:r>
-              <w:rPr>
-                <w:rFonts w:ascii="Times New Roman" w:eastAsia="Microsoft YaHei" w:hAnsi="Times New Roman" w:hint="eastAsia"/>
+                <w:rFonts w:ascii="Microsoft YaHei" w:eastAsia="Microsoft YaHei" w:hAnsi="Microsoft YaHei"/>
+                <w:sz w:val="18"/>
+                <w:szCs w:val="18"/>
+              </w:rPr>
+            </w:pPr>
+            <w:r>
+              <w:rPr>
+                <w:rFonts w:ascii="Microsoft YaHei" w:eastAsia="Microsoft YaHei" w:hAnsi="Microsoft YaHei" w:hint="eastAsia"/>
+                <w:sz w:val="18"/>
                 <w:szCs w:val="18"/>
               </w:rPr>
               <w:t xml:space="preserve"> </w:t>
             </w:r>
             <w:r>
               <w:rPr>
-                <w:rFonts w:ascii="Times New Roman" w:eastAsia="Microsoft YaHei" w:hAnsi="Times New Roman"/>
+                <w:rFonts w:ascii="Microsoft YaHei" w:eastAsia="Microsoft YaHei" w:hAnsi="Microsoft YaHei"/>
+                <w:sz w:val="18"/>
                 <w:szCs w:val="18"/>
               </w:rPr>
               <w:t xml:space="preserve">          </w:t>
             </w:r>
             <w:r>
               <w:rPr>
-                <w:rFonts w:ascii="Times New Roman" w:eastAsia="Microsoft YaHei" w:hAnsi="Times New Roman" w:hint="eastAsia"/>
+                <w:rFonts w:ascii="Microsoft YaHei" w:eastAsia="Microsoft YaHei" w:hAnsi="Microsoft YaHei" w:hint="eastAsia"/>
+                <w:sz w:val="18"/>
                 <w:szCs w:val="18"/>
               </w:rPr>
               <w:t>厂商代表签字（盖章）：</w:t>
             </w:r>
             <w:r>
               <w:rPr>
-                <w:rFonts w:ascii="Times New Roman" w:eastAsia="Microsoft YaHei" w:hAnsi="Times New Roman" w:hint="eastAsia"/>
+                <w:rFonts w:ascii="Microsoft YaHei" w:eastAsia="Microsoft YaHei" w:hAnsi="Microsoft YaHei" w:hint="eastAsia"/>
+                <w:sz w:val="18"/>
                 <w:szCs w:val="18"/>
                 <w:u w:val="single"/>
               </w:rPr>
@@ -823,61 +835,29 @@
           </w:p>
           <w:p>
             <w:pPr>
-              <w:ind w:firstLineChars="3800" w:firstLine="7980"/>
+              <w:ind w:firstLineChars="3800" w:firstLine="6840"/>
               <w:jc w:val="right"/>
               <w:rPr>
-                <w:rFonts w:ascii="Times New Roman" w:eastAsia="Microsoft YaHei" w:hAnsi="Times New Roman"/>
-                <w:szCs w:val="18"/>
-              </w:rPr>
-            </w:pPr>
-            <w:r>
-              <w:rPr>
-                <w:rFonts w:ascii="Times New Roman" w:eastAsia="Microsoft YaHei" w:hAnsi="Times New Roman" w:hint="eastAsia"/>
-                <w:szCs w:val="18"/>
-              </w:rPr>
-              <w:t xml:space="preserve">20   </w:t>
-            </w:r>
-            <w:r>
-              <w:rPr>
-                <w:rFonts w:ascii="Times New Roman" w:eastAsia="Microsoft YaHei" w:hAnsi="Times New Roman" w:hint="eastAsia"/>
-                <w:szCs w:val="18"/>
-              </w:rPr>
-              <w:t>年</w:t>
-            </w:r>
-            <w:r>
-              <w:rPr>
-                <w:rFonts w:ascii="Times New Roman" w:eastAsia="Microsoft YaHei" w:hAnsi="Times New Roman" w:hint="eastAsia"/>
-                <w:szCs w:val="18"/>
-              </w:rPr>
-              <w:t xml:space="preserve">   </w:t>
-            </w:r>
-            <w:r>
-              <w:rPr>
-                <w:rFonts w:ascii="Times New Roman" w:eastAsia="Microsoft YaHei" w:hAnsi="Times New Roman" w:hint="eastAsia"/>
-                <w:szCs w:val="18"/>
-              </w:rPr>
-              <w:t>月</w:t>
-            </w:r>
-            <w:r>
-              <w:rPr>
-                <w:rFonts w:ascii="Times New Roman" w:eastAsia="Microsoft YaHei" w:hAnsi="Times New Roman" w:hint="eastAsia"/>
-                <w:szCs w:val="18"/>
-              </w:rPr>
-              <w:t xml:space="preserve">   </w:t>
-            </w:r>
-            <w:r>
-              <w:rPr>
-                <w:rFonts w:ascii="Times New Roman" w:eastAsia="Microsoft YaHei" w:hAnsi="Times New Roman" w:hint="eastAsia"/>
-                <w:szCs w:val="18"/>
-              </w:rPr>
-              <w:t>日</w:t>
+                <w:rFonts w:ascii="Microsoft YaHei" w:eastAsia="Microsoft YaHei" w:hAnsi="Microsoft YaHei"/>
+                <w:sz w:val="18"/>
+                <w:szCs w:val="18"/>
+              </w:rPr>
+            </w:pPr>
+            <w:r>
+              <w:rPr>
+                <w:rFonts w:ascii="Microsoft YaHei" w:eastAsia="Microsoft YaHei" w:hAnsi="Microsoft YaHei" w:hint="eastAsia"/>
+                <w:sz w:val="18"/>
+                <w:szCs w:val="18"/>
+              </w:rPr>
+              <w:t>20   年   月   日</w:t>
             </w:r>
           </w:p>
           <w:p>
             <w:pPr>
               <w:ind w:rightChars="-249" w:right="-523"/>
               <w:rPr>
-                <w:rFonts w:ascii="Times New Roman" w:eastAsia="Microsoft YaHei" w:hAnsi="Times New Roman"/>
+                <w:rFonts w:ascii="Microsoft YaHei" w:eastAsia="Microsoft YaHei" w:hAnsi="Microsoft YaHei"/>
+                <w:sz w:val="18"/>
                 <w:szCs w:val="21"/>
               </w:rPr>
             </w:pPr>
@@ -894,13 +874,15 @@
             <w:pPr>
               <w:spacing w:line="400" w:lineRule="exact"/>
               <w:rPr>
-                <w:rFonts w:ascii="Times New Roman" w:eastAsia="Microsoft YaHei" w:hAnsi="Times New Roman"/>
-                <w:szCs w:val="18"/>
-              </w:rPr>
-            </w:pPr>
-            <w:r>
-              <w:rPr>
-                <w:rFonts w:ascii="Times New Roman" w:eastAsia="Microsoft YaHei" w:hAnsi="Times New Roman" w:hint="eastAsia"/>
+                <w:rFonts w:ascii="Microsoft YaHei" w:eastAsia="Microsoft YaHei" w:hAnsi="Microsoft YaHei"/>
+                <w:sz w:val="18"/>
+                <w:szCs w:val="18"/>
+              </w:rPr>
+            </w:pPr>
+            <w:r>
+              <w:rPr>
+                <w:rFonts w:ascii="Microsoft YaHei" w:eastAsia="Microsoft YaHei" w:hAnsi="Microsoft YaHei" w:hint="eastAsia"/>
+                <w:sz w:val="18"/>
                 <w:szCs w:val="18"/>
               </w:rPr>
               <w:t>设备验收员意见：</w:t>
@@ -909,62 +891,46 @@
           <w:p>
             <w:pPr>
               <w:spacing w:line="400" w:lineRule="exact"/>
-              <w:ind w:firstLineChars="100" w:firstLine="210"/>
-              <w:rPr>
-                <w:rFonts w:ascii="Times New Roman" w:eastAsia="Microsoft YaHei" w:hAnsi="Times New Roman"/>
-                <w:szCs w:val="18"/>
-              </w:rPr>
-            </w:pPr>
-            <w:r>
-              <w:rPr>
-                <w:rFonts w:ascii="Times New Roman" w:eastAsia="Microsoft YaHei" w:hAnsi="Times New Roman" w:hint="eastAsia"/>
-                <w:szCs w:val="18"/>
-              </w:rPr>
-              <w:t>1</w:t>
-            </w:r>
-            <w:r>
-              <w:rPr>
-                <w:rFonts w:ascii="Times New Roman" w:eastAsia="Microsoft YaHei" w:hAnsi="Times New Roman" w:hint="eastAsia"/>
-                <w:szCs w:val="18"/>
-              </w:rPr>
-              <w:t>、设备配置、数量是否与合同及配置单一致□</w:t>
-            </w:r>
-            <w:r>
-              <w:rPr>
-                <w:rFonts w:ascii="Times New Roman" w:eastAsia="Microsoft YaHei" w:hAnsi="Times New Roman" w:hint="eastAsia"/>
-                <w:szCs w:val="18"/>
-              </w:rPr>
-              <w:t xml:space="preserve"> 2</w:t>
-            </w:r>
-            <w:r>
-              <w:rPr>
-                <w:rFonts w:ascii="Times New Roman" w:eastAsia="Microsoft YaHei" w:hAnsi="Times New Roman" w:hint="eastAsia"/>
-                <w:szCs w:val="18"/>
-              </w:rPr>
-              <w:t>、设备安装到位，使用是否正常□</w:t>
-            </w:r>
-          </w:p>
-          <w:p>
-            <w:pPr>
-              <w:ind w:rightChars="292" w:right="613" w:firstLineChars="1800" w:firstLine="3780"/>
+              <w:ind w:firstLineChars="100" w:firstLine="180"/>
+              <w:rPr>
+                <w:rFonts w:ascii="Microsoft YaHei" w:eastAsia="Microsoft YaHei" w:hAnsi="Microsoft YaHei"/>
+                <w:sz w:val="18"/>
+                <w:szCs w:val="18"/>
+              </w:rPr>
+            </w:pPr>
+            <w:r>
+              <w:rPr>
+                <w:rFonts w:ascii="Microsoft YaHei" w:eastAsia="Microsoft YaHei" w:hAnsi="Microsoft YaHei" w:hint="eastAsia"/>
+                <w:sz w:val="18"/>
+                <w:szCs w:val="18"/>
+              </w:rPr>
+              <w:t>1、设备配置、数量是否与合同及配置单一致□ 2、设备安装到位，使用是否正常□</w:t>
+            </w:r>
+          </w:p>
+          <w:p>
+            <w:pPr>
+              <w:ind w:rightChars="292" w:right="613" w:firstLineChars="1800" w:firstLine="3240"/>
               <w:jc w:val="left"/>
               <w:rPr>
-                <w:rFonts w:ascii="Times New Roman" w:eastAsia="Microsoft YaHei" w:hAnsi="Times New Roman"/>
-              </w:rPr>
-            </w:pPr>
-            <w:r>
-              <w:rPr>
-                <w:rFonts w:ascii="Times New Roman" w:eastAsia="Microsoft YaHei" w:hAnsi="Times New Roman" w:hint="eastAsia"/>
+                <w:rFonts w:ascii="Microsoft YaHei" w:eastAsia="Microsoft YaHei" w:hAnsi="Microsoft YaHei"/>
+                <w:sz w:val="18"/>
+              </w:rPr>
+            </w:pPr>
+            <w:r>
+              <w:rPr>
+                <w:rFonts w:ascii="Microsoft YaHei" w:eastAsia="Microsoft YaHei" w:hAnsi="Microsoft YaHei" w:hint="eastAsia"/>
+                <w:sz w:val="18"/>
               </w:rPr>
               <w:t xml:space="preserve">                   </w:t>
             </w:r>
           </w:p>
           <w:p>
             <w:pPr>
-              <w:ind w:rightChars="292" w:right="613" w:firstLineChars="1800" w:firstLine="3780"/>
+              <w:ind w:rightChars="292" w:right="613" w:firstLineChars="1800" w:firstLine="3240"/>
               <w:jc w:val="left"/>
               <w:rPr>
-                <w:rFonts w:ascii="Times New Roman" w:eastAsia="Microsoft YaHei" w:hAnsi="Times New Roman"/>
+                <w:rFonts w:ascii="Microsoft YaHei" w:eastAsia="Microsoft YaHei" w:hAnsi="Microsoft YaHei"/>
+                <w:sz w:val="18"/>
               </w:rPr>
             </w:pPr>
           </w:p>
@@ -973,112 +939,79 @@
               <w:ind w:rightChars="292" w:right="613"/>
               <w:jc w:val="left"/>
               <w:rPr>
-                <w:rFonts w:ascii="Times New Roman" w:eastAsia="Microsoft YaHei" w:hAnsi="Times New Roman"/>
-              </w:rPr>
-            </w:pPr>
-          </w:p>
-          <w:p>
-            <w:pPr>
-              <w:ind w:rightChars="292" w:right="613" w:firstLineChars="1800" w:firstLine="3780"/>
+                <w:rFonts w:ascii="Microsoft YaHei" w:eastAsia="Microsoft YaHei" w:hAnsi="Microsoft YaHei"/>
+                <w:sz w:val="18"/>
+              </w:rPr>
+            </w:pPr>
+          </w:p>
+          <w:p>
+            <w:pPr>
+              <w:ind w:rightChars="292" w:right="613" w:firstLineChars="1800" w:firstLine="3240"/>
               <w:jc w:val="left"/>
               <w:rPr>
-                <w:rFonts w:ascii="Times New Roman" w:eastAsia="Microsoft YaHei" w:hAnsi="Times New Roman"/>
-              </w:rPr>
-            </w:pPr>
-          </w:p>
-          <w:p>
-            <w:pPr>
-              <w:ind w:firstLineChars="2600" w:firstLine="5460"/>
-              <w:rPr>
-                <w:rFonts w:ascii="Times New Roman" w:eastAsia="Microsoft YaHei" w:hAnsi="Times New Roman"/>
-                <w:szCs w:val="18"/>
-              </w:rPr>
-            </w:pPr>
-            <w:r>
-              <w:rPr>
-                <w:rFonts w:ascii="Times New Roman" w:eastAsia="Microsoft YaHei" w:hAnsi="Times New Roman" w:hint="eastAsia"/>
+                <w:rFonts w:ascii="Microsoft YaHei" w:eastAsia="Microsoft YaHei" w:hAnsi="Microsoft YaHei"/>
+                <w:sz w:val="18"/>
+              </w:rPr>
+            </w:pPr>
+          </w:p>
+          <w:p>
+            <w:pPr>
+              <w:ind w:firstLineChars="2600" w:firstLine="4680"/>
+              <w:rPr>
+                <w:rFonts w:ascii="Microsoft YaHei" w:eastAsia="Microsoft YaHei" w:hAnsi="Microsoft YaHei"/>
+                <w:sz w:val="18"/>
+                <w:szCs w:val="18"/>
+              </w:rPr>
+            </w:pPr>
+            <w:r>
+              <w:rPr>
+                <w:rFonts w:ascii="Microsoft YaHei" w:eastAsia="Microsoft YaHei" w:hAnsi="Microsoft YaHei" w:hint="eastAsia"/>
+                <w:sz w:val="18"/>
                 <w:szCs w:val="18"/>
               </w:rPr>
               <w:t xml:space="preserve"> </w:t>
             </w:r>
             <w:r>
               <w:rPr>
-                <w:rFonts w:ascii="Times New Roman" w:eastAsia="Microsoft YaHei" w:hAnsi="Times New Roman"/>
+                <w:rFonts w:ascii="Microsoft YaHei" w:eastAsia="Microsoft YaHei" w:hAnsi="Microsoft YaHei"/>
+                <w:sz w:val="18"/>
                 <w:szCs w:val="18"/>
               </w:rPr>
               <w:t xml:space="preserve">          </w:t>
             </w:r>
             <w:r>
               <w:rPr>
-                <w:rFonts w:ascii="Times New Roman" w:eastAsia="Microsoft YaHei" w:hAnsi="Times New Roman" w:hint="eastAsia"/>
-                <w:szCs w:val="18"/>
-              </w:rPr>
-              <w:t>设备验收员签字：</w:t>
-            </w:r>
-            <w:r>
-              <w:rPr>
-                <w:rFonts w:ascii="Times New Roman" w:eastAsia="Microsoft YaHei" w:hAnsi="Times New Roman" w:hint="eastAsia"/>
-                <w:szCs w:val="18"/>
-              </w:rPr>
-              <w:t xml:space="preserve">                   </w:t>
+                <w:rFonts w:ascii="Microsoft YaHei" w:eastAsia="Microsoft YaHei" w:hAnsi="Microsoft YaHei" w:hint="eastAsia"/>
+                <w:sz w:val="18"/>
+                <w:szCs w:val="18"/>
+              </w:rPr>
+              <w:t xml:space="preserve">设备验收员签字：                   </w:t>
             </w:r>
           </w:p>
           <w:p>
             <w:pPr>
               <w:jc w:val="right"/>
               <w:rPr>
-                <w:rFonts w:ascii="Times New Roman" w:eastAsia="Microsoft YaHei" w:hAnsi="Times New Roman"/>
-                <w:szCs w:val="18"/>
-              </w:rPr>
-            </w:pPr>
-            <w:r>
-              <w:rPr>
-                <w:rFonts w:ascii="Times New Roman" w:eastAsia="Microsoft YaHei" w:hAnsi="Times New Roman" w:hint="eastAsia"/>
-                <w:szCs w:val="18"/>
-              </w:rPr>
-              <w:t xml:space="preserve">20   </w:t>
-            </w:r>
-            <w:r>
-              <w:rPr>
-                <w:rFonts w:ascii="Times New Roman" w:eastAsia="Microsoft YaHei" w:hAnsi="Times New Roman" w:hint="eastAsia"/>
-                <w:szCs w:val="18"/>
-              </w:rPr>
-              <w:t>年</w:t>
-            </w:r>
-            <w:r>
-              <w:rPr>
-                <w:rFonts w:ascii="Times New Roman" w:eastAsia="Microsoft YaHei" w:hAnsi="Times New Roman" w:hint="eastAsia"/>
-                <w:szCs w:val="18"/>
-              </w:rPr>
-              <w:t xml:space="preserve">   </w:t>
-            </w:r>
-            <w:r>
-              <w:rPr>
-                <w:rFonts w:ascii="Times New Roman" w:eastAsia="Microsoft YaHei" w:hAnsi="Times New Roman" w:hint="eastAsia"/>
-                <w:szCs w:val="18"/>
-              </w:rPr>
-              <w:t>月</w:t>
-            </w:r>
-            <w:r>
-              <w:rPr>
-                <w:rFonts w:ascii="Times New Roman" w:eastAsia="Microsoft YaHei" w:hAnsi="Times New Roman" w:hint="eastAsia"/>
-                <w:szCs w:val="18"/>
-              </w:rPr>
-              <w:t xml:space="preserve">   </w:t>
-            </w:r>
-            <w:r>
-              <w:rPr>
-                <w:rFonts w:ascii="Times New Roman" w:eastAsia="Microsoft YaHei" w:hAnsi="Times New Roman" w:hint="eastAsia"/>
-                <w:szCs w:val="18"/>
-              </w:rPr>
-              <w:t>日</w:t>
+                <w:rFonts w:ascii="Microsoft YaHei" w:eastAsia="Microsoft YaHei" w:hAnsi="Microsoft YaHei"/>
+                <w:sz w:val="18"/>
+                <w:szCs w:val="18"/>
+              </w:rPr>
+            </w:pPr>
+            <w:r>
+              <w:rPr>
+                <w:rFonts w:ascii="Microsoft YaHei" w:eastAsia="Microsoft YaHei" w:hAnsi="Microsoft YaHei" w:hint="eastAsia"/>
+                <w:sz w:val="18"/>
+                <w:szCs w:val="18"/>
+              </w:rPr>
+              <w:t>20   年   月   日</w:t>
             </w:r>
           </w:p>
           <w:p>
             <w:pPr>
               <w:ind w:rightChars="-249" w:right="-523"/>
               <w:rPr>
-                <w:rFonts w:ascii="Times New Roman" w:eastAsia="Microsoft YaHei" w:hAnsi="Times New Roman"/>
+                <w:rFonts w:ascii="Microsoft YaHei" w:eastAsia="Microsoft YaHei" w:hAnsi="Microsoft YaHei"/>
+                <w:sz w:val="18"/>
                 <w:szCs w:val="21"/>
               </w:rPr>
             </w:pPr>
@@ -1096,13 +1029,15 @@
               <w:ind w:rightChars="292" w:right="613"/>
               <w:jc w:val="left"/>
               <w:rPr>
-                <w:rFonts w:ascii="Times New Roman" w:eastAsia="Microsoft YaHei" w:hAnsi="Times New Roman"/>
-                <w:szCs w:val="18"/>
-              </w:rPr>
-            </w:pPr>
-            <w:r>
-              <w:rPr>
-                <w:rFonts w:ascii="Times New Roman" w:eastAsia="Microsoft YaHei" w:hAnsi="Times New Roman" w:hint="eastAsia"/>
+                <w:rFonts w:ascii="Microsoft YaHei" w:eastAsia="Microsoft YaHei" w:hAnsi="Microsoft YaHei"/>
+                <w:sz w:val="18"/>
+                <w:szCs w:val="18"/>
+              </w:rPr>
+            </w:pPr>
+            <w:r>
+              <w:rPr>
+                <w:rFonts w:ascii="Microsoft YaHei" w:eastAsia="Microsoft YaHei" w:hAnsi="Microsoft YaHei" w:hint="eastAsia"/>
+                <w:sz w:val="18"/>
                 <w:szCs w:val="18"/>
               </w:rPr>
               <w:t>在用设备管理负责人意见：</w:t>
@@ -1110,138 +1045,107 @@
           </w:p>
           <w:p>
             <w:pPr>
-              <w:ind w:rightChars="292" w:right="613" w:firstLineChars="50" w:firstLine="105"/>
+              <w:ind w:rightChars="292" w:right="613" w:firstLineChars="50" w:firstLine="90"/>
               <w:jc w:val="left"/>
               <w:rPr>
-                <w:rFonts w:ascii="Times New Roman" w:eastAsia="Microsoft YaHei" w:hAnsi="Times New Roman"/>
-                <w:szCs w:val="18"/>
-              </w:rPr>
-            </w:pPr>
-          </w:p>
-          <w:p>
-            <w:pPr>
-              <w:ind w:rightChars="292" w:right="613" w:firstLineChars="50" w:firstLine="105"/>
+                <w:rFonts w:ascii="Microsoft YaHei" w:eastAsia="Microsoft YaHei" w:hAnsi="Microsoft YaHei"/>
+                <w:sz w:val="18"/>
+                <w:szCs w:val="18"/>
+              </w:rPr>
+            </w:pPr>
+          </w:p>
+          <w:p>
+            <w:pPr>
+              <w:ind w:rightChars="292" w:right="613" w:firstLineChars="50" w:firstLine="90"/>
               <w:jc w:val="left"/>
               <w:rPr>
-                <w:rFonts w:ascii="Times New Roman" w:eastAsia="Microsoft YaHei" w:hAnsi="Times New Roman"/>
-                <w:szCs w:val="18"/>
-              </w:rPr>
-            </w:pPr>
-          </w:p>
-          <w:p>
-            <w:pPr>
-              <w:ind w:rightChars="292" w:right="613" w:firstLineChars="50" w:firstLine="105"/>
+                <w:rFonts w:ascii="Microsoft YaHei" w:eastAsia="Microsoft YaHei" w:hAnsi="Microsoft YaHei"/>
+                <w:sz w:val="18"/>
+                <w:szCs w:val="18"/>
+              </w:rPr>
+            </w:pPr>
+          </w:p>
+          <w:p>
+            <w:pPr>
+              <w:ind w:rightChars="292" w:right="613" w:firstLineChars="50" w:firstLine="90"/>
               <w:jc w:val="left"/>
               <w:rPr>
-                <w:rFonts w:ascii="Times New Roman" w:eastAsia="Microsoft YaHei" w:hAnsi="Times New Roman"/>
-                <w:szCs w:val="18"/>
-              </w:rPr>
-            </w:pPr>
-          </w:p>
-          <w:p>
-            <w:pPr>
-              <w:ind w:rightChars="292" w:right="613" w:firstLineChars="50" w:firstLine="105"/>
+                <w:rFonts w:ascii="Microsoft YaHei" w:eastAsia="Microsoft YaHei" w:hAnsi="Microsoft YaHei"/>
+                <w:sz w:val="18"/>
+                <w:szCs w:val="18"/>
+              </w:rPr>
+            </w:pPr>
+          </w:p>
+          <w:p>
+            <w:pPr>
+              <w:ind w:rightChars="292" w:right="613" w:firstLineChars="50" w:firstLine="90"/>
               <w:jc w:val="left"/>
               <w:rPr>
-                <w:rFonts w:ascii="Times New Roman" w:eastAsia="Microsoft YaHei" w:hAnsi="Times New Roman"/>
-                <w:szCs w:val="18"/>
-              </w:rPr>
-            </w:pPr>
-          </w:p>
-          <w:p>
-            <w:pPr>
-              <w:ind w:rightChars="292" w:right="613" w:firstLineChars="2400" w:firstLine="5040"/>
+                <w:rFonts w:ascii="Microsoft YaHei" w:eastAsia="Microsoft YaHei" w:hAnsi="Microsoft YaHei"/>
+                <w:sz w:val="18"/>
+                <w:szCs w:val="18"/>
+              </w:rPr>
+            </w:pPr>
+          </w:p>
+          <w:p>
+            <w:pPr>
+              <w:ind w:rightChars="292" w:right="613" w:firstLineChars="2400" w:firstLine="4320"/>
               <w:jc w:val="left"/>
               <w:rPr>
-                <w:rFonts w:ascii="Times New Roman" w:eastAsia="Microsoft YaHei" w:hAnsi="Times New Roman"/>
-                <w:szCs w:val="18"/>
-              </w:rPr>
-            </w:pPr>
-            <w:r>
-              <w:rPr>
-                <w:rFonts w:ascii="Times New Roman" w:eastAsia="Microsoft YaHei" w:hAnsi="Times New Roman" w:hint="eastAsia"/>
+                <w:rFonts w:ascii="Microsoft YaHei" w:eastAsia="Microsoft YaHei" w:hAnsi="Microsoft YaHei"/>
+                <w:sz w:val="18"/>
+                <w:szCs w:val="18"/>
+              </w:rPr>
+            </w:pPr>
+            <w:r>
+              <w:rPr>
+                <w:rFonts w:ascii="Microsoft YaHei" w:eastAsia="Microsoft YaHei" w:hAnsi="Microsoft YaHei" w:hint="eastAsia"/>
+                <w:sz w:val="18"/>
                 <w:szCs w:val="18"/>
               </w:rPr>
               <w:t xml:space="preserve">     </w:t>
             </w:r>
             <w:r>
               <w:rPr>
-                <w:rFonts w:ascii="Times New Roman" w:eastAsia="Microsoft YaHei" w:hAnsi="Times New Roman"/>
+                <w:rFonts w:ascii="Microsoft YaHei" w:eastAsia="Microsoft YaHei" w:hAnsi="Microsoft YaHei"/>
+                <w:sz w:val="18"/>
                 <w:szCs w:val="18"/>
               </w:rPr>
               <w:t xml:space="preserve">          </w:t>
             </w:r>
             <w:r>
               <w:rPr>
-                <w:rFonts w:ascii="Times New Roman" w:eastAsia="Microsoft YaHei" w:hAnsi="Times New Roman" w:hint="eastAsia"/>
-                <w:szCs w:val="18"/>
-              </w:rPr>
-              <w:t>在用设备管理负责人签字：</w:t>
-            </w:r>
-            <w:r>
-              <w:rPr>
-                <w:rFonts w:ascii="Times New Roman" w:eastAsia="Microsoft YaHei" w:hAnsi="Times New Roman" w:hint="eastAsia"/>
-                <w:szCs w:val="18"/>
-              </w:rPr>
-              <w:t xml:space="preserve">                   </w:t>
+                <w:rFonts w:ascii="Microsoft YaHei" w:eastAsia="Microsoft YaHei" w:hAnsi="Microsoft YaHei" w:hint="eastAsia"/>
+                <w:sz w:val="18"/>
+                <w:szCs w:val="18"/>
+              </w:rPr>
+              <w:t xml:space="preserve">在用设备管理负责人签字：                   </w:t>
             </w:r>
           </w:p>
           <w:p>
             <w:pPr>
               <w:jc w:val="right"/>
               <w:rPr>
-                <w:rFonts w:ascii="Times New Roman" w:eastAsia="Microsoft YaHei" w:hAnsi="Times New Roman"/>
-                <w:szCs w:val="18"/>
-              </w:rPr>
-            </w:pPr>
-            <w:r>
-              <w:rPr>
-                <w:rFonts w:ascii="Times New Roman" w:eastAsia="Microsoft YaHei" w:hAnsi="Times New Roman" w:hint="eastAsia"/>
-                <w:szCs w:val="18"/>
-              </w:rPr>
-              <w:t xml:space="preserve">20   </w:t>
-            </w:r>
-            <w:r>
-              <w:rPr>
-                <w:rFonts w:ascii="Times New Roman" w:eastAsia="Microsoft YaHei" w:hAnsi="Times New Roman" w:hint="eastAsia"/>
-                <w:szCs w:val="18"/>
-              </w:rPr>
-              <w:t>年</w:t>
-            </w:r>
-            <w:r>
-              <w:rPr>
-                <w:rFonts w:ascii="Times New Roman" w:eastAsia="Microsoft YaHei" w:hAnsi="Times New Roman" w:hint="eastAsia"/>
-                <w:szCs w:val="18"/>
-              </w:rPr>
-              <w:t xml:space="preserve">   </w:t>
-            </w:r>
-            <w:r>
-              <w:rPr>
-                <w:rFonts w:ascii="Times New Roman" w:eastAsia="Microsoft YaHei" w:hAnsi="Times New Roman" w:hint="eastAsia"/>
-                <w:szCs w:val="18"/>
-              </w:rPr>
-              <w:t>月</w:t>
-            </w:r>
-            <w:r>
-              <w:rPr>
-                <w:rFonts w:ascii="Times New Roman" w:eastAsia="Microsoft YaHei" w:hAnsi="Times New Roman" w:hint="eastAsia"/>
-                <w:szCs w:val="18"/>
-              </w:rPr>
-              <w:t xml:space="preserve">   </w:t>
-            </w:r>
-            <w:r>
-              <w:rPr>
-                <w:rFonts w:ascii="Times New Roman" w:eastAsia="Microsoft YaHei" w:hAnsi="Times New Roman" w:hint="eastAsia"/>
-                <w:szCs w:val="18"/>
-              </w:rPr>
-              <w:t>日</w:t>
+                <w:rFonts w:ascii="Microsoft YaHei" w:eastAsia="Microsoft YaHei" w:hAnsi="Microsoft YaHei"/>
+                <w:sz w:val="18"/>
+                <w:szCs w:val="18"/>
+              </w:rPr>
+            </w:pPr>
+            <w:r>
+              <w:rPr>
+                <w:rFonts w:ascii="Microsoft YaHei" w:eastAsia="Microsoft YaHei" w:hAnsi="Microsoft YaHei" w:hint="eastAsia"/>
+                <w:sz w:val="18"/>
+                <w:szCs w:val="18"/>
+              </w:rPr>
+              <w:t>20   年   月   日</w:t>
             </w:r>
           </w:p>
           <w:p>
             <w:pPr>
               <w:ind w:rightChars="-249" w:right="-523"/>
               <w:rPr>
-                <w:rFonts w:ascii="Times New Roman" w:eastAsia="Microsoft YaHei" w:hAnsi="Times New Roman"/>
+                <w:rFonts w:ascii="Microsoft YaHei" w:eastAsia="Microsoft YaHei" w:hAnsi="Microsoft YaHei"/>
+                <w:sz w:val="18"/>
                 <w:szCs w:val="21"/>
               </w:rPr>
             </w:pPr>
@@ -1259,13 +1163,15 @@
               <w:ind w:rightChars="292" w:right="613"/>
               <w:jc w:val="left"/>
               <w:rPr>
-                <w:rFonts w:ascii="Times New Roman" w:eastAsia="Microsoft YaHei" w:hAnsi="Times New Roman"/>
-                <w:szCs w:val="18"/>
-              </w:rPr>
-            </w:pPr>
-            <w:r>
-              <w:rPr>
-                <w:rFonts w:ascii="Times New Roman" w:eastAsia="Microsoft YaHei" w:hAnsi="Times New Roman" w:hint="eastAsia"/>
+                <w:rFonts w:ascii="Microsoft YaHei" w:eastAsia="Microsoft YaHei" w:hAnsi="Microsoft YaHei"/>
+                <w:sz w:val="18"/>
+                <w:szCs w:val="18"/>
+              </w:rPr>
+            </w:pPr>
+            <w:r>
+              <w:rPr>
+                <w:rFonts w:ascii="Microsoft YaHei" w:eastAsia="Microsoft YaHei" w:hAnsi="Microsoft YaHei" w:hint="eastAsia"/>
+                <w:sz w:val="18"/>
                 <w:szCs w:val="18"/>
               </w:rPr>
               <w:t>医疗设备出入库人员意见：</w:t>
@@ -1276,7 +1182,8 @@
               <w:ind w:rightChars="292" w:right="613"/>
               <w:jc w:val="left"/>
               <w:rPr>
-                <w:rFonts w:ascii="Times New Roman" w:eastAsia="Microsoft YaHei" w:hAnsi="Times New Roman"/>
+                <w:rFonts w:ascii="Microsoft YaHei" w:eastAsia="Microsoft YaHei" w:hAnsi="Microsoft YaHei"/>
+                <w:sz w:val="18"/>
                 <w:szCs w:val="18"/>
               </w:rPr>
             </w:pPr>
@@ -1286,7 +1193,8 @@
               <w:ind w:rightChars="292" w:right="613"/>
               <w:jc w:val="left"/>
               <w:rPr>
-                <w:rFonts w:ascii="Times New Roman" w:eastAsia="Microsoft YaHei" w:hAnsi="Times New Roman"/>
+                <w:rFonts w:ascii="Microsoft YaHei" w:eastAsia="Microsoft YaHei" w:hAnsi="Microsoft YaHei"/>
+                <w:sz w:val="18"/>
                 <w:szCs w:val="18"/>
               </w:rPr>
             </w:pPr>
@@ -1296,7 +1204,8 @@
               <w:ind w:rightChars="292" w:right="613"/>
               <w:jc w:val="left"/>
               <w:rPr>
-                <w:rFonts w:ascii="Times New Roman" w:eastAsia="Microsoft YaHei" w:hAnsi="Times New Roman"/>
+                <w:rFonts w:ascii="Microsoft YaHei" w:eastAsia="Microsoft YaHei" w:hAnsi="Microsoft YaHei"/>
+                <w:sz w:val="18"/>
                 <w:szCs w:val="18"/>
               </w:rPr>
             </w:pPr>
@@ -1306,105 +1215,71 @@
               <w:ind w:rightChars="292" w:right="613"/>
               <w:jc w:val="left"/>
               <w:rPr>
-                <w:rFonts w:ascii="Times New Roman" w:eastAsia="Microsoft YaHei" w:hAnsi="Times New Roman"/>
-                <w:szCs w:val="18"/>
-              </w:rPr>
-            </w:pPr>
-          </w:p>
-          <w:p>
-            <w:pPr>
-              <w:ind w:rightChars="292" w:right="613" w:firstLineChars="2700" w:firstLine="5670"/>
+                <w:rFonts w:ascii="Microsoft YaHei" w:eastAsia="Microsoft YaHei" w:hAnsi="Microsoft YaHei"/>
+                <w:sz w:val="18"/>
+                <w:szCs w:val="18"/>
+              </w:rPr>
+            </w:pPr>
+          </w:p>
+          <w:p>
+            <w:pPr>
+              <w:ind w:rightChars="292" w:right="613" w:firstLineChars="2700" w:firstLine="4860"/>
               <w:jc w:val="left"/>
               <w:rPr>
-                <w:rFonts w:ascii="Times New Roman" w:eastAsia="Microsoft YaHei" w:hAnsi="Times New Roman"/>
-                <w:szCs w:val="18"/>
-              </w:rPr>
-            </w:pPr>
-            <w:r>
-              <w:rPr>
-                <w:rFonts w:ascii="Times New Roman" w:eastAsia="Microsoft YaHei" w:hAnsi="Times New Roman" w:hint="eastAsia"/>
+                <w:rFonts w:ascii="Microsoft YaHei" w:eastAsia="Microsoft YaHei" w:hAnsi="Microsoft YaHei"/>
+                <w:sz w:val="18"/>
+                <w:szCs w:val="18"/>
+              </w:rPr>
+            </w:pPr>
+            <w:r>
+              <w:rPr>
+                <w:rFonts w:ascii="Microsoft YaHei" w:eastAsia="Microsoft YaHei" w:hAnsi="Microsoft YaHei" w:hint="eastAsia"/>
+                <w:sz w:val="18"/>
                 <w:szCs w:val="18"/>
               </w:rPr>
               <w:t xml:space="preserve"> </w:t>
             </w:r>
             <w:r>
               <w:rPr>
-                <w:rFonts w:ascii="Times New Roman" w:eastAsia="Microsoft YaHei" w:hAnsi="Times New Roman"/>
+                <w:rFonts w:ascii="Microsoft YaHei" w:eastAsia="Microsoft YaHei" w:hAnsi="Microsoft YaHei"/>
+                <w:sz w:val="18"/>
                 <w:szCs w:val="18"/>
               </w:rPr>
               <w:t xml:space="preserve">        </w:t>
             </w:r>
             <w:r>
               <w:rPr>
-                <w:rFonts w:ascii="Times New Roman" w:eastAsia="Microsoft YaHei" w:hAnsi="Times New Roman" w:hint="eastAsia"/>
-                <w:szCs w:val="18"/>
-              </w:rPr>
-              <w:t>出入库人员签字：</w:t>
-            </w:r>
-            <w:r>
-              <w:rPr>
-                <w:rFonts w:ascii="Times New Roman" w:eastAsia="Microsoft YaHei" w:hAnsi="Times New Roman" w:hint="eastAsia"/>
-                <w:szCs w:val="18"/>
-              </w:rPr>
-              <w:t xml:space="preserve">                      </w:t>
+                <w:rFonts w:ascii="Microsoft YaHei" w:eastAsia="Microsoft YaHei" w:hAnsi="Microsoft YaHei" w:hint="eastAsia"/>
+                <w:sz w:val="18"/>
+                <w:szCs w:val="18"/>
+              </w:rPr>
+              <w:t xml:space="preserve">出入库人员签字：                      </w:t>
             </w:r>
           </w:p>
           <w:p>
             <w:pPr>
               <w:jc w:val="right"/>
               <w:rPr>
-                <w:rFonts w:ascii="Times New Roman" w:eastAsia="Microsoft YaHei" w:hAnsi="Times New Roman"/>
-                <w:szCs w:val="18"/>
-              </w:rPr>
-            </w:pPr>
-            <w:r>
-              <w:rPr>
-                <w:rFonts w:ascii="Times New Roman" w:eastAsia="Microsoft YaHei" w:hAnsi="Times New Roman" w:hint="eastAsia"/>
-                <w:szCs w:val="18"/>
-              </w:rPr>
-              <w:t xml:space="preserve">20   </w:t>
-            </w:r>
-            <w:r>
-              <w:rPr>
-                <w:rFonts w:ascii="Times New Roman" w:eastAsia="Microsoft YaHei" w:hAnsi="Times New Roman" w:hint="eastAsia"/>
-                <w:szCs w:val="18"/>
-              </w:rPr>
-              <w:t>年</w:t>
-            </w:r>
-            <w:r>
-              <w:rPr>
-                <w:rFonts w:ascii="Times New Roman" w:eastAsia="Microsoft YaHei" w:hAnsi="Times New Roman" w:hint="eastAsia"/>
-                <w:szCs w:val="18"/>
-              </w:rPr>
-              <w:t xml:space="preserve">   </w:t>
-            </w:r>
-            <w:r>
-              <w:rPr>
-                <w:rFonts w:ascii="Times New Roman" w:eastAsia="Microsoft YaHei" w:hAnsi="Times New Roman" w:hint="eastAsia"/>
-                <w:szCs w:val="18"/>
-              </w:rPr>
-              <w:t>月</w:t>
-            </w:r>
-            <w:r>
-              <w:rPr>
-                <w:rFonts w:ascii="Times New Roman" w:eastAsia="Microsoft YaHei" w:hAnsi="Times New Roman" w:hint="eastAsia"/>
-                <w:szCs w:val="18"/>
-              </w:rPr>
-              <w:t xml:space="preserve">   </w:t>
-            </w:r>
-            <w:r>
-              <w:rPr>
-                <w:rFonts w:ascii="Times New Roman" w:eastAsia="Microsoft YaHei" w:hAnsi="Times New Roman" w:hint="eastAsia"/>
-                <w:szCs w:val="18"/>
-              </w:rPr>
-              <w:t>日</w:t>
+                <w:rFonts w:ascii="Microsoft YaHei" w:eastAsia="Microsoft YaHei" w:hAnsi="Microsoft YaHei"/>
+                <w:sz w:val="18"/>
+                <w:szCs w:val="18"/>
+              </w:rPr>
+            </w:pPr>
+            <w:r>
+              <w:rPr>
+                <w:rFonts w:ascii="Microsoft YaHei" w:eastAsia="Microsoft YaHei" w:hAnsi="Microsoft YaHei" w:hint="eastAsia"/>
+                <w:sz w:val="18"/>
+                <w:szCs w:val="18"/>
+              </w:rPr>
+              <w:t>20   年   月   日</w:t>
             </w:r>
           </w:p>
           <w:p>
             <w:pPr>
               <w:ind w:rightChars="-249" w:right="-523"/>
               <w:rPr>
-                <w:rFonts w:ascii="Times New Roman" w:eastAsia="Microsoft YaHei" w:hAnsi="Times New Roman"/>
+                <w:rFonts w:ascii="Microsoft YaHei" w:eastAsia="Microsoft YaHei" w:hAnsi="Microsoft YaHei"/>
+                <w:sz w:val="18"/>
                 <w:szCs w:val="18"/>
               </w:rPr>
             </w:pPr>
@@ -1421,13 +1296,15 @@
             <w:pPr>
               <w:spacing w:beforeLines="50" w:before="156"/>
               <w:rPr>
-                <w:rFonts w:ascii="Times New Roman" w:eastAsia="Microsoft YaHei" w:hAnsi="Times New Roman"/>
-                <w:szCs w:val="18"/>
-              </w:rPr>
-            </w:pPr>
-            <w:r>
-              <w:rPr>
-                <w:rFonts w:ascii="Times New Roman" w:eastAsia="Microsoft YaHei" w:hAnsi="Times New Roman" w:hint="eastAsia"/>
+                <w:rFonts w:ascii="Microsoft YaHei" w:eastAsia="Microsoft YaHei" w:hAnsi="Microsoft YaHei"/>
+                <w:sz w:val="18"/>
+                <w:szCs w:val="18"/>
+              </w:rPr>
+            </w:pPr>
+            <w:r>
+              <w:rPr>
+                <w:rFonts w:ascii="Microsoft YaHei" w:eastAsia="Microsoft YaHei" w:hAnsi="Microsoft YaHei" w:hint="eastAsia"/>
+                <w:sz w:val="18"/>
                 <w:szCs w:val="18"/>
               </w:rPr>
               <w:t>资产管理处意见：</w:t>
@@ -1436,9 +1313,10 @@
           <w:p>
             <w:pPr>
               <w:spacing w:beforeLines="50" w:before="156"/>
-              <w:ind w:firstLineChars="2700" w:firstLine="5670"/>
-              <w:rPr>
-                <w:rFonts w:ascii="Times New Roman" w:eastAsia="Microsoft YaHei" w:hAnsi="Times New Roman"/>
+              <w:ind w:firstLineChars="2700" w:firstLine="4860"/>
+              <w:rPr>
+                <w:rFonts w:ascii="Microsoft YaHei" w:eastAsia="Microsoft YaHei" w:hAnsi="Microsoft YaHei"/>
+                <w:sz w:val="18"/>
                 <w:szCs w:val="18"/>
               </w:rPr>
             </w:pPr>
@@ -1447,7 +1325,8 @@
             <w:pPr>
               <w:spacing w:beforeLines="50" w:before="156"/>
               <w:rPr>
-                <w:rFonts w:ascii="Times New Roman" w:eastAsia="Microsoft YaHei" w:hAnsi="Times New Roman"/>
+                <w:rFonts w:ascii="Microsoft YaHei" w:eastAsia="Microsoft YaHei" w:hAnsi="Microsoft YaHei"/>
+                <w:sz w:val="18"/>
                 <w:szCs w:val="18"/>
               </w:rPr>
             </w:pPr>
@@ -1455,92 +1334,56 @@
           <w:p>
             <w:pPr>
               <w:spacing w:beforeLines="50" w:before="156"/>
-              <w:ind w:firstLineChars="2700" w:firstLine="5670"/>
-              <w:rPr>
-                <w:rFonts w:ascii="Times New Roman" w:eastAsia="Microsoft YaHei" w:hAnsi="Times New Roman"/>
-                <w:szCs w:val="18"/>
-              </w:rPr>
-            </w:pPr>
-            <w:r>
-              <w:rPr>
-                <w:rFonts w:ascii="Times New Roman" w:eastAsia="Microsoft YaHei" w:hAnsi="Times New Roman" w:hint="eastAsia"/>
+              <w:ind w:firstLineChars="2700" w:firstLine="4860"/>
+              <w:rPr>
+                <w:rFonts w:ascii="Microsoft YaHei" w:eastAsia="Microsoft YaHei" w:hAnsi="Microsoft YaHei"/>
+                <w:sz w:val="18"/>
+                <w:szCs w:val="18"/>
+              </w:rPr>
+            </w:pPr>
+            <w:r>
+              <w:rPr>
+                <w:rFonts w:ascii="Microsoft YaHei" w:eastAsia="Microsoft YaHei" w:hAnsi="Microsoft YaHei" w:hint="eastAsia"/>
+                <w:sz w:val="18"/>
                 <w:szCs w:val="18"/>
               </w:rPr>
               <w:t xml:space="preserve"> </w:t>
             </w:r>
             <w:r>
               <w:rPr>
-                <w:rFonts w:ascii="Times New Roman" w:eastAsia="Microsoft YaHei" w:hAnsi="Times New Roman"/>
+                <w:rFonts w:ascii="Microsoft YaHei" w:eastAsia="Microsoft YaHei" w:hAnsi="Microsoft YaHei"/>
+                <w:sz w:val="18"/>
                 <w:szCs w:val="18"/>
               </w:rPr>
               <w:t xml:space="preserve">        </w:t>
             </w:r>
             <w:r>
               <w:rPr>
-                <w:rFonts w:ascii="Times New Roman" w:eastAsia="Microsoft YaHei" w:hAnsi="Times New Roman" w:hint="eastAsia"/>
-                <w:szCs w:val="18"/>
-              </w:rPr>
-              <w:t>资产管理处负责人签字：</w:t>
-            </w:r>
-            <w:r>
-              <w:rPr>
-                <w:rFonts w:ascii="Times New Roman" w:eastAsia="Microsoft YaHei" w:hAnsi="Times New Roman" w:hint="eastAsia"/>
-                <w:szCs w:val="18"/>
-              </w:rPr>
-              <w:t xml:space="preserve">                  </w:t>
+                <w:rFonts w:ascii="Microsoft YaHei" w:eastAsia="Microsoft YaHei" w:hAnsi="Microsoft YaHei" w:hint="eastAsia"/>
+                <w:sz w:val="18"/>
+                <w:szCs w:val="18"/>
+              </w:rPr>
+              <w:t xml:space="preserve">资产管理处负责人签字：                  </w:t>
             </w:r>
           </w:p>
           <w:p>
             <w:pPr>
               <w:spacing w:beforeLines="50" w:before="156"/>
-              <w:ind w:firstLineChars="2700" w:firstLine="5670"/>
+              <w:ind w:firstLineChars="2700" w:firstLine="4860"/>
               <w:jc w:val="right"/>
               <w:rPr>
-                <w:rFonts w:ascii="Times New Roman" w:eastAsia="Microsoft YaHei" w:hAnsi="Times New Roman"/>
-                <w:szCs w:val="18"/>
-              </w:rPr>
-            </w:pPr>
-            <w:r>
-              <w:rPr>
-                <w:rFonts w:ascii="Times New Roman" w:eastAsia="Microsoft YaHei" w:hAnsi="Times New Roman" w:hint="eastAsia"/>
-                <w:szCs w:val="18"/>
-              </w:rPr>
-              <w:t xml:space="preserve">20   </w:t>
-            </w:r>
-            <w:r>
-              <w:rPr>
-                <w:rFonts w:ascii="Times New Roman" w:eastAsia="Microsoft YaHei" w:hAnsi="Times New Roman" w:hint="eastAsia"/>
-                <w:szCs w:val="18"/>
-              </w:rPr>
-              <w:t>年</w:t>
-            </w:r>
-            <w:r>
-              <w:rPr>
-                <w:rFonts w:ascii="Times New Roman" w:eastAsia="Microsoft YaHei" w:hAnsi="Times New Roman" w:hint="eastAsia"/>
-                <w:szCs w:val="18"/>
-              </w:rPr>
-              <w:t xml:space="preserve">   </w:t>
-            </w:r>
-            <w:r>
-              <w:rPr>
-                <w:rFonts w:ascii="Times New Roman" w:eastAsia="Microsoft YaHei" w:hAnsi="Times New Roman" w:hint="eastAsia"/>
-                <w:szCs w:val="18"/>
-              </w:rPr>
-              <w:t>月</w:t>
-            </w:r>
-            <w:r>
-              <w:rPr>
-                <w:rFonts w:ascii="Times New Roman" w:eastAsia="Microsoft YaHei" w:hAnsi="Times New Roman" w:hint="eastAsia"/>
-                <w:szCs w:val="18"/>
-              </w:rPr>
-              <w:t xml:space="preserve">   </w:t>
-            </w:r>
-            <w:r>
-              <w:rPr>
-                <w:rFonts w:ascii="Times New Roman" w:eastAsia="Microsoft YaHei" w:hAnsi="Times New Roman" w:hint="eastAsia"/>
-                <w:szCs w:val="18"/>
-              </w:rPr>
-              <w:t>日</w:t>
+                <w:rFonts w:ascii="Microsoft YaHei" w:eastAsia="Microsoft YaHei" w:hAnsi="Microsoft YaHei"/>
+                <w:sz w:val="18"/>
+                <w:szCs w:val="18"/>
+              </w:rPr>
+            </w:pPr>
+            <w:r>
+              <w:rPr>
+                <w:rFonts w:ascii="Microsoft YaHei" w:eastAsia="Microsoft YaHei" w:hAnsi="Microsoft YaHei" w:hint="eastAsia"/>
+                <w:sz w:val="18"/>
+                <w:szCs w:val="18"/>
+              </w:rPr>
+              <w:t>20   年   月   日</w:t>
             </w:r>
           </w:p>
         </w:tc>
@@ -1550,7 +1393,8 @@
       <w:pPr>
         <w:ind w:rightChars="-249" w:right="-523"/>
         <w:rPr>
-          <w:rFonts w:ascii="Times New Roman" w:eastAsia="Microsoft YaHei" w:hAnsi="Times New Roman"/>
+          <w:rFonts w:ascii="Microsoft YaHei" w:eastAsia="Microsoft YaHei" w:hAnsi="Microsoft YaHei"/>
+          <w:sz w:val="18"/>
           <w:szCs w:val="21"/>
         </w:rPr>
       </w:pPr>
@@ -1559,16 +1403,17 @@
       <w:pPr>
         <w:ind w:rightChars="-249" w:right="-523"/>
         <w:rPr>
-          <w:rFonts w:ascii="Times New Roman" w:eastAsia="Microsoft YaHei" w:hAnsi="Times New Roman"/>
+          <w:rFonts w:ascii="Microsoft YaHei" w:eastAsia="Microsoft YaHei" w:hAnsi="Microsoft YaHei"/>
+          <w:sz w:val="18"/>
           <w:szCs w:val="18"/>
         </w:rPr>
       </w:pPr>
       <w:r>
         <w:rPr>
-          <w:rFonts w:ascii="Times New Roman" w:eastAsia="Microsoft YaHei" w:hAnsi="Times New Roman" w:hint="eastAsia"/>
+          <w:rFonts w:ascii="Microsoft YaHei" w:eastAsia="Microsoft YaHei" w:hAnsi="Microsoft YaHei" w:hint="eastAsia"/>
+          <w:sz w:val="18"/>
           <w:szCs w:val="18"/>
         </w:rPr>
-        <w:lastRenderedPageBreak/>
         <w:t>说明：此验收单完成后（验收完成），设备开始计入保修期。</w:t>
       </w:r>
     </w:p>
@@ -1576,7 +1421,8 @@
       <w:pPr>
         <w:ind w:rightChars="-249" w:right="-523"/>
         <w:rPr>
-          <w:rFonts w:ascii="Times New Roman" w:eastAsia="Microsoft YaHei" w:hAnsi="Times New Roman"/>
+          <w:rFonts w:ascii="Microsoft YaHei" w:eastAsia="Microsoft YaHei" w:hAnsi="Microsoft YaHei"/>
+          <w:sz w:val="18"/>
           <w:szCs w:val="18"/>
         </w:rPr>
       </w:pPr>
@@ -1585,7 +1431,8 @@
       <w:pPr>
         <w:ind w:rightChars="-249" w:right="-523"/>
         <w:rPr>
-          <w:rFonts w:ascii="Times New Roman" w:eastAsia="Microsoft YaHei" w:hAnsi="Times New Roman"/>
+          <w:rFonts w:ascii="Microsoft YaHei" w:eastAsia="Microsoft YaHei" w:hAnsi="Microsoft YaHei"/>
+          <w:sz w:val="18"/>
           <w:szCs w:val="18"/>
         </w:rPr>
       </w:pPr>
@@ -1594,7 +1441,8 @@
       <w:pPr>
         <w:ind w:rightChars="-249" w:right="-523"/>
         <w:rPr>
-          <w:rFonts w:ascii="Times New Roman" w:eastAsia="Microsoft YaHei" w:hAnsi="Times New Roman"/>
+          <w:rFonts w:ascii="Microsoft YaHei" w:eastAsia="Microsoft YaHei" w:hAnsi="Microsoft YaHei"/>
+          <w:sz w:val="18"/>
           <w:szCs w:val="18"/>
         </w:rPr>
       </w:pPr>
@@ -1603,7 +1451,8 @@
       <w:pPr>
         <w:ind w:rightChars="-249" w:right="-523"/>
         <w:rPr>
-          <w:rFonts w:ascii="Times New Roman" w:eastAsia="Microsoft YaHei" w:hAnsi="Times New Roman"/>
+          <w:rFonts w:ascii="Microsoft YaHei" w:eastAsia="Microsoft YaHei" w:hAnsi="Microsoft YaHei"/>
+          <w:sz w:val="18"/>
           <w:szCs w:val="18"/>
         </w:rPr>
       </w:pPr>
@@ -1612,7 +1461,8 @@
       <w:pPr>
         <w:ind w:rightChars="-249" w:right="-523"/>
         <w:rPr>
-          <w:rFonts w:ascii="Times New Roman" w:eastAsia="Microsoft YaHei" w:hAnsi="Times New Roman"/>
+          <w:rFonts w:ascii="Microsoft YaHei" w:eastAsia="Microsoft YaHei" w:hAnsi="Microsoft YaHei"/>
+          <w:sz w:val="18"/>
           <w:szCs w:val="18"/>
         </w:rPr>
       </w:pPr>
@@ -1620,7 +1470,8 @@
     <w:p>
       <w:pPr>
         <w:rPr>
-          <w:rFonts w:ascii="Times New Roman" w:eastAsia="Microsoft YaHei" w:hAnsi="Times New Roman"/>
+          <w:rFonts w:ascii="Microsoft YaHei" w:eastAsia="Microsoft YaHei" w:hAnsi="Microsoft YaHei"/>
+          <w:sz w:val="18"/>
         </w:rPr>
       </w:pPr>
     </w:p>

--- a/src/src/main/webapp/portal/asset/arrived/reportTemplate/AssetReportTemplateBatch.docx
+++ b/src/src/main/webapp/portal/asset/arrived/reportTemplate/AssetReportTemplateBatch.docx
@@ -668,7 +668,7 @@
       </w:tr>
       <w:tr>
         <w:trPr>
-          <w:trHeight w:val="516"/>
+          <w:trHeight w:val="438"/>
         </w:trPr>
         <w:tc>
           <w:tcPr>
@@ -1067,21 +1067,10 @@
           </w:p>
           <w:p>
             <w:pPr>
-              <w:ind w:rightChars="292" w:right="613" w:firstLineChars="50" w:firstLine="90"/>
+              <w:ind w:rightChars="292" w:right="613"/>
               <w:jc w:val="left"/>
               <w:rPr>
-                <w:rFonts w:ascii="Microsoft YaHei" w:eastAsia="Microsoft YaHei" w:hAnsi="Microsoft YaHei"/>
-                <w:sz w:val="18"/>
-                <w:szCs w:val="18"/>
-              </w:rPr>
-            </w:pPr>
-          </w:p>
-          <w:p>
-            <w:pPr>
-              <w:ind w:rightChars="292" w:right="613" w:firstLineChars="50" w:firstLine="90"/>
-              <w:jc w:val="left"/>
-              <w:rPr>
-                <w:rFonts w:ascii="Microsoft YaHei" w:eastAsia="Microsoft YaHei" w:hAnsi="Microsoft YaHei"/>
+                <w:rFonts w:ascii="Microsoft YaHei" w:eastAsia="Microsoft YaHei" w:hAnsi="Microsoft YaHei" w:hint="eastAsia"/>
                 <w:sz w:val="18"/>
                 <w:szCs w:val="18"/>
               </w:rPr>
@@ -1111,7 +1100,23 @@
                 <w:sz w:val="18"/>
                 <w:szCs w:val="18"/>
               </w:rPr>
-              <w:t xml:space="preserve">          </w:t>
+              <w:t xml:space="preserve">         </w:t>
+            </w:r>
+            <w:r>
+              <w:rPr>
+                <w:rFonts w:ascii="Microsoft YaHei" w:eastAsia="Microsoft YaHei" w:hAnsi="Microsoft YaHei"/>
+                <w:sz w:val="18"/>
+                <w:szCs w:val="18"/>
+              </w:rPr>
+              <w:t xml:space="preserve">    </w:t>
+            </w:r>
+            <w:r>
+              <w:rPr>
+                <w:rFonts w:ascii="Microsoft YaHei" w:eastAsia="Microsoft YaHei" w:hAnsi="Microsoft YaHei"/>
+                <w:sz w:val="18"/>
+                <w:szCs w:val="18"/>
+              </w:rPr>
+              <w:t xml:space="preserve"> </w:t>
             </w:r>
             <w:r>
               <w:rPr>
@@ -1204,18 +1209,7 @@
               <w:ind w:rightChars="292" w:right="613"/>
               <w:jc w:val="left"/>
               <w:rPr>
-                <w:rFonts w:ascii="Microsoft YaHei" w:eastAsia="Microsoft YaHei" w:hAnsi="Microsoft YaHei"/>
-                <w:sz w:val="18"/>
-                <w:szCs w:val="18"/>
-              </w:rPr>
-            </w:pPr>
-          </w:p>
-          <w:p>
-            <w:pPr>
-              <w:ind w:rightChars="292" w:right="613"/>
-              <w:jc w:val="left"/>
-              <w:rPr>
-                <w:rFonts w:ascii="Microsoft YaHei" w:eastAsia="Microsoft YaHei" w:hAnsi="Microsoft YaHei"/>
+                <w:rFonts w:ascii="Microsoft YaHei" w:eastAsia="Microsoft YaHei" w:hAnsi="Microsoft YaHei" w:hint="eastAsia"/>
                 <w:sz w:val="18"/>
                 <w:szCs w:val="18"/>
               </w:rPr>

--- a/src/src/main/webapp/portal/asset/arrived/reportTemplate/AssetReportTemplateBatch.docx
+++ b/src/src/main/webapp/portal/asset/arrived/reportTemplate/AssetReportTemplateBatch.docx
@@ -684,41 +684,13 @@
                 <w:szCs w:val="18"/>
               </w:rPr>
             </w:pPr>
-            <w:proofErr w:type="gramStart"/>
-            <w:r>
-              <w:rPr>
-                <w:rFonts w:ascii="Microsoft YaHei" w:eastAsia="Microsoft YaHei" w:hAnsi="Microsoft YaHei" w:hint="eastAsia"/>
-                <w:sz w:val="18"/>
-                <w:szCs w:val="18"/>
-              </w:rPr>
-              <w:t xml:space="preserve">★  ★  </w:t>
-            </w:r>
-            <w:proofErr w:type="gramEnd"/>
-            <w:r>
-              <w:rPr>
-                <w:rFonts w:ascii="Microsoft YaHei" w:eastAsia="Microsoft YaHei" w:hAnsi="Microsoft YaHei" w:hint="eastAsia"/>
-                <w:sz w:val="18"/>
-                <w:szCs w:val="18"/>
-              </w:rPr>
-              <w:t>★注意事项：设备全部到货、入库、安装和调试正常使用满1月后方可签署此验收单。</w:t>
-            </w:r>
-            <w:proofErr w:type="gramStart"/>
-            <w:r>
-              <w:rPr>
-                <w:rFonts w:ascii="Microsoft YaHei" w:eastAsia="Microsoft YaHei" w:hAnsi="Microsoft YaHei" w:hint="eastAsia"/>
-                <w:sz w:val="18"/>
-                <w:szCs w:val="18"/>
-              </w:rPr>
-              <w:t xml:space="preserve">★  ★  </w:t>
-            </w:r>
-            <w:proofErr w:type="gramEnd"/>
-            <w:r>
-              <w:rPr>
-                <w:rFonts w:ascii="Microsoft YaHei" w:eastAsia="Microsoft YaHei" w:hAnsi="Microsoft YaHei" w:hint="eastAsia"/>
-                <w:sz w:val="18"/>
-                <w:szCs w:val="18"/>
-              </w:rPr>
-              <w:t>★</w:t>
+            <w:r>
+              <w:rPr>
+                <w:rFonts w:ascii="Microsoft YaHei" w:eastAsia="Microsoft YaHei" w:hAnsi="Microsoft YaHei" w:hint="eastAsia"/>
+                <w:sz w:val="18"/>
+                <w:szCs w:val="18"/>
+              </w:rPr>
+              <w:t>★  ★  ★注意事项：设备全部到货、入库、安装和调试正常使用满1月后方可签署此验收单。★  ★  ★</w:t>
             </w:r>
           </w:p>
         </w:tc>
@@ -1070,7 +1042,7 @@
               <w:ind w:rightChars="292" w:right="613"/>
               <w:jc w:val="left"/>
               <w:rPr>
-                <w:rFonts w:ascii="Microsoft YaHei" w:eastAsia="Microsoft YaHei" w:hAnsi="Microsoft YaHei" w:hint="eastAsia"/>
+                <w:rFonts w:ascii="Microsoft YaHei" w:eastAsia="Microsoft YaHei" w:hAnsi="Microsoft YaHei"/>
                 <w:sz w:val="18"/>
                 <w:szCs w:val="18"/>
               </w:rPr>
@@ -1209,7 +1181,7 @@
               <w:ind w:rightChars="292" w:right="613"/>
               <w:jc w:val="left"/>
               <w:rPr>
-                <w:rFonts w:ascii="Microsoft YaHei" w:eastAsia="Microsoft YaHei" w:hAnsi="Microsoft YaHei" w:hint="eastAsia"/>
+                <w:rFonts w:ascii="Microsoft YaHei" w:eastAsia="Microsoft YaHei" w:hAnsi="Microsoft YaHei"/>
                 <w:sz w:val="18"/>
                 <w:szCs w:val="18"/>
               </w:rPr>
@@ -1410,64 +1382,6 @@
         </w:rPr>
         <w:t>说明：此验收单完成后（验收完成），设备开始计入保修期。</w:t>
       </w:r>
-    </w:p>
-    <w:p>
-      <w:pPr>
-        <w:ind w:rightChars="-249" w:right="-523"/>
-        <w:rPr>
-          <w:rFonts w:ascii="Microsoft YaHei" w:eastAsia="Microsoft YaHei" w:hAnsi="Microsoft YaHei"/>
-          <w:sz w:val="18"/>
-          <w:szCs w:val="18"/>
-        </w:rPr>
-      </w:pPr>
-    </w:p>
-    <w:p>
-      <w:pPr>
-        <w:ind w:rightChars="-249" w:right="-523"/>
-        <w:rPr>
-          <w:rFonts w:ascii="Microsoft YaHei" w:eastAsia="Microsoft YaHei" w:hAnsi="Microsoft YaHei"/>
-          <w:sz w:val="18"/>
-          <w:szCs w:val="18"/>
-        </w:rPr>
-      </w:pPr>
-    </w:p>
-    <w:p>
-      <w:pPr>
-        <w:ind w:rightChars="-249" w:right="-523"/>
-        <w:rPr>
-          <w:rFonts w:ascii="Microsoft YaHei" w:eastAsia="Microsoft YaHei" w:hAnsi="Microsoft YaHei"/>
-          <w:sz w:val="18"/>
-          <w:szCs w:val="18"/>
-        </w:rPr>
-      </w:pPr>
-    </w:p>
-    <w:p>
-      <w:pPr>
-        <w:ind w:rightChars="-249" w:right="-523"/>
-        <w:rPr>
-          <w:rFonts w:ascii="Microsoft YaHei" w:eastAsia="Microsoft YaHei" w:hAnsi="Microsoft YaHei"/>
-          <w:sz w:val="18"/>
-          <w:szCs w:val="18"/>
-        </w:rPr>
-      </w:pPr>
-    </w:p>
-    <w:p>
-      <w:pPr>
-        <w:ind w:rightChars="-249" w:right="-523"/>
-        <w:rPr>
-          <w:rFonts w:ascii="Microsoft YaHei" w:eastAsia="Microsoft YaHei" w:hAnsi="Microsoft YaHei"/>
-          <w:sz w:val="18"/>
-          <w:szCs w:val="18"/>
-        </w:rPr>
-      </w:pPr>
-    </w:p>
-    <w:p>
-      <w:pPr>
-        <w:rPr>
-          <w:rFonts w:ascii="Microsoft YaHei" w:eastAsia="Microsoft YaHei" w:hAnsi="Microsoft YaHei"/>
-          <w:sz w:val="18"/>
-        </w:rPr>
-      </w:pPr>
     </w:p>
     <w:sectPr>
       <w:pgSz w:w="11906" w:h="16838"/>

--- a/src/src/main/webapp/portal/asset/arrived/reportTemplate/AssetReportTemplateBatch.docx
+++ b/src/src/main/webapp/portal/asset/arrived/reportTemplate/AssetReportTemplateBatch.docx
@@ -1070,7 +1070,7 @@
               <w:ind w:rightChars="292" w:right="613"/>
               <w:jc w:val="left"/>
               <w:rPr>
-                <w:rFonts w:ascii="Microsoft YaHei" w:eastAsia="Microsoft YaHei" w:hAnsi="Microsoft YaHei" w:hint="eastAsia"/>
+                <w:rFonts w:ascii="Microsoft YaHei" w:eastAsia="Microsoft YaHei" w:hAnsi="Microsoft YaHei"/>
                 <w:sz w:val="18"/>
                 <w:szCs w:val="18"/>
               </w:rPr>
@@ -1209,7 +1209,7 @@
               <w:ind w:rightChars="292" w:right="613"/>
               <w:jc w:val="left"/>
               <w:rPr>
-                <w:rFonts w:ascii="Microsoft YaHei" w:eastAsia="Microsoft YaHei" w:hAnsi="Microsoft YaHei" w:hint="eastAsia"/>
+                <w:rFonts w:ascii="Microsoft YaHei" w:eastAsia="Microsoft YaHei" w:hAnsi="Microsoft YaHei"/>
                 <w:sz w:val="18"/>
                 <w:szCs w:val="18"/>
               </w:rPr>
@@ -1410,64 +1410,6 @@
         </w:rPr>
         <w:t>说明：此验收单完成后（验收完成），设备开始计入保修期。</w:t>
       </w:r>
-    </w:p>
-    <w:p>
-      <w:pPr>
-        <w:ind w:rightChars="-249" w:right="-523"/>
-        <w:rPr>
-          <w:rFonts w:ascii="Microsoft YaHei" w:eastAsia="Microsoft YaHei" w:hAnsi="Microsoft YaHei"/>
-          <w:sz w:val="18"/>
-          <w:szCs w:val="18"/>
-        </w:rPr>
-      </w:pPr>
-    </w:p>
-    <w:p>
-      <w:pPr>
-        <w:ind w:rightChars="-249" w:right="-523"/>
-        <w:rPr>
-          <w:rFonts w:ascii="Microsoft YaHei" w:eastAsia="Microsoft YaHei" w:hAnsi="Microsoft YaHei"/>
-          <w:sz w:val="18"/>
-          <w:szCs w:val="18"/>
-        </w:rPr>
-      </w:pPr>
-    </w:p>
-    <w:p>
-      <w:pPr>
-        <w:ind w:rightChars="-249" w:right="-523"/>
-        <w:rPr>
-          <w:rFonts w:ascii="Microsoft YaHei" w:eastAsia="Microsoft YaHei" w:hAnsi="Microsoft YaHei"/>
-          <w:sz w:val="18"/>
-          <w:szCs w:val="18"/>
-        </w:rPr>
-      </w:pPr>
-    </w:p>
-    <w:p>
-      <w:pPr>
-        <w:ind w:rightChars="-249" w:right="-523"/>
-        <w:rPr>
-          <w:rFonts w:ascii="Microsoft YaHei" w:eastAsia="Microsoft YaHei" w:hAnsi="Microsoft YaHei"/>
-          <w:sz w:val="18"/>
-          <w:szCs w:val="18"/>
-        </w:rPr>
-      </w:pPr>
-    </w:p>
-    <w:p>
-      <w:pPr>
-        <w:ind w:rightChars="-249" w:right="-523"/>
-        <w:rPr>
-          <w:rFonts w:ascii="Microsoft YaHei" w:eastAsia="Microsoft YaHei" w:hAnsi="Microsoft YaHei"/>
-          <w:sz w:val="18"/>
-          <w:szCs w:val="18"/>
-        </w:rPr>
-      </w:pPr>
-    </w:p>
-    <w:p>
-      <w:pPr>
-        <w:rPr>
-          <w:rFonts w:ascii="Microsoft YaHei" w:eastAsia="Microsoft YaHei" w:hAnsi="Microsoft YaHei"/>
-          <w:sz w:val="18"/>
-        </w:rPr>
-      </w:pPr>
     </w:p>
     <w:sectPr>
       <w:pgSz w:w="11906" w:h="16838"/>

--- a/src/src/main/webapp/portal/asset/arrived/reportTemplate/AssetReportTemplateBatch.docx
+++ b/src/src/main/webapp/portal/asset/arrived/reportTemplate/AssetReportTemplateBatch.docx
@@ -313,6 +313,56 @@
               </w:rPr>
               <w:t>：</w:t>
             </w:r>
+            <w:r>
+              <w:rPr>
+                <w:rFonts w:ascii="Microsoft YaHei" w:eastAsia="Microsoft YaHei" w:hAnsi="Microsoft YaHei" w:cs="Simplified Arabic" w:hint="cs"/>
+                <w:sz w:val="18"/>
+                <w:szCs w:val="18"/>
+              </w:rPr>
+              <w:t>{{</w:t>
+            </w:r>
+            <w:proofErr w:type="spellStart"/>
+            <w:r>
+              <w:rPr>
+                <w:rFonts w:ascii="Microsoft YaHei" w:eastAsia="Microsoft YaHei" w:hAnsi="Microsoft YaHei" w:cs="Simplified Arabic" w:hint="eastAsia"/>
+                <w:sz w:val="18"/>
+                <w:szCs w:val="18"/>
+              </w:rPr>
+              <w:t>appro</w:t>
+            </w:r>
+            <w:r>
+              <w:rPr>
+                <w:rFonts w:ascii="Microsoft YaHei" w:eastAsia="Microsoft YaHei" w:hAnsi="Microsoft YaHei" w:cs="Simplified Arabic"/>
+                <w:sz w:val="18"/>
+                <w:szCs w:val="18"/>
+              </w:rPr>
+              <w:t>val</w:t>
+            </w:r>
+            <w:r>
+              <w:rPr>
+                <w:rFonts w:ascii="Microsoft YaHei" w:eastAsia="Microsoft YaHei" w:hAnsi="Microsoft YaHei" w:cs="Simplified Arabic" w:hint="cs"/>
+                <w:sz w:val="18"/>
+                <w:szCs w:val="18"/>
+              </w:rPr>
+              <w:t>_</w:t>
+            </w:r>
+            <w:r>
+              <w:rPr>
+                <w:rFonts w:ascii="Microsoft YaHei" w:eastAsia="Microsoft YaHei" w:hAnsi="Microsoft YaHei" w:cs="Simplified Arabic"/>
+                <w:sz w:val="18"/>
+                <w:szCs w:val="18"/>
+              </w:rPr>
+              <w:t>no</w:t>
+            </w:r>
+            <w:proofErr w:type="spellEnd"/>
+            <w:r>
+              <w:rPr>
+                <w:rFonts w:ascii="Microsoft YaHei" w:eastAsia="Microsoft YaHei" w:hAnsi="Microsoft YaHei" w:cs="Simplified Arabic" w:hint="cs"/>
+                <w:sz w:val="18"/>
+                <w:szCs w:val="18"/>
+              </w:rPr>
+              <w:t>}}</w:t>
+            </w:r>
           </w:p>
         </w:tc>
         <w:tc>
@@ -684,13 +734,41 @@
                 <w:szCs w:val="18"/>
               </w:rPr>
             </w:pPr>
-            <w:r>
-              <w:rPr>
-                <w:rFonts w:ascii="Microsoft YaHei" w:eastAsia="Microsoft YaHei" w:hAnsi="Microsoft YaHei" w:hint="eastAsia"/>
-                <w:sz w:val="18"/>
-                <w:szCs w:val="18"/>
-              </w:rPr>
-              <w:t>★  ★  ★注意事项：设备全部到货、入库、安装和调试正常使用满1月后方可签署此验收单。★  ★  ★</w:t>
+            <w:proofErr w:type="gramStart"/>
+            <w:r>
+              <w:rPr>
+                <w:rFonts w:ascii="Microsoft YaHei" w:eastAsia="Microsoft YaHei" w:hAnsi="Microsoft YaHei" w:hint="eastAsia"/>
+                <w:sz w:val="18"/>
+                <w:szCs w:val="18"/>
+              </w:rPr>
+              <w:t xml:space="preserve">★  ★  </w:t>
+            </w:r>
+            <w:proofErr w:type="gramEnd"/>
+            <w:r>
+              <w:rPr>
+                <w:rFonts w:ascii="Microsoft YaHei" w:eastAsia="Microsoft YaHei" w:hAnsi="Microsoft YaHei" w:hint="eastAsia"/>
+                <w:sz w:val="18"/>
+                <w:szCs w:val="18"/>
+              </w:rPr>
+              <w:t>★注意事项：设备全部到货、入库、安装和调试正常使用满1月后方可签署此验收单。</w:t>
+            </w:r>
+            <w:proofErr w:type="gramStart"/>
+            <w:r>
+              <w:rPr>
+                <w:rFonts w:ascii="Microsoft YaHei" w:eastAsia="Microsoft YaHei" w:hAnsi="Microsoft YaHei" w:hint="eastAsia"/>
+                <w:sz w:val="18"/>
+                <w:szCs w:val="18"/>
+              </w:rPr>
+              <w:t xml:space="preserve">★  ★  </w:t>
+            </w:r>
+            <w:proofErr w:type="gramEnd"/>
+            <w:r>
+              <w:rPr>
+                <w:rFonts w:ascii="Microsoft YaHei" w:eastAsia="Microsoft YaHei" w:hAnsi="Microsoft YaHei" w:hint="eastAsia"/>
+                <w:sz w:val="18"/>
+                <w:szCs w:val="18"/>
+              </w:rPr>
+              <w:t>★</w:t>
             </w:r>
           </w:p>
         </w:tc>

--- a/src/src/main/webapp/portal/asset/arrived/reportTemplate/AssetReportTemplateBatch.docx
+++ b/src/src/main/webapp/portal/asset/arrived/reportTemplate/AssetReportTemplateBatch.docx
@@ -712,63 +712,6 @@
                 <w:szCs w:val="18"/>
               </w:rPr>
               <w:t>}}</w:t>
-            </w:r>
-          </w:p>
-        </w:tc>
-      </w:tr>
-      <w:tr>
-        <w:trPr>
-          <w:trHeight w:val="438"/>
-        </w:trPr>
-        <w:tc>
-          <w:tcPr>
-            <w:tcW w:w="10456" w:type="dxa"/>
-            <w:gridSpan w:val="4"/>
-          </w:tcPr>
-          <w:p>
-            <w:pPr>
-              <w:jc w:val="center"/>
-              <w:rPr>
-                <w:rFonts w:ascii="Microsoft YaHei" w:eastAsia="Microsoft YaHei" w:hAnsi="Microsoft YaHei" w:cs="SimSun"/>
-                <w:sz w:val="18"/>
-                <w:szCs w:val="18"/>
-              </w:rPr>
-            </w:pPr>
-            <w:proofErr w:type="gramStart"/>
-            <w:r>
-              <w:rPr>
-                <w:rFonts w:ascii="Microsoft YaHei" w:eastAsia="Microsoft YaHei" w:hAnsi="Microsoft YaHei" w:hint="eastAsia"/>
-                <w:sz w:val="18"/>
-                <w:szCs w:val="18"/>
-              </w:rPr>
-              <w:t xml:space="preserve">★  ★  </w:t>
-            </w:r>
-            <w:proofErr w:type="gramEnd"/>
-            <w:r>
-              <w:rPr>
-                <w:rFonts w:ascii="Microsoft YaHei" w:eastAsia="Microsoft YaHei" w:hAnsi="Microsoft YaHei" w:hint="eastAsia"/>
-                <w:sz w:val="18"/>
-                <w:szCs w:val="18"/>
-              </w:rPr>
-              <w:t>★注意事项：设备全部到货、入库、安装和调试正常使用满1月后方可签署此验收单。</w:t>
-            </w:r>
-            <w:proofErr w:type="gramStart"/>
-            <w:r>
-              <w:rPr>
-                <w:rFonts w:ascii="Microsoft YaHei" w:eastAsia="Microsoft YaHei" w:hAnsi="Microsoft YaHei" w:hint="eastAsia"/>
-                <w:sz w:val="18"/>
-                <w:szCs w:val="18"/>
-              </w:rPr>
-              <w:t xml:space="preserve">★  ★  </w:t>
-            </w:r>
-            <w:proofErr w:type="gramEnd"/>
-            <w:r>
-              <w:rPr>
-                <w:rFonts w:ascii="Microsoft YaHei" w:eastAsia="Microsoft YaHei" w:hAnsi="Microsoft YaHei" w:hint="eastAsia"/>
-                <w:sz w:val="18"/>
-                <w:szCs w:val="18"/>
-              </w:rPr>
-              <w:t>★</w:t>
             </w:r>
           </w:p>
         </w:tc>

--- a/src/src/main/webapp/portal/asset/arrived/reportTemplate/AssetReportTemplateBatch.docx
+++ b/src/src/main/webapp/portal/asset/arrived/reportTemplate/AssetReportTemplateBatch.docx
@@ -76,22 +76,6 @@
           </wp:anchor>
         </w:drawing>
       </w:r>
-      <w:r>
-        <w:rPr>
-          <w:rFonts w:ascii="Microsoft YaHei" w:eastAsia="Microsoft YaHei" w:hAnsi="Microsoft YaHei" w:hint="eastAsia"/>
-          <w:sz w:val="18"/>
-          <w:szCs w:val="21"/>
-        </w:rPr>
-        <w:t xml:space="preserve">    </w:t>
-      </w:r>
-      <w:r>
-        <w:rPr>
-          <w:rFonts w:ascii="Microsoft YaHei" w:eastAsia="Microsoft YaHei" w:hAnsi="Microsoft YaHei" w:hint="eastAsia"/>
-          <w:sz w:val="18"/>
-          <w:szCs w:val="32"/>
-        </w:rPr>
-        <w:t xml:space="preserve">  </w:t>
-      </w:r>
     </w:p>
     <w:p>
       <w:pPr>
@@ -100,7 +84,8 @@
         <w:jc w:val="center"/>
         <w:rPr>
           <w:rFonts w:ascii="Microsoft YaHei" w:eastAsia="Microsoft YaHei" w:hAnsi="Microsoft YaHei"/>
-          <w:sz w:val="18"/>
+          <w:b/>
+          <w:sz w:val="32"/>
           <w:szCs w:val="32"/>
         </w:rPr>
       </w:pPr>
@@ -146,6 +131,63 @@
         <w:t>上海交通大学医学院附属第九人民医院固定资产验收单</w:t>
       </w:r>
     </w:p>
+    <w:p>
+      <w:pPr>
+        <w:rPr>
+          <w:rFonts w:hint="eastAsia"/>
+        </w:rPr>
+      </w:pPr>
+      <w:r>
+        <w:rPr>
+          <w:rFonts w:hint="eastAsia"/>
+          <w:b/>
+          <w:bCs/>
+        </w:rPr>
+        <w:t>院区</w:t>
+      </w:r>
+      <w:r>
+        <w:rPr>
+          <w:rFonts w:hint="eastAsia"/>
+          <w:b/>
+          <w:bCs/>
+        </w:rPr>
+        <w:t>：</w:t>
+      </w:r>
+      <w:r>
+        <w:rPr>
+          <w:rFonts w:ascii="Microsoft YaHei" w:eastAsia="Microsoft YaHei" w:hAnsi="Microsoft YaHei"/>
+          <w:sz w:val="18"/>
+          <w:szCs w:val="18"/>
+        </w:rPr>
+        <w:t>{</w:t>
+      </w:r>
+      <w:r>
+        <w:rPr>
+          <w:rFonts w:ascii="Microsoft YaHei" w:eastAsia="Microsoft YaHei" w:hAnsi="Microsoft YaHei"/>
+          <w:sz w:val="18"/>
+          <w:szCs w:val="18"/>
+        </w:rPr>
+        <w:t>{</w:t>
+      </w:r>
+      <w:proofErr w:type="spellStart"/>
+      <w:r>
+        <w:rPr>
+          <w:rFonts w:ascii="Microsoft YaHei" w:eastAsia="Microsoft YaHei" w:hAnsi="Microsoft YaHei"/>
+          <w:sz w:val="18"/>
+          <w:szCs w:val="18"/>
+        </w:rPr>
+        <w:t>site_name</w:t>
+      </w:r>
+      <w:proofErr w:type="spellEnd"/>
+      <w:r>
+        <w:rPr>
+          <w:rFonts w:ascii="Microsoft YaHei" w:eastAsia="Microsoft YaHei" w:hAnsi="Microsoft YaHei"/>
+          <w:sz w:val="18"/>
+          <w:szCs w:val="18"/>
+        </w:rPr>
+        <w:t>}}</w:t>
+      </w:r>
+    </w:p>
     <w:tbl>
       <w:tblPr>
         <w:tblStyle w:val="a3"/>
@@ -1376,16 +1418,6 @@
         </w:tc>
       </w:tr>
     </w:tbl>
-    <w:p>
-      <w:pPr>
-        <w:ind w:rightChars="-249" w:right="-523"/>
-        <w:rPr>
-          <w:rFonts w:ascii="Microsoft YaHei" w:eastAsia="Microsoft YaHei" w:hAnsi="Microsoft YaHei"/>
-          <w:sz w:val="18"/>
-          <w:szCs w:val="21"/>
-        </w:rPr>
-      </w:pPr>
-    </w:p>
     <w:p>
       <w:pPr>
         <w:ind w:rightChars="-249" w:right="-523"/>

--- a/src/src/main/webapp/portal/asset/arrived/reportTemplate/AssetReportTemplateBatch.docx
+++ b/src/src/main/webapp/portal/asset/arrived/reportTemplate/AssetReportTemplateBatch.docx
@@ -133,6 +133,7 @@
     </w:p>
     <w:p>
       <w:pPr>
+        <w:ind w:firstLineChars="3750" w:firstLine="7906"/>
         <w:rPr>
           <w:rFonts w:hint="eastAsia"/>
         </w:rPr>
